--- a/KURIKULUM2026_REVISI/024_RINGKAS_EKIVALENSI_UNTUK_AWAM.docx
+++ b/KURIKULUM2026_REVISI/024_RINGKAS_EKIVALENSI_UNTUK_AWAM.docx
@@ -1258,7 +1258,7 @@
                 <w:b w:val="0"/>
                 <w:sz w:val="18"/>
               </w:rPr>
-              <w:t>STI-307 Jaringan Komputer</w:t>
+              <w:t>STI-312 Jaringan Komputer</w:t>
             </w:r>
           </w:p>
         </w:tc>
@@ -1615,7 +1615,7 @@
                 <w:b w:val="0"/>
                 <w:sz w:val="18"/>
               </w:rPr>
-              <w:t>STI-603 Keamanan Informasi Lanjut</w:t>
+              <w:t>STI-626 Keamanan Informasi Lanjut</w:t>
             </w:r>
           </w:p>
         </w:tc>
@@ -2004,7 +2004,7 @@
           <w:color w:val="262626"/>
           <w:sz w:val="19"/>
         </w:rPr>
-        <w:t>Kelima mata kuliah berikut belum pernah ada pada Kurikulum 2025 sehingga tidak dapat diakui dari nilai lama. Dua di antaranya, yaitu STI-103 Arsitektur dan Organisasi Sistem Teknologi Informasi serta STI-307 Jaringan Komputer, menjadi prasyarat bagi mata kuliah lain. Keduanya harus disisipkan paling lambat pada Semester 5 agar tidak menghambat mata kuliah lanjutan.</w:t>
+        <w:t>Kelima mata kuliah berikut belum pernah ada pada Kurikulum 2025 sehingga tidak dapat diakui dari nilai lama. Dua di antaranya, yaitu STI-103 Arsitektur dan Organisasi Sistem Teknologi Informasi serta STI-312 Jaringan Komputer, menjadi prasyarat bagi mata kuliah lain. Keduanya harus disisipkan paling lambat pada Semester 5 agar tidak menghambat mata kuliah lanjutan.</w:t>
       </w:r>
     </w:p>
     <w:tbl>
@@ -2372,7 +2372,7 @@
                 <w:b w:val="0"/>
                 <w:sz w:val="19"/>
               </w:rPr>
-              <w:t>STI-307</w:t>
+              <w:t>STI-312</w:t>
             </w:r>
           </w:p>
         </w:tc>
@@ -2471,7 +2471,7 @@
                 <w:b w:val="0"/>
                 <w:sz w:val="19"/>
               </w:rPr>
-              <w:t>STI-603</w:t>
+              <w:t>STI-626</w:t>
             </w:r>
           </w:p>
         </w:tc>
@@ -2914,7 +2914,7 @@
                 <w:b w:val="0"/>
                 <w:sz w:val="16"/>
               </w:rPr>
-              <w:t>STI-201 Matematika Diskrit dan Logika</w:t>
+              <w:t>STI-204 Matematika Diskrit dan Logika</w:t>
             </w:r>
           </w:p>
         </w:tc>
@@ -3051,7 +3051,7 @@
                 <w:b w:val="0"/>
                 <w:sz w:val="16"/>
               </w:rPr>
-              <w:t>STI-503 Data Mining &amp; Visualisasi Data</w:t>
+              <w:t>STI-520 Data Mining &amp; Visualisasi Data</w:t>
             </w:r>
           </w:p>
         </w:tc>
@@ -3109,7 +3109,7 @@
                 <w:b w:val="0"/>
                 <w:sz w:val="16"/>
               </w:rPr>
-              <w:t>Visualisasi tanpa didahului penambangan data menyebabkan MK Sem 2 mengajarkan alat tanpa substansi analitik. Digabung pada Sem 5 setelah `STI-401` Machine Learning</w:t>
+              <w:t>Visualisasi tanpa didahului penambangan data menyebabkan MK Sem 2 mengajarkan alat tanpa substansi analitik. Digabung pada Sem 5 setelah `STI-413` Machine Learning</w:t>
             </w:r>
           </w:p>
         </w:tc>
@@ -3188,7 +3188,7 @@
                 <w:b w:val="0"/>
                 <w:sz w:val="16"/>
               </w:rPr>
-              <w:t>STI-303 UI/UX Design &amp; Prototyping</w:t>
+              <w:t>STI-308 UI/UX Design &amp; Prototyping</w:t>
             </w:r>
           </w:p>
         </w:tc>
@@ -4840,7 +4840,7 @@
                 <w:b w:val="0"/>
                 <w:sz w:val="15"/>
               </w:rPr>
-              <w:t>STI-201</w:t>
+              <w:t>STI-204</w:t>
             </w:r>
           </w:p>
         </w:tc>
@@ -5560,7 +5560,7 @@
                 <w:b w:val="0"/>
                 <w:sz w:val="15"/>
               </w:rPr>
-              <w:t>STI-201</w:t>
+              <w:t>STI-204</w:t>
             </w:r>
           </w:p>
         </w:tc>
@@ -6100,7 +6100,7 @@
                 <w:b w:val="0"/>
                 <w:sz w:val="15"/>
               </w:rPr>
-              <w:t>STI-503</w:t>
+              <w:t>STI-520</w:t>
             </w:r>
           </w:p>
         </w:tc>
@@ -6280,7 +6280,7 @@
                 <w:b w:val="0"/>
                 <w:sz w:val="15"/>
               </w:rPr>
-              <w:t>STI-202</w:t>
+              <w:t>STI-205</w:t>
             </w:r>
           </w:p>
         </w:tc>
@@ -6460,7 +6460,7 @@
                 <w:b w:val="0"/>
                 <w:sz w:val="15"/>
               </w:rPr>
-              <w:t>STI-301</w:t>
+              <w:t>STI-306</w:t>
             </w:r>
           </w:p>
         </w:tc>
@@ -6640,7 +6640,7 @@
                 <w:b w:val="0"/>
                 <w:sz w:val="15"/>
               </w:rPr>
-              <w:t>STI-305</w:t>
+              <w:t>STI-310</w:t>
             </w:r>
           </w:p>
         </w:tc>
@@ -6820,7 +6820,7 @@
                 <w:b w:val="0"/>
                 <w:sz w:val="15"/>
               </w:rPr>
-              <w:t>STI-306</w:t>
+              <w:t>STI-311</w:t>
             </w:r>
           </w:p>
         </w:tc>
@@ -7000,7 +7000,7 @@
                 <w:b w:val="0"/>
                 <w:sz w:val="15"/>
               </w:rPr>
-              <w:t>STI-405</w:t>
+              <w:t>STI-418</w:t>
             </w:r>
           </w:p>
         </w:tc>
@@ -7180,7 +7180,7 @@
                 <w:b w:val="0"/>
                 <w:sz w:val="15"/>
               </w:rPr>
-              <w:t>STI-303</w:t>
+              <w:t>STI-308</w:t>
             </w:r>
           </w:p>
         </w:tc>
@@ -8259,7 +8259,7 @@
                 <w:b w:val="0"/>
                 <w:sz w:val="15"/>
               </w:rPr>
-              <w:t>STI-302</w:t>
+              <w:t>STI-307</w:t>
             </w:r>
           </w:p>
         </w:tc>
@@ -8439,7 +8439,7 @@
                 <w:b w:val="0"/>
                 <w:sz w:val="15"/>
               </w:rPr>
-              <w:t>STI-505</w:t>
+              <w:t>STI-522</w:t>
             </w:r>
           </w:p>
         </w:tc>
@@ -8619,7 +8619,7 @@
                 <w:b w:val="0"/>
                 <w:sz w:val="15"/>
               </w:rPr>
-              <w:t>STI-403</w:t>
+              <w:t>STI-414</w:t>
             </w:r>
           </w:p>
         </w:tc>
@@ -8799,7 +8799,7 @@
                 <w:b w:val="0"/>
                 <w:sz w:val="15"/>
               </w:rPr>
-              <w:t>STI-506</w:t>
+              <w:t>STI-523</w:t>
             </w:r>
           </w:p>
         </w:tc>
@@ -8979,7 +8979,7 @@
                 <w:b w:val="0"/>
                 <w:sz w:val="15"/>
               </w:rPr>
-              <w:t>STI-701</w:t>
+              <w:t>STI-728</w:t>
             </w:r>
           </w:p>
         </w:tc>
@@ -9877,7 +9877,7 @@
                 <w:b w:val="0"/>
                 <w:sz w:val="15"/>
               </w:rPr>
-              <w:t>STI-407</w:t>
+              <w:t>STI-416</w:t>
             </w:r>
           </w:p>
         </w:tc>
@@ -10057,7 +10057,7 @@
                 <w:b w:val="0"/>
                 <w:sz w:val="15"/>
               </w:rPr>
-              <w:t>STI-504</w:t>
+              <w:t>STI-521</w:t>
             </w:r>
           </w:p>
         </w:tc>
@@ -10237,7 +10237,7 @@
                 <w:b w:val="0"/>
                 <w:sz w:val="15"/>
               </w:rPr>
-              <w:t>STI-404</w:t>
+              <w:t>STI-417</w:t>
             </w:r>
           </w:p>
         </w:tc>
@@ -10417,7 +10417,7 @@
                 <w:b w:val="0"/>
                 <w:sz w:val="15"/>
               </w:rPr>
-              <w:t>STI-403</w:t>
+              <w:t>STI-414</w:t>
             </w:r>
           </w:p>
         </w:tc>
@@ -10777,7 +10777,7 @@
                 <w:b w:val="0"/>
                 <w:sz w:val="15"/>
               </w:rPr>
-              <w:t>STI-402</w:t>
+              <w:t>STI-415</w:t>
             </w:r>
           </w:p>
         </w:tc>
@@ -11137,7 +11137,7 @@
                 <w:b w:val="0"/>
                 <w:sz w:val="15"/>
               </w:rPr>
-              <w:t>STI-304</w:t>
+              <w:t>STI-309</w:t>
             </w:r>
           </w:p>
         </w:tc>
@@ -11497,7 +11497,7 @@
                 <w:b w:val="0"/>
                 <w:sz w:val="15"/>
               </w:rPr>
-              <w:t>STI-501</w:t>
+              <w:t>STI-519</w:t>
             </w:r>
           </w:p>
         </w:tc>
@@ -11677,7 +11677,7 @@
                 <w:b w:val="0"/>
                 <w:sz w:val="15"/>
               </w:rPr>
-              <w:t>STI-303</w:t>
+              <w:t>STI-308</w:t>
             </w:r>
           </w:p>
         </w:tc>
@@ -11857,7 +11857,7 @@
                 <w:b w:val="0"/>
                 <w:sz w:val="15"/>
               </w:rPr>
-              <w:t>STI-401</w:t>
+              <w:t>STI-413</w:t>
             </w:r>
           </w:p>
         </w:tc>
@@ -12037,7 +12037,7 @@
                 <w:b w:val="0"/>
                 <w:sz w:val="15"/>
               </w:rPr>
-              <w:t>STI-602</w:t>
+              <w:t>STI-625</w:t>
             </w:r>
           </w:p>
         </w:tc>
@@ -12756,7 +12756,7 @@
                 <w:b w:val="0"/>
                 <w:sz w:val="15"/>
               </w:rPr>
-              <w:t>STI-604</w:t>
+              <w:t>STI-627</w:t>
             </w:r>
           </w:p>
         </w:tc>
@@ -12936,7 +12936,7 @@
                 <w:b w:val="0"/>
                 <w:sz w:val="15"/>
               </w:rPr>
-              <w:t>STI-503</w:t>
+              <w:t>STI-520</w:t>
             </w:r>
           </w:p>
         </w:tc>
@@ -13116,7 +13116,7 @@
                 <w:b w:val="0"/>
                 <w:sz w:val="15"/>
               </w:rPr>
-              <w:t>STI-601</w:t>
+              <w:t>STI-624</w:t>
             </w:r>
           </w:p>
         </w:tc>
@@ -13296,7 +13296,7 @@
                 <w:b w:val="0"/>
                 <w:sz w:val="15"/>
               </w:rPr>
-              <w:t>STI-701</w:t>
+              <w:t>STI-728</w:t>
             </w:r>
           </w:p>
         </w:tc>
@@ -16110,7 +16110,7 @@
                 <w:b w:val="0"/>
                 <w:sz w:val="15"/>
               </w:rPr>
-              <w:t>STI-201</w:t>
+              <w:t>STI-204</w:t>
             </w:r>
           </w:p>
         </w:tc>
@@ -16250,7 +16250,7 @@
                 <w:b w:val="0"/>
                 <w:sz w:val="15"/>
               </w:rPr>
-              <w:t>STI-202</w:t>
+              <w:t>STI-205</w:t>
             </w:r>
           </w:p>
         </w:tc>
@@ -16390,7 +16390,7 @@
                 <w:b w:val="0"/>
                 <w:sz w:val="15"/>
               </w:rPr>
-              <w:t>STI-301</w:t>
+              <w:t>STI-306</w:t>
             </w:r>
           </w:p>
         </w:tc>
@@ -16530,7 +16530,7 @@
                 <w:b w:val="0"/>
                 <w:sz w:val="15"/>
               </w:rPr>
-              <w:t>STI-302</w:t>
+              <w:t>STI-307</w:t>
             </w:r>
           </w:p>
         </w:tc>
@@ -16670,7 +16670,7 @@
                 <w:b w:val="0"/>
                 <w:sz w:val="15"/>
               </w:rPr>
-              <w:t>STI-303</w:t>
+              <w:t>STI-308</w:t>
             </w:r>
           </w:p>
         </w:tc>
@@ -16810,7 +16810,7 @@
                 <w:b w:val="0"/>
                 <w:sz w:val="15"/>
               </w:rPr>
-              <w:t>STI-304</w:t>
+              <w:t>STI-309</w:t>
             </w:r>
           </w:p>
         </w:tc>
@@ -16950,7 +16950,7 @@
                 <w:b w:val="0"/>
                 <w:sz w:val="15"/>
               </w:rPr>
-              <w:t>STI-305</w:t>
+              <w:t>STI-310</w:t>
             </w:r>
           </w:p>
         </w:tc>
@@ -17090,7 +17090,7 @@
                 <w:b w:val="0"/>
                 <w:sz w:val="15"/>
               </w:rPr>
-              <w:t>STI-306</w:t>
+              <w:t>STI-311</w:t>
             </w:r>
           </w:p>
         </w:tc>
@@ -17230,7 +17230,7 @@
                 <w:b w:val="0"/>
                 <w:sz w:val="15"/>
               </w:rPr>
-              <w:t>STI-307</w:t>
+              <w:t>STI-312</w:t>
             </w:r>
           </w:p>
         </w:tc>
@@ -17790,7 +17790,7 @@
                 <w:b w:val="0"/>
                 <w:sz w:val="15"/>
               </w:rPr>
-              <w:t>STI-401</w:t>
+              <w:t>STI-413</w:t>
             </w:r>
           </w:p>
         </w:tc>
@@ -17930,7 +17930,7 @@
                 <w:b w:val="0"/>
                 <w:sz w:val="15"/>
               </w:rPr>
-              <w:t>STI-402</w:t>
+              <w:t>STI-414</w:t>
             </w:r>
           </w:p>
         </w:tc>
@@ -17949,7 +17949,7 @@
                 <w:b w:val="0"/>
                 <w:sz w:val="15"/>
               </w:rPr>
-              <w:t>Data Warehouse &amp; Business Intelligence</w:t>
+              <w:t>Pengantar NLP &amp; Information Retrieval</w:t>
             </w:r>
           </w:p>
         </w:tc>
@@ -17969,7 +17969,7 @@
                 <w:b w:val="0"/>
                 <w:sz w:val="15"/>
               </w:rPr>
-              <w:t>3</w:t>
+              <w:t>2</w:t>
             </w:r>
           </w:p>
         </w:tc>
@@ -18007,7 +18007,7 @@
                 <w:b w:val="0"/>
                 <w:sz w:val="15"/>
               </w:rPr>
-              <w:t>STI-530</w:t>
+              <w:t>STI-528</w:t>
             </w:r>
           </w:p>
         </w:tc>
@@ -18070,7 +18070,7 @@
                 <w:b w:val="0"/>
                 <w:sz w:val="15"/>
               </w:rPr>
-              <w:t>STI-403</w:t>
+              <w:t>STI-415</w:t>
             </w:r>
           </w:p>
         </w:tc>
@@ -18089,7 +18089,7 @@
                 <w:b w:val="0"/>
                 <w:sz w:val="15"/>
               </w:rPr>
-              <w:t>Pengantar NLP &amp; Information Retrieval</w:t>
+              <w:t>Data Warehouse &amp; Business Intelligence</w:t>
             </w:r>
           </w:p>
         </w:tc>
@@ -18109,7 +18109,7 @@
                 <w:b w:val="0"/>
                 <w:sz w:val="15"/>
               </w:rPr>
-              <w:t>2</w:t>
+              <w:t>3</w:t>
             </w:r>
           </w:p>
         </w:tc>
@@ -18147,7 +18147,7 @@
                 <w:b w:val="0"/>
                 <w:sz w:val="15"/>
               </w:rPr>
-              <w:t>STI-528</w:t>
+              <w:t>STI-530</w:t>
             </w:r>
           </w:p>
         </w:tc>
@@ -18210,7 +18210,147 @@
                 <w:b w:val="0"/>
                 <w:sz w:val="15"/>
               </w:rPr>
-              <w:t>STI-404</w:t>
+              <w:t>STI-416</w:t>
+            </w:r>
+          </w:p>
+        </w:tc>
+        <w:tc>
+          <w:tcPr>
+            <w:tcW w:type="dxa" w:w="4195"/>
+          </w:tcPr>
+          <w:p>
+            <w:pPr>
+              <w:spacing w:before="20" w:after="20"/>
+            </w:pPr>
+            <w:r/>
+            <w:r>
+              <w:rPr>
+                <w:rFonts w:ascii="Calibri" w:hAnsi="Calibri"/>
+                <w:b w:val="0"/>
+                <w:sz w:val="15"/>
+              </w:rPr>
+              <w:t>Web Back End Development</w:t>
+            </w:r>
+          </w:p>
+        </w:tc>
+        <w:tc>
+          <w:tcPr>
+            <w:tcW w:type="dxa" w:w="624"/>
+          </w:tcPr>
+          <w:p>
+            <w:pPr>
+              <w:spacing w:before="20" w:after="20"/>
+              <w:jc w:val="center"/>
+            </w:pPr>
+            <w:r/>
+            <w:r>
+              <w:rPr>
+                <w:rFonts w:ascii="Calibri" w:hAnsi="Calibri"/>
+                <w:b w:val="0"/>
+                <w:sz w:val="15"/>
+              </w:rPr>
+              <w:t>3</w:t>
+            </w:r>
+          </w:p>
+        </w:tc>
+        <w:tc>
+          <w:tcPr>
+            <w:tcW w:type="dxa" w:w="3628"/>
+          </w:tcPr>
+          <w:p>
+            <w:pPr>
+              <w:spacing w:before="20" w:after="20"/>
+            </w:pPr>
+            <w:r/>
+            <w:r>
+              <w:rPr>
+                <w:rFonts w:ascii="Calibri" w:hAnsi="Calibri"/>
+                <w:b w:val="0"/>
+                <w:sz w:val="15"/>
+              </w:rPr>
+              <w:t>Paket wajib</w:t>
+            </w:r>
+          </w:p>
+        </w:tc>
+        <w:tc>
+          <w:tcPr>
+            <w:tcW w:type="dxa" w:w="1928"/>
+          </w:tcPr>
+          <w:p>
+            <w:pPr>
+              <w:spacing w:before="20" w:after="20"/>
+            </w:pPr>
+            <w:r/>
+            <w:r>
+              <w:rPr>
+                <w:rFonts w:ascii="Calibri" w:hAnsi="Calibri"/>
+                <w:b w:val="0"/>
+                <w:sz w:val="15"/>
+              </w:rPr>
+              <w:t>STI-525</w:t>
+            </w:r>
+          </w:p>
+        </w:tc>
+        <w:tc>
+          <w:tcPr>
+            <w:tcW w:type="dxa" w:w="1928"/>
+            <w:shd w:fill="C6EFCE"/>
+          </w:tcPr>
+          <w:p>
+            <w:pPr>
+              <w:spacing w:before="20" w:after="20"/>
+              <w:jc w:val="center"/>
+            </w:pPr>
+            <w:r/>
+            <w:r>
+              <w:rPr>
+                <w:rFonts w:ascii="Calibri" w:hAnsi="Calibri"/>
+                <w:b/>
+                <w:color w:val="006100"/>
+                <w:sz w:val="15"/>
+              </w:rPr>
+              <w:t>Diakui penuh</w:t>
+            </w:r>
+          </w:p>
+        </w:tc>
+      </w:tr>
+      <w:tr>
+        <w:tc>
+          <w:tcPr>
+            <w:tcW w:type="dxa" w:w="624"/>
+          </w:tcPr>
+          <w:p>
+            <w:pPr>
+              <w:spacing w:before="20" w:after="20"/>
+              <w:jc w:val="center"/>
+            </w:pPr>
+            <w:r/>
+            <w:r>
+              <w:rPr>
+                <w:rFonts w:ascii="Calibri" w:hAnsi="Calibri"/>
+                <w:b w:val="0"/>
+                <w:sz w:val="15"/>
+              </w:rPr>
+              <w:t>4</w:t>
+            </w:r>
+          </w:p>
+        </w:tc>
+        <w:tc>
+          <w:tcPr>
+            <w:tcW w:type="dxa" w:w="1247"/>
+          </w:tcPr>
+          <w:p>
+            <w:pPr>
+              <w:spacing w:before="20" w:after="20"/>
+            </w:pPr>
+            <w:r/>
+            <w:r>
+              <w:rPr>
+                <w:rFonts w:ascii="Calibri" w:hAnsi="Calibri"/>
+                <w:b w:val="0"/>
+                <w:sz w:val="15"/>
+              </w:rPr>
+              <w:t>STI-417</w:t>
             </w:r>
           </w:p>
         </w:tc>
@@ -18350,7 +18490,7 @@
                 <w:b w:val="0"/>
                 <w:sz w:val="15"/>
               </w:rPr>
-              <w:t>STI-405</w:t>
+              <w:t>STI-418</w:t>
             </w:r>
           </w:p>
         </w:tc>
@@ -18471,7 +18611,7 @@
                 <w:b w:val="0"/>
                 <w:sz w:val="15"/>
               </w:rPr>
-              <w:t>4</w:t>
+              <w:t>5</w:t>
             </w:r>
           </w:p>
         </w:tc>
@@ -18490,7 +18630,7 @@
                 <w:b w:val="0"/>
                 <w:sz w:val="15"/>
               </w:rPr>
-              <w:t>STI-407</w:t>
+              <w:t>MKU-507</w:t>
             </w:r>
           </w:p>
         </w:tc>
@@ -18509,7 +18649,7 @@
                 <w:b w:val="0"/>
                 <w:sz w:val="15"/>
               </w:rPr>
-              <w:t>Web Back End Development</w:t>
+              <w:t>Kuliah Pengabdian Kepada Masyarakat (KPM)</w:t>
             </w:r>
           </w:p>
         </w:tc>
@@ -18567,7 +18707,7 @@
                 <w:b w:val="0"/>
                 <w:sz w:val="15"/>
               </w:rPr>
-              <w:t>STI-525</w:t>
+              <w:t>MKU-507</w:t>
             </w:r>
           </w:p>
         </w:tc>
@@ -18630,7 +18770,7 @@
                 <w:b w:val="0"/>
                 <w:sz w:val="15"/>
               </w:rPr>
-              <w:t>MKU-507</w:t>
+              <w:t>MKU-508</w:t>
             </w:r>
           </w:p>
         </w:tc>
@@ -18649,7 +18789,7 @@
                 <w:b w:val="0"/>
                 <w:sz w:val="15"/>
               </w:rPr>
-              <w:t>Kuliah Pengabdian Kepada Masyarakat (KPM)</w:t>
+              <w:t>Kewirausahaan II</w:t>
             </w:r>
           </w:p>
         </w:tc>
@@ -18669,7 +18809,7 @@
                 <w:b w:val="0"/>
                 <w:sz w:val="15"/>
               </w:rPr>
-              <w:t>3</w:t>
+              <w:t>0</w:t>
             </w:r>
           </w:p>
         </w:tc>
@@ -18707,7 +18847,7 @@
                 <w:b w:val="0"/>
                 <w:sz w:val="15"/>
               </w:rPr>
-              <w:t>MKU-507</w:t>
+              <w:t>MKU-508</w:t>
             </w:r>
           </w:p>
         </w:tc>
@@ -18770,7 +18910,7 @@
                 <w:b w:val="0"/>
                 <w:sz w:val="15"/>
               </w:rPr>
-              <w:t>MKU-508</w:t>
+              <w:t>STA-01</w:t>
             </w:r>
           </w:p>
         </w:tc>
@@ -18789,7 +18929,7 @@
                 <w:b w:val="0"/>
                 <w:sz w:val="15"/>
               </w:rPr>
-              <w:t>Kewirausahaan II</w:t>
+              <w:t>Decision Support Systems</w:t>
             </w:r>
           </w:p>
         </w:tc>
@@ -18809,7 +18949,7 @@
                 <w:b w:val="0"/>
                 <w:sz w:val="15"/>
               </w:rPr>
-              <w:t>0</w:t>
+              <w:t>3</w:t>
             </w:r>
           </w:p>
         </w:tc>
@@ -18828,7 +18968,7 @@
                 <w:b w:val="0"/>
                 <w:sz w:val="15"/>
               </w:rPr>
-              <w:t>Paket wajib</w:t>
+              <w:t>P1 Integrated Smart Systems</w:t>
             </w:r>
           </w:p>
         </w:tc>
@@ -18847,7 +18987,7 @@
                 <w:b w:val="0"/>
                 <w:sz w:val="15"/>
               </w:rPr>
-              <w:t>MKU-508</w:t>
+              <w:t>STI-633</w:t>
             </w:r>
           </w:p>
         </w:tc>
@@ -18910,7 +19050,7 @@
                 <w:b w:val="0"/>
                 <w:sz w:val="15"/>
               </w:rPr>
-              <w:t>STA-01</w:t>
+              <w:t>STB-01</w:t>
             </w:r>
           </w:p>
         </w:tc>
@@ -18929,7 +19069,7 @@
                 <w:b w:val="0"/>
                 <w:sz w:val="15"/>
               </w:rPr>
-              <w:t>Decision Support Systems</w:t>
+              <w:t>Network Security and Digital Forensics</w:t>
             </w:r>
           </w:p>
         </w:tc>
@@ -18968,7 +19108,7 @@
                 <w:b w:val="0"/>
                 <w:sz w:val="15"/>
               </w:rPr>
-              <w:t>P1 Integrated Smart Systems</w:t>
+              <w:t>P2 Cloud Infrastructure &amp; Cybersecurity</w:t>
             </w:r>
           </w:p>
         </w:tc>
@@ -18987,7 +19127,7 @@
                 <w:b w:val="0"/>
                 <w:sz w:val="15"/>
               </w:rPr>
-              <w:t>STI-633</w:t>
+              <w:t>STI-529</w:t>
             </w:r>
           </w:p>
         </w:tc>
@@ -19050,7 +19190,7 @@
                 <w:b w:val="0"/>
                 <w:sz w:val="15"/>
               </w:rPr>
-              <w:t>STB-01</w:t>
+              <w:t>STC-01</w:t>
             </w:r>
           </w:p>
         </w:tc>
@@ -19069,7 +19209,7 @@
                 <w:b w:val="0"/>
                 <w:sz w:val="15"/>
               </w:rPr>
-              <w:t>Network Security and Digital Forensics</w:t>
+              <w:t>User Experience Research &amp; Design</w:t>
             </w:r>
           </w:p>
         </w:tc>
@@ -19108,7 +19248,7 @@
                 <w:b w:val="0"/>
                 <w:sz w:val="15"/>
               </w:rPr>
-              <w:t>P2 Cloud Infrastructure &amp; Cybersecurity</w:t>
+              <w:t>P3 Digital Platform Engineering</w:t>
             </w:r>
           </w:p>
         </w:tc>
@@ -19127,7 +19267,427 @@
                 <w:b w:val="0"/>
                 <w:sz w:val="15"/>
               </w:rPr>
-              <w:t>STI-529</w:t>
+              <w:t>—</w:t>
+            </w:r>
+          </w:p>
+        </w:tc>
+        <w:tc>
+          <w:tcPr>
+            <w:tcW w:type="dxa" w:w="1928"/>
+            <w:shd w:fill="FFC7CE"/>
+          </w:tcPr>
+          <w:p>
+            <w:pPr>
+              <w:spacing w:before="20" w:after="20"/>
+              <w:jc w:val="center"/>
+            </w:pPr>
+            <w:r/>
+            <w:r>
+              <w:rPr>
+                <w:rFonts w:ascii="Calibri" w:hAnsi="Calibri"/>
+                <w:b/>
+                <w:color w:val="9C0006"/>
+                <w:sz w:val="15"/>
+              </w:rPr>
+              <w:t>Wajib ditempuh</w:t>
+            </w:r>
+          </w:p>
+        </w:tc>
+      </w:tr>
+      <w:tr>
+        <w:tc>
+          <w:tcPr>
+            <w:tcW w:type="dxa" w:w="624"/>
+          </w:tcPr>
+          <w:p>
+            <w:pPr>
+              <w:spacing w:before="20" w:after="20"/>
+              <w:jc w:val="center"/>
+            </w:pPr>
+            <w:r/>
+            <w:r>
+              <w:rPr>
+                <w:rFonts w:ascii="Calibri" w:hAnsi="Calibri"/>
+                <w:b w:val="0"/>
+                <w:sz w:val="15"/>
+              </w:rPr>
+              <w:t>5</w:t>
+            </w:r>
+          </w:p>
+        </w:tc>
+        <w:tc>
+          <w:tcPr>
+            <w:tcW w:type="dxa" w:w="1247"/>
+          </w:tcPr>
+          <w:p>
+            <w:pPr>
+              <w:spacing w:before="20" w:after="20"/>
+            </w:pPr>
+            <w:r/>
+            <w:r>
+              <w:rPr>
+                <w:rFonts w:ascii="Calibri" w:hAnsi="Calibri"/>
+                <w:b w:val="0"/>
+                <w:sz w:val="15"/>
+              </w:rPr>
+              <w:t>STI-519</w:t>
+            </w:r>
+          </w:p>
+        </w:tc>
+        <w:tc>
+          <w:tcPr>
+            <w:tcW w:type="dxa" w:w="4195"/>
+          </w:tcPr>
+          <w:p>
+            <w:pPr>
+              <w:spacing w:before="20" w:after="20"/>
+            </w:pPr>
+            <w:r/>
+            <w:r>
+              <w:rPr>
+                <w:rFonts w:ascii="Calibri" w:hAnsi="Calibri"/>
+                <w:b w:val="0"/>
+                <w:sz w:val="15"/>
+              </w:rPr>
+              <w:t>Deep Learning &amp; Neural Networks</w:t>
+            </w:r>
+          </w:p>
+        </w:tc>
+        <w:tc>
+          <w:tcPr>
+            <w:tcW w:type="dxa" w:w="624"/>
+          </w:tcPr>
+          <w:p>
+            <w:pPr>
+              <w:spacing w:before="20" w:after="20"/>
+              <w:jc w:val="center"/>
+            </w:pPr>
+            <w:r/>
+            <w:r>
+              <w:rPr>
+                <w:rFonts w:ascii="Calibri" w:hAnsi="Calibri"/>
+                <w:b w:val="0"/>
+                <w:sz w:val="15"/>
+              </w:rPr>
+              <w:t>3</w:t>
+            </w:r>
+          </w:p>
+        </w:tc>
+        <w:tc>
+          <w:tcPr>
+            <w:tcW w:type="dxa" w:w="3628"/>
+          </w:tcPr>
+          <w:p>
+            <w:pPr>
+              <w:spacing w:before="20" w:after="20"/>
+            </w:pPr>
+            <w:r/>
+            <w:r>
+              <w:rPr>
+                <w:rFonts w:ascii="Calibri" w:hAnsi="Calibri"/>
+                <w:b w:val="0"/>
+                <w:sz w:val="15"/>
+              </w:rPr>
+              <w:t>Paket wajib</w:t>
+            </w:r>
+          </w:p>
+        </w:tc>
+        <w:tc>
+          <w:tcPr>
+            <w:tcW w:type="dxa" w:w="1928"/>
+          </w:tcPr>
+          <w:p>
+            <w:pPr>
+              <w:spacing w:before="20" w:after="20"/>
+            </w:pPr>
+            <w:r/>
+            <w:r>
+              <w:rPr>
+                <w:rFonts w:ascii="Calibri" w:hAnsi="Calibri"/>
+                <w:b w:val="0"/>
+                <w:sz w:val="15"/>
+              </w:rPr>
+              <w:t>STI-634</w:t>
+            </w:r>
+          </w:p>
+        </w:tc>
+        <w:tc>
+          <w:tcPr>
+            <w:tcW w:type="dxa" w:w="1928"/>
+            <w:shd w:fill="FFEB9C"/>
+          </w:tcPr>
+          <w:p>
+            <w:pPr>
+              <w:spacing w:before="20" w:after="20"/>
+              <w:jc w:val="center"/>
+            </w:pPr>
+            <w:r/>
+            <w:r>
+              <w:rPr>
+                <w:rFonts w:ascii="Calibri" w:hAnsi="Calibri"/>
+                <w:b/>
+                <w:color w:val="9C5700"/>
+                <w:sz w:val="15"/>
+              </w:rPr>
+              <w:t>Diakui bersyarat</w:t>
+            </w:r>
+          </w:p>
+        </w:tc>
+      </w:tr>
+      <w:tr>
+        <w:tc>
+          <w:tcPr>
+            <w:tcW w:type="dxa" w:w="624"/>
+          </w:tcPr>
+          <w:p>
+            <w:pPr>
+              <w:spacing w:before="20" w:after="20"/>
+              <w:jc w:val="center"/>
+            </w:pPr>
+            <w:r/>
+            <w:r>
+              <w:rPr>
+                <w:rFonts w:ascii="Calibri" w:hAnsi="Calibri"/>
+                <w:b w:val="0"/>
+                <w:sz w:val="15"/>
+              </w:rPr>
+              <w:t>5</w:t>
+            </w:r>
+          </w:p>
+        </w:tc>
+        <w:tc>
+          <w:tcPr>
+            <w:tcW w:type="dxa" w:w="1247"/>
+          </w:tcPr>
+          <w:p>
+            <w:pPr>
+              <w:spacing w:before="20" w:after="20"/>
+            </w:pPr>
+            <w:r/>
+            <w:r>
+              <w:rPr>
+                <w:rFonts w:ascii="Calibri" w:hAnsi="Calibri"/>
+                <w:b w:val="0"/>
+                <w:sz w:val="15"/>
+              </w:rPr>
+              <w:t>STI-520</w:t>
+            </w:r>
+          </w:p>
+        </w:tc>
+        <w:tc>
+          <w:tcPr>
+            <w:tcW w:type="dxa" w:w="4195"/>
+          </w:tcPr>
+          <w:p>
+            <w:pPr>
+              <w:spacing w:before="20" w:after="20"/>
+            </w:pPr>
+            <w:r/>
+            <w:r>
+              <w:rPr>
+                <w:rFonts w:ascii="Calibri" w:hAnsi="Calibri"/>
+                <w:b w:val="0"/>
+                <w:sz w:val="15"/>
+              </w:rPr>
+              <w:t>Data Mining &amp; Visualisasi Data</w:t>
+            </w:r>
+          </w:p>
+        </w:tc>
+        <w:tc>
+          <w:tcPr>
+            <w:tcW w:type="dxa" w:w="624"/>
+          </w:tcPr>
+          <w:p>
+            <w:pPr>
+              <w:spacing w:before="20" w:after="20"/>
+              <w:jc w:val="center"/>
+            </w:pPr>
+            <w:r/>
+            <w:r>
+              <w:rPr>
+                <w:rFonts w:ascii="Calibri" w:hAnsi="Calibri"/>
+                <w:b w:val="0"/>
+                <w:sz w:val="15"/>
+              </w:rPr>
+              <w:t>3</w:t>
+            </w:r>
+          </w:p>
+        </w:tc>
+        <w:tc>
+          <w:tcPr>
+            <w:tcW w:type="dxa" w:w="3628"/>
+          </w:tcPr>
+          <w:p>
+            <w:pPr>
+              <w:spacing w:before="20" w:after="20"/>
+            </w:pPr>
+            <w:r/>
+            <w:r>
+              <w:rPr>
+                <w:rFonts w:ascii="Calibri" w:hAnsi="Calibri"/>
+                <w:b w:val="0"/>
+                <w:sz w:val="15"/>
+              </w:rPr>
+              <w:t>Paket wajib</w:t>
+            </w:r>
+          </w:p>
+        </w:tc>
+        <w:tc>
+          <w:tcPr>
+            <w:tcW w:type="dxa" w:w="1928"/>
+          </w:tcPr>
+          <w:p>
+            <w:pPr>
+              <w:spacing w:before="20" w:after="20"/>
+            </w:pPr>
+            <w:r/>
+            <w:r>
+              <w:rPr>
+                <w:rFonts w:ascii="Calibri" w:hAnsi="Calibri"/>
+                <w:b w:val="0"/>
+                <w:sz w:val="15"/>
+              </w:rPr>
+              <w:t>STI-208 + STI-740</w:t>
+            </w:r>
+          </w:p>
+        </w:tc>
+        <w:tc>
+          <w:tcPr>
+            <w:tcW w:type="dxa" w:w="1928"/>
+            <w:shd w:fill="BDD7EE"/>
+          </w:tcPr>
+          <w:p>
+            <w:pPr>
+              <w:spacing w:before="20" w:after="20"/>
+              <w:jc w:val="center"/>
+            </w:pPr>
+            <w:r/>
+            <w:r>
+              <w:rPr>
+                <w:rFonts w:ascii="Calibri" w:hAnsi="Calibri"/>
+                <w:b/>
+                <w:color w:val="1F4E79"/>
+                <w:sz w:val="15"/>
+              </w:rPr>
+              <w:t>Digabung</w:t>
+            </w:r>
+          </w:p>
+        </w:tc>
+      </w:tr>
+      <w:tr>
+        <w:tc>
+          <w:tcPr>
+            <w:tcW w:type="dxa" w:w="624"/>
+          </w:tcPr>
+          <w:p>
+            <w:pPr>
+              <w:spacing w:before="20" w:after="20"/>
+              <w:jc w:val="center"/>
+            </w:pPr>
+            <w:r/>
+            <w:r>
+              <w:rPr>
+                <w:rFonts w:ascii="Calibri" w:hAnsi="Calibri"/>
+                <w:b w:val="0"/>
+                <w:sz w:val="15"/>
+              </w:rPr>
+              <w:t>5</w:t>
+            </w:r>
+          </w:p>
+        </w:tc>
+        <w:tc>
+          <w:tcPr>
+            <w:tcW w:type="dxa" w:w="1247"/>
+          </w:tcPr>
+          <w:p>
+            <w:pPr>
+              <w:spacing w:before="20" w:after="20"/>
+            </w:pPr>
+            <w:r/>
+            <w:r>
+              <w:rPr>
+                <w:rFonts w:ascii="Calibri" w:hAnsi="Calibri"/>
+                <w:b w:val="0"/>
+                <w:sz w:val="15"/>
+              </w:rPr>
+              <w:t>STI-521</w:t>
+            </w:r>
+          </w:p>
+        </w:tc>
+        <w:tc>
+          <w:tcPr>
+            <w:tcW w:type="dxa" w:w="4195"/>
+          </w:tcPr>
+          <w:p>
+            <w:pPr>
+              <w:spacing w:before="20" w:after="20"/>
+            </w:pPr>
+            <w:r/>
+            <w:r>
+              <w:rPr>
+                <w:rFonts w:ascii="Calibri" w:hAnsi="Calibri"/>
+                <w:b w:val="0"/>
+                <w:sz w:val="15"/>
+              </w:rPr>
+              <w:t>Internet of Things (IoT)</w:t>
+            </w:r>
+          </w:p>
+        </w:tc>
+        <w:tc>
+          <w:tcPr>
+            <w:tcW w:type="dxa" w:w="624"/>
+          </w:tcPr>
+          <w:p>
+            <w:pPr>
+              <w:spacing w:before="20" w:after="20"/>
+              <w:jc w:val="center"/>
+            </w:pPr>
+            <w:r/>
+            <w:r>
+              <w:rPr>
+                <w:rFonts w:ascii="Calibri" w:hAnsi="Calibri"/>
+                <w:b w:val="0"/>
+                <w:sz w:val="15"/>
+              </w:rPr>
+              <w:t>3</w:t>
+            </w:r>
+          </w:p>
+        </w:tc>
+        <w:tc>
+          <w:tcPr>
+            <w:tcW w:type="dxa" w:w="3628"/>
+          </w:tcPr>
+          <w:p>
+            <w:pPr>
+              <w:spacing w:before="20" w:after="20"/>
+            </w:pPr>
+            <w:r/>
+            <w:r>
+              <w:rPr>
+                <w:rFonts w:ascii="Calibri" w:hAnsi="Calibri"/>
+                <w:b w:val="0"/>
+                <w:sz w:val="15"/>
+              </w:rPr>
+              <w:t>Paket wajib</w:t>
+            </w:r>
+          </w:p>
+        </w:tc>
+        <w:tc>
+          <w:tcPr>
+            <w:tcW w:type="dxa" w:w="1928"/>
+          </w:tcPr>
+          <w:p>
+            <w:pPr>
+              <w:spacing w:before="20" w:after="20"/>
+            </w:pPr>
+            <w:r/>
+            <w:r>
+              <w:rPr>
+                <w:rFonts w:ascii="Calibri" w:hAnsi="Calibri"/>
+                <w:b w:val="0"/>
+                <w:sz w:val="15"/>
+              </w:rPr>
+              <w:t>STI-526</w:t>
             </w:r>
           </w:p>
         </w:tc>
@@ -19190,7 +19750,7 @@
                 <w:b w:val="0"/>
                 <w:sz w:val="15"/>
               </w:rPr>
-              <w:t>STC-01</w:t>
+              <w:t>STI-522</w:t>
             </w:r>
           </w:p>
         </w:tc>
@@ -19209,7 +19769,7 @@
                 <w:b w:val="0"/>
                 <w:sz w:val="15"/>
               </w:rPr>
-              <w:t>User Experience Research &amp; Design</w:t>
+              <w:t>Pemrograman Aplikasi Mobile</w:t>
             </w:r>
           </w:p>
         </w:tc>
@@ -19248,7 +19808,567 @@
                 <w:b w:val="0"/>
                 <w:sz w:val="15"/>
               </w:rPr>
-              <w:t>P3 Digital Platform Engineering</w:t>
+              <w:t>Paket wajib</w:t>
+            </w:r>
+          </w:p>
+        </w:tc>
+        <w:tc>
+          <w:tcPr>
+            <w:tcW w:type="dxa" w:w="1928"/>
+          </w:tcPr>
+          <w:p>
+            <w:pPr>
+              <w:spacing w:before="20" w:after="20"/>
+            </w:pPr>
+            <w:r/>
+            <w:r>
+              <w:rPr>
+                <w:rFonts w:ascii="Calibri" w:hAnsi="Calibri"/>
+                <w:b w:val="0"/>
+                <w:sz w:val="15"/>
+              </w:rPr>
+              <w:t>STI-419</w:t>
+            </w:r>
+          </w:p>
+        </w:tc>
+        <w:tc>
+          <w:tcPr>
+            <w:tcW w:type="dxa" w:w="1928"/>
+            <w:shd w:fill="C6EFCE"/>
+          </w:tcPr>
+          <w:p>
+            <w:pPr>
+              <w:spacing w:before="20" w:after="20"/>
+              <w:jc w:val="center"/>
+            </w:pPr>
+            <w:r/>
+            <w:r>
+              <w:rPr>
+                <w:rFonts w:ascii="Calibri" w:hAnsi="Calibri"/>
+                <w:b/>
+                <w:color w:val="006100"/>
+                <w:sz w:val="15"/>
+              </w:rPr>
+              <w:t>Diakui penuh</w:t>
+            </w:r>
+          </w:p>
+        </w:tc>
+      </w:tr>
+      <w:tr>
+        <w:tc>
+          <w:tcPr>
+            <w:tcW w:type="dxa" w:w="624"/>
+          </w:tcPr>
+          <w:p>
+            <w:pPr>
+              <w:spacing w:before="20" w:after="20"/>
+              <w:jc w:val="center"/>
+            </w:pPr>
+            <w:r/>
+            <w:r>
+              <w:rPr>
+                <w:rFonts w:ascii="Calibri" w:hAnsi="Calibri"/>
+                <w:b w:val="0"/>
+                <w:sz w:val="15"/>
+              </w:rPr>
+              <w:t>5</w:t>
+            </w:r>
+          </w:p>
+        </w:tc>
+        <w:tc>
+          <w:tcPr>
+            <w:tcW w:type="dxa" w:w="1247"/>
+          </w:tcPr>
+          <w:p>
+            <w:pPr>
+              <w:spacing w:before="20" w:after="20"/>
+            </w:pPr>
+            <w:r/>
+            <w:r>
+              <w:rPr>
+                <w:rFonts w:ascii="Calibri" w:hAnsi="Calibri"/>
+                <w:b w:val="0"/>
+                <w:sz w:val="15"/>
+              </w:rPr>
+              <w:t>STI-523</w:t>
+            </w:r>
+          </w:p>
+        </w:tc>
+        <w:tc>
+          <w:tcPr>
+            <w:tcW w:type="dxa" w:w="4195"/>
+          </w:tcPr>
+          <w:p>
+            <w:pPr>
+              <w:spacing w:before="20" w:after="20"/>
+            </w:pPr>
+            <w:r/>
+            <w:r>
+              <w:rPr>
+                <w:rFonts w:ascii="Calibri" w:hAnsi="Calibri"/>
+                <w:b w:val="0"/>
+                <w:sz w:val="15"/>
+              </w:rPr>
+              <w:t>Manajemen Proyek TI</w:t>
+            </w:r>
+          </w:p>
+        </w:tc>
+        <w:tc>
+          <w:tcPr>
+            <w:tcW w:type="dxa" w:w="624"/>
+          </w:tcPr>
+          <w:p>
+            <w:pPr>
+              <w:spacing w:before="20" w:after="20"/>
+              <w:jc w:val="center"/>
+            </w:pPr>
+            <w:r/>
+            <w:r>
+              <w:rPr>
+                <w:rFonts w:ascii="Calibri" w:hAnsi="Calibri"/>
+                <w:b w:val="0"/>
+                <w:sz w:val="15"/>
+              </w:rPr>
+              <w:t>3</w:t>
+            </w:r>
+          </w:p>
+        </w:tc>
+        <w:tc>
+          <w:tcPr>
+            <w:tcW w:type="dxa" w:w="3628"/>
+          </w:tcPr>
+          <w:p>
+            <w:pPr>
+              <w:spacing w:before="20" w:after="20"/>
+            </w:pPr>
+            <w:r/>
+            <w:r>
+              <w:rPr>
+                <w:rFonts w:ascii="Calibri" w:hAnsi="Calibri"/>
+                <w:b w:val="0"/>
+                <w:sz w:val="15"/>
+              </w:rPr>
+              <w:t>Paket wajib</w:t>
+            </w:r>
+          </w:p>
+        </w:tc>
+        <w:tc>
+          <w:tcPr>
+            <w:tcW w:type="dxa" w:w="1928"/>
+          </w:tcPr>
+          <w:p>
+            <w:pPr>
+              <w:spacing w:before="20" w:after="20"/>
+            </w:pPr>
+            <w:r/>
+            <w:r>
+              <w:rPr>
+                <w:rFonts w:ascii="Calibri" w:hAnsi="Calibri"/>
+                <w:b w:val="0"/>
+                <w:sz w:val="15"/>
+              </w:rPr>
+              <w:t>STI-421</w:t>
+            </w:r>
+          </w:p>
+        </w:tc>
+        <w:tc>
+          <w:tcPr>
+            <w:tcW w:type="dxa" w:w="1928"/>
+            <w:shd w:fill="FFEB9C"/>
+          </w:tcPr>
+          <w:p>
+            <w:pPr>
+              <w:spacing w:before="20" w:after="20"/>
+              <w:jc w:val="center"/>
+            </w:pPr>
+            <w:r/>
+            <w:r>
+              <w:rPr>
+                <w:rFonts w:ascii="Calibri" w:hAnsi="Calibri"/>
+                <w:b/>
+                <w:color w:val="9C5700"/>
+                <w:sz w:val="15"/>
+              </w:rPr>
+              <w:t>Diakui bersyarat</w:t>
+            </w:r>
+          </w:p>
+        </w:tc>
+      </w:tr>
+      <w:tr>
+        <w:tc>
+          <w:tcPr>
+            <w:tcW w:type="dxa" w:w="624"/>
+          </w:tcPr>
+          <w:p>
+            <w:pPr>
+              <w:spacing w:before="20" w:after="20"/>
+              <w:jc w:val="center"/>
+            </w:pPr>
+            <w:r/>
+            <w:r>
+              <w:rPr>
+                <w:rFonts w:ascii="Calibri" w:hAnsi="Calibri"/>
+                <w:b w:val="0"/>
+                <w:sz w:val="15"/>
+              </w:rPr>
+              <w:t>6</w:t>
+            </w:r>
+          </w:p>
+        </w:tc>
+        <w:tc>
+          <w:tcPr>
+            <w:tcW w:type="dxa" w:w="1247"/>
+          </w:tcPr>
+          <w:p>
+            <w:pPr>
+              <w:spacing w:before="20" w:after="20"/>
+            </w:pPr>
+            <w:r/>
+            <w:r>
+              <w:rPr>
+                <w:rFonts w:ascii="Calibri" w:hAnsi="Calibri"/>
+                <w:b w:val="0"/>
+                <w:sz w:val="15"/>
+              </w:rPr>
+              <w:t>FST-611</w:t>
+            </w:r>
+          </w:p>
+        </w:tc>
+        <w:tc>
+          <w:tcPr>
+            <w:tcW w:type="dxa" w:w="4195"/>
+          </w:tcPr>
+          <w:p>
+            <w:pPr>
+              <w:spacing w:before="20" w:after="20"/>
+            </w:pPr>
+            <w:r/>
+            <w:r>
+              <w:rPr>
+                <w:rFonts w:ascii="Calibri" w:hAnsi="Calibri"/>
+                <w:b w:val="0"/>
+                <w:sz w:val="15"/>
+              </w:rPr>
+              <w:t>Metodologi Penelitian</w:t>
+            </w:r>
+          </w:p>
+        </w:tc>
+        <w:tc>
+          <w:tcPr>
+            <w:tcW w:type="dxa" w:w="624"/>
+          </w:tcPr>
+          <w:p>
+            <w:pPr>
+              <w:spacing w:before="20" w:after="20"/>
+              <w:jc w:val="center"/>
+            </w:pPr>
+            <w:r/>
+            <w:r>
+              <w:rPr>
+                <w:rFonts w:ascii="Calibri" w:hAnsi="Calibri"/>
+                <w:b w:val="0"/>
+                <w:sz w:val="15"/>
+              </w:rPr>
+              <w:t>2</w:t>
+            </w:r>
+          </w:p>
+        </w:tc>
+        <w:tc>
+          <w:tcPr>
+            <w:tcW w:type="dxa" w:w="3628"/>
+          </w:tcPr>
+          <w:p>
+            <w:pPr>
+              <w:spacing w:before="20" w:after="20"/>
+            </w:pPr>
+            <w:r/>
+            <w:r>
+              <w:rPr>
+                <w:rFonts w:ascii="Calibri" w:hAnsi="Calibri"/>
+                <w:b w:val="0"/>
+                <w:sz w:val="15"/>
+              </w:rPr>
+              <w:t>Paket wajib</w:t>
+            </w:r>
+          </w:p>
+        </w:tc>
+        <w:tc>
+          <w:tcPr>
+            <w:tcW w:type="dxa" w:w="1928"/>
+          </w:tcPr>
+          <w:p>
+            <w:pPr>
+              <w:spacing w:before="20" w:after="20"/>
+            </w:pPr>
+            <w:r/>
+            <w:r>
+              <w:rPr>
+                <w:rFonts w:ascii="Calibri" w:hAnsi="Calibri"/>
+                <w:b w:val="0"/>
+                <w:sz w:val="15"/>
+              </w:rPr>
+              <w:t>MFT-002</w:t>
+            </w:r>
+          </w:p>
+        </w:tc>
+        <w:tc>
+          <w:tcPr>
+            <w:tcW w:type="dxa" w:w="1928"/>
+            <w:shd w:fill="C6EFCE"/>
+          </w:tcPr>
+          <w:p>
+            <w:pPr>
+              <w:spacing w:before="20" w:after="20"/>
+              <w:jc w:val="center"/>
+            </w:pPr>
+            <w:r/>
+            <w:r>
+              <w:rPr>
+                <w:rFonts w:ascii="Calibri" w:hAnsi="Calibri"/>
+                <w:b/>
+                <w:color w:val="006100"/>
+                <w:sz w:val="15"/>
+              </w:rPr>
+              <w:t>Diakui penuh</w:t>
+            </w:r>
+          </w:p>
+        </w:tc>
+      </w:tr>
+      <w:tr>
+        <w:tc>
+          <w:tcPr>
+            <w:tcW w:type="dxa" w:w="624"/>
+          </w:tcPr>
+          <w:p>
+            <w:pPr>
+              <w:spacing w:before="20" w:after="20"/>
+              <w:jc w:val="center"/>
+            </w:pPr>
+            <w:r/>
+            <w:r>
+              <w:rPr>
+                <w:rFonts w:ascii="Calibri" w:hAnsi="Calibri"/>
+                <w:b w:val="0"/>
+                <w:sz w:val="15"/>
+              </w:rPr>
+              <w:t>6</w:t>
+            </w:r>
+          </w:p>
+        </w:tc>
+        <w:tc>
+          <w:tcPr>
+            <w:tcW w:type="dxa" w:w="1247"/>
+          </w:tcPr>
+          <w:p>
+            <w:pPr>
+              <w:spacing w:before="20" w:after="20"/>
+            </w:pPr>
+            <w:r/>
+            <w:r>
+              <w:rPr>
+                <w:rFonts w:ascii="Calibri" w:hAnsi="Calibri"/>
+                <w:b w:val="0"/>
+                <w:sz w:val="15"/>
+              </w:rPr>
+              <w:t>STA-02</w:t>
+            </w:r>
+          </w:p>
+        </w:tc>
+        <w:tc>
+          <w:tcPr>
+            <w:tcW w:type="dxa" w:w="4195"/>
+          </w:tcPr>
+          <w:p>
+            <w:pPr>
+              <w:spacing w:before="20" w:after="20"/>
+            </w:pPr>
+            <w:r/>
+            <w:r>
+              <w:rPr>
+                <w:rFonts w:ascii="Calibri" w:hAnsi="Calibri"/>
+                <w:b w:val="0"/>
+                <w:sz w:val="15"/>
+              </w:rPr>
+              <w:t>Computational Methods and Numerics</w:t>
+            </w:r>
+          </w:p>
+        </w:tc>
+        <w:tc>
+          <w:tcPr>
+            <w:tcW w:type="dxa" w:w="624"/>
+          </w:tcPr>
+          <w:p>
+            <w:pPr>
+              <w:spacing w:before="20" w:after="20"/>
+              <w:jc w:val="center"/>
+            </w:pPr>
+            <w:r/>
+            <w:r>
+              <w:rPr>
+                <w:rFonts w:ascii="Calibri" w:hAnsi="Calibri"/>
+                <w:b w:val="0"/>
+                <w:sz w:val="15"/>
+              </w:rPr>
+              <w:t>3</w:t>
+            </w:r>
+          </w:p>
+        </w:tc>
+        <w:tc>
+          <w:tcPr>
+            <w:tcW w:type="dxa" w:w="3628"/>
+          </w:tcPr>
+          <w:p>
+            <w:pPr>
+              <w:spacing w:before="20" w:after="20"/>
+            </w:pPr>
+            <w:r/>
+            <w:r>
+              <w:rPr>
+                <w:rFonts w:ascii="Calibri" w:hAnsi="Calibri"/>
+                <w:b w:val="0"/>
+                <w:sz w:val="15"/>
+              </w:rPr>
+              <w:t>P1 Integrated Smart Systems</w:t>
+            </w:r>
+          </w:p>
+        </w:tc>
+        <w:tc>
+          <w:tcPr>
+            <w:tcW w:type="dxa" w:w="1928"/>
+          </w:tcPr>
+          <w:p>
+            <w:pPr>
+              <w:spacing w:before="20" w:after="20"/>
+            </w:pPr>
+            <w:r/>
+            <w:r>
+              <w:rPr>
+                <w:rFonts w:ascii="Calibri" w:hAnsi="Calibri"/>
+                <w:b w:val="0"/>
+                <w:sz w:val="15"/>
+              </w:rPr>
+              <w:t>STI-317</w:t>
+            </w:r>
+          </w:p>
+        </w:tc>
+        <w:tc>
+          <w:tcPr>
+            <w:tcW w:type="dxa" w:w="1928"/>
+            <w:shd w:fill="FFEB9C"/>
+          </w:tcPr>
+          <w:p>
+            <w:pPr>
+              <w:spacing w:before="20" w:after="20"/>
+              <w:jc w:val="center"/>
+            </w:pPr>
+            <w:r/>
+            <w:r>
+              <w:rPr>
+                <w:rFonts w:ascii="Calibri" w:hAnsi="Calibri"/>
+                <w:b/>
+                <w:color w:val="9C5700"/>
+                <w:sz w:val="15"/>
+              </w:rPr>
+              <w:t>Diakui bersyarat</w:t>
+            </w:r>
+          </w:p>
+        </w:tc>
+      </w:tr>
+      <w:tr>
+        <w:tc>
+          <w:tcPr>
+            <w:tcW w:type="dxa" w:w="624"/>
+          </w:tcPr>
+          <w:p>
+            <w:pPr>
+              <w:spacing w:before="20" w:after="20"/>
+              <w:jc w:val="center"/>
+            </w:pPr>
+            <w:r/>
+            <w:r>
+              <w:rPr>
+                <w:rFonts w:ascii="Calibri" w:hAnsi="Calibri"/>
+                <w:b w:val="0"/>
+                <w:sz w:val="15"/>
+              </w:rPr>
+              <w:t>6</w:t>
+            </w:r>
+          </w:p>
+        </w:tc>
+        <w:tc>
+          <w:tcPr>
+            <w:tcW w:type="dxa" w:w="1247"/>
+          </w:tcPr>
+          <w:p>
+            <w:pPr>
+              <w:spacing w:before="20" w:after="20"/>
+            </w:pPr>
+            <w:r/>
+            <w:r>
+              <w:rPr>
+                <w:rFonts w:ascii="Calibri" w:hAnsi="Calibri"/>
+                <w:b w:val="0"/>
+                <w:sz w:val="15"/>
+              </w:rPr>
+              <w:t>STA-03</w:t>
+            </w:r>
+          </w:p>
+        </w:tc>
+        <w:tc>
+          <w:tcPr>
+            <w:tcW w:type="dxa" w:w="4195"/>
+          </w:tcPr>
+          <w:p>
+            <w:pPr>
+              <w:spacing w:before="20" w:after="20"/>
+            </w:pPr>
+            <w:r/>
+            <w:r>
+              <w:rPr>
+                <w:rFonts w:ascii="Calibri" w:hAnsi="Calibri"/>
+                <w:b w:val="0"/>
+                <w:sz w:val="15"/>
+              </w:rPr>
+              <w:t>Intelligent Agent Systems</w:t>
+            </w:r>
+          </w:p>
+        </w:tc>
+        <w:tc>
+          <w:tcPr>
+            <w:tcW w:type="dxa" w:w="624"/>
+          </w:tcPr>
+          <w:p>
+            <w:pPr>
+              <w:spacing w:before="20" w:after="20"/>
+              <w:jc w:val="center"/>
+            </w:pPr>
+            <w:r/>
+            <w:r>
+              <w:rPr>
+                <w:rFonts w:ascii="Calibri" w:hAnsi="Calibri"/>
+                <w:b w:val="0"/>
+                <w:sz w:val="15"/>
+              </w:rPr>
+              <w:t>3</w:t>
+            </w:r>
+          </w:p>
+        </w:tc>
+        <w:tc>
+          <w:tcPr>
+            <w:tcW w:type="dxa" w:w="3628"/>
+          </w:tcPr>
+          <w:p>
+            <w:pPr>
+              <w:spacing w:before="20" w:after="20"/>
+            </w:pPr>
+            <w:r/>
+            <w:r>
+              <w:rPr>
+                <w:rFonts w:ascii="Calibri" w:hAnsi="Calibri"/>
+                <w:b w:val="0"/>
+                <w:sz w:val="15"/>
+              </w:rPr>
+              <w:t>P1 Integrated Smart Systems</w:t>
             </w:r>
           </w:p>
         </w:tc>
@@ -19311,7 +20431,7 @@
                 <w:b w:val="0"/>
                 <w:sz w:val="15"/>
               </w:rPr>
-              <w:t>5</w:t>
+              <w:t>6</w:t>
             </w:r>
           </w:p>
         </w:tc>
@@ -19330,7 +20450,7 @@
                 <w:b w:val="0"/>
                 <w:sz w:val="15"/>
               </w:rPr>
-              <w:t>STI-501</w:t>
+              <w:t>STB-02</w:t>
             </w:r>
           </w:p>
         </w:tc>
@@ -19349,7 +20469,7 @@
                 <w:b w:val="0"/>
                 <w:sz w:val="15"/>
               </w:rPr>
-              <w:t>Deep Learning &amp; Neural Networks</w:t>
+              <w:t>Cloud Architecture &amp; DevOps</w:t>
             </w:r>
           </w:p>
         </w:tc>
@@ -19388,6 +20508,566 @@
                 <w:b w:val="0"/>
                 <w:sz w:val="15"/>
               </w:rPr>
+              <w:t>P2 Cloud Infrastructure &amp; Cybersecurity</w:t>
+            </w:r>
+          </w:p>
+        </w:tc>
+        <w:tc>
+          <w:tcPr>
+            <w:tcW w:type="dxa" w:w="1928"/>
+          </w:tcPr>
+          <w:p>
+            <w:pPr>
+              <w:spacing w:before="20" w:after="20"/>
+            </w:pPr>
+            <w:r/>
+            <w:r>
+              <w:rPr>
+                <w:rFonts w:ascii="Calibri" w:hAnsi="Calibri"/>
+                <w:b w:val="0"/>
+                <w:sz w:val="15"/>
+              </w:rPr>
+              <w:t>—</w:t>
+            </w:r>
+          </w:p>
+        </w:tc>
+        <w:tc>
+          <w:tcPr>
+            <w:tcW w:type="dxa" w:w="1928"/>
+            <w:shd w:fill="FFC7CE"/>
+          </w:tcPr>
+          <w:p>
+            <w:pPr>
+              <w:spacing w:before="20" w:after="20"/>
+              <w:jc w:val="center"/>
+            </w:pPr>
+            <w:r/>
+            <w:r>
+              <w:rPr>
+                <w:rFonts w:ascii="Calibri" w:hAnsi="Calibri"/>
+                <w:b/>
+                <w:color w:val="9C0006"/>
+                <w:sz w:val="15"/>
+              </w:rPr>
+              <w:t>Wajib ditempuh</w:t>
+            </w:r>
+          </w:p>
+        </w:tc>
+      </w:tr>
+      <w:tr>
+        <w:tc>
+          <w:tcPr>
+            <w:tcW w:type="dxa" w:w="624"/>
+          </w:tcPr>
+          <w:p>
+            <w:pPr>
+              <w:spacing w:before="20" w:after="20"/>
+              <w:jc w:val="center"/>
+            </w:pPr>
+            <w:r/>
+            <w:r>
+              <w:rPr>
+                <w:rFonts w:ascii="Calibri" w:hAnsi="Calibri"/>
+                <w:b w:val="0"/>
+                <w:sz w:val="15"/>
+              </w:rPr>
+              <w:t>6</w:t>
+            </w:r>
+          </w:p>
+        </w:tc>
+        <w:tc>
+          <w:tcPr>
+            <w:tcW w:type="dxa" w:w="1247"/>
+          </w:tcPr>
+          <w:p>
+            <w:pPr>
+              <w:spacing w:before="20" w:after="20"/>
+            </w:pPr>
+            <w:r/>
+            <w:r>
+              <w:rPr>
+                <w:rFonts w:ascii="Calibri" w:hAnsi="Calibri"/>
+                <w:b w:val="0"/>
+                <w:sz w:val="15"/>
+              </w:rPr>
+              <w:t>STB-03</w:t>
+            </w:r>
+          </w:p>
+        </w:tc>
+        <w:tc>
+          <w:tcPr>
+            <w:tcW w:type="dxa" w:w="4195"/>
+          </w:tcPr>
+          <w:p>
+            <w:pPr>
+              <w:spacing w:before="20" w:after="20"/>
+            </w:pPr>
+            <w:r/>
+            <w:r>
+              <w:rPr>
+                <w:rFonts w:ascii="Calibri" w:hAnsi="Calibri"/>
+                <w:b w:val="0"/>
+                <w:sz w:val="15"/>
+              </w:rPr>
+              <w:t>Cybersecurity Risk Management</w:t>
+            </w:r>
+          </w:p>
+        </w:tc>
+        <w:tc>
+          <w:tcPr>
+            <w:tcW w:type="dxa" w:w="624"/>
+          </w:tcPr>
+          <w:p>
+            <w:pPr>
+              <w:spacing w:before="20" w:after="20"/>
+              <w:jc w:val="center"/>
+            </w:pPr>
+            <w:r/>
+            <w:r>
+              <w:rPr>
+                <w:rFonts w:ascii="Calibri" w:hAnsi="Calibri"/>
+                <w:b w:val="0"/>
+                <w:sz w:val="15"/>
+              </w:rPr>
+              <w:t>3</w:t>
+            </w:r>
+          </w:p>
+        </w:tc>
+        <w:tc>
+          <w:tcPr>
+            <w:tcW w:type="dxa" w:w="3628"/>
+          </w:tcPr>
+          <w:p>
+            <w:pPr>
+              <w:spacing w:before="20" w:after="20"/>
+            </w:pPr>
+            <w:r/>
+            <w:r>
+              <w:rPr>
+                <w:rFonts w:ascii="Calibri" w:hAnsi="Calibri"/>
+                <w:b w:val="0"/>
+                <w:sz w:val="15"/>
+              </w:rPr>
+              <w:t>P2 Cloud Infrastructure &amp; Cybersecurity</w:t>
+            </w:r>
+          </w:p>
+        </w:tc>
+        <w:tc>
+          <w:tcPr>
+            <w:tcW w:type="dxa" w:w="1928"/>
+          </w:tcPr>
+          <w:p>
+            <w:pPr>
+              <w:spacing w:before="20" w:after="20"/>
+            </w:pPr>
+            <w:r/>
+            <w:r>
+              <w:rPr>
+                <w:rFonts w:ascii="Calibri" w:hAnsi="Calibri"/>
+                <w:b w:val="0"/>
+                <w:sz w:val="15"/>
+              </w:rPr>
+              <w:t>—</w:t>
+            </w:r>
+          </w:p>
+        </w:tc>
+        <w:tc>
+          <w:tcPr>
+            <w:tcW w:type="dxa" w:w="1928"/>
+            <w:shd w:fill="FFC7CE"/>
+          </w:tcPr>
+          <w:p>
+            <w:pPr>
+              <w:spacing w:before="20" w:after="20"/>
+              <w:jc w:val="center"/>
+            </w:pPr>
+            <w:r/>
+            <w:r>
+              <w:rPr>
+                <w:rFonts w:ascii="Calibri" w:hAnsi="Calibri"/>
+                <w:b/>
+                <w:color w:val="9C0006"/>
+                <w:sz w:val="15"/>
+              </w:rPr>
+              <w:t>Wajib ditempuh</w:t>
+            </w:r>
+          </w:p>
+        </w:tc>
+      </w:tr>
+      <w:tr>
+        <w:tc>
+          <w:tcPr>
+            <w:tcW w:type="dxa" w:w="624"/>
+          </w:tcPr>
+          <w:p>
+            <w:pPr>
+              <w:spacing w:before="20" w:after="20"/>
+              <w:jc w:val="center"/>
+            </w:pPr>
+            <w:r/>
+            <w:r>
+              <w:rPr>
+                <w:rFonts w:ascii="Calibri" w:hAnsi="Calibri"/>
+                <w:b w:val="0"/>
+                <w:sz w:val="15"/>
+              </w:rPr>
+              <w:t>6</w:t>
+            </w:r>
+          </w:p>
+        </w:tc>
+        <w:tc>
+          <w:tcPr>
+            <w:tcW w:type="dxa" w:w="1247"/>
+          </w:tcPr>
+          <w:p>
+            <w:pPr>
+              <w:spacing w:before="20" w:after="20"/>
+            </w:pPr>
+            <w:r/>
+            <w:r>
+              <w:rPr>
+                <w:rFonts w:ascii="Calibri" w:hAnsi="Calibri"/>
+                <w:b w:val="0"/>
+                <w:sz w:val="15"/>
+              </w:rPr>
+              <w:t>STC-02</w:t>
+            </w:r>
+          </w:p>
+        </w:tc>
+        <w:tc>
+          <w:tcPr>
+            <w:tcW w:type="dxa" w:w="4195"/>
+          </w:tcPr>
+          <w:p>
+            <w:pPr>
+              <w:spacing w:before="20" w:after="20"/>
+            </w:pPr>
+            <w:r/>
+            <w:r>
+              <w:rPr>
+                <w:rFonts w:ascii="Calibri" w:hAnsi="Calibri"/>
+                <w:b w:val="0"/>
+                <w:sz w:val="15"/>
+              </w:rPr>
+              <w:t>Rekayasa &amp; Otomasi Proses Bisnis (BPA)</w:t>
+            </w:r>
+          </w:p>
+        </w:tc>
+        <w:tc>
+          <w:tcPr>
+            <w:tcW w:type="dxa" w:w="624"/>
+          </w:tcPr>
+          <w:p>
+            <w:pPr>
+              <w:spacing w:before="20" w:after="20"/>
+              <w:jc w:val="center"/>
+            </w:pPr>
+            <w:r/>
+            <w:r>
+              <w:rPr>
+                <w:rFonts w:ascii="Calibri" w:hAnsi="Calibri"/>
+                <w:b w:val="0"/>
+                <w:sz w:val="15"/>
+              </w:rPr>
+              <w:t>3</w:t>
+            </w:r>
+          </w:p>
+        </w:tc>
+        <w:tc>
+          <w:tcPr>
+            <w:tcW w:type="dxa" w:w="3628"/>
+          </w:tcPr>
+          <w:p>
+            <w:pPr>
+              <w:spacing w:before="20" w:after="20"/>
+            </w:pPr>
+            <w:r/>
+            <w:r>
+              <w:rPr>
+                <w:rFonts w:ascii="Calibri" w:hAnsi="Calibri"/>
+                <w:b w:val="0"/>
+                <w:sz w:val="15"/>
+              </w:rPr>
+              <w:t>P3 Digital Platform Engineering</w:t>
+            </w:r>
+          </w:p>
+        </w:tc>
+        <w:tc>
+          <w:tcPr>
+            <w:tcW w:type="dxa" w:w="1928"/>
+          </w:tcPr>
+          <w:p>
+            <w:pPr>
+              <w:spacing w:before="20" w:after="20"/>
+            </w:pPr>
+            <w:r/>
+            <w:r>
+              <w:rPr>
+                <w:rFonts w:ascii="Calibri" w:hAnsi="Calibri"/>
+                <w:b w:val="0"/>
+                <w:sz w:val="15"/>
+              </w:rPr>
+              <w:t>—</w:t>
+            </w:r>
+          </w:p>
+        </w:tc>
+        <w:tc>
+          <w:tcPr>
+            <w:tcW w:type="dxa" w:w="1928"/>
+            <w:shd w:fill="FFC7CE"/>
+          </w:tcPr>
+          <w:p>
+            <w:pPr>
+              <w:spacing w:before="20" w:after="20"/>
+              <w:jc w:val="center"/>
+            </w:pPr>
+            <w:r/>
+            <w:r>
+              <w:rPr>
+                <w:rFonts w:ascii="Calibri" w:hAnsi="Calibri"/>
+                <w:b/>
+                <w:color w:val="9C0006"/>
+                <w:sz w:val="15"/>
+              </w:rPr>
+              <w:t>Wajib ditempuh</w:t>
+            </w:r>
+          </w:p>
+        </w:tc>
+      </w:tr>
+      <w:tr>
+        <w:tc>
+          <w:tcPr>
+            <w:tcW w:type="dxa" w:w="624"/>
+          </w:tcPr>
+          <w:p>
+            <w:pPr>
+              <w:spacing w:before="20" w:after="20"/>
+              <w:jc w:val="center"/>
+            </w:pPr>
+            <w:r/>
+            <w:r>
+              <w:rPr>
+                <w:rFonts w:ascii="Calibri" w:hAnsi="Calibri"/>
+                <w:b w:val="0"/>
+                <w:sz w:val="15"/>
+              </w:rPr>
+              <w:t>6</w:t>
+            </w:r>
+          </w:p>
+        </w:tc>
+        <w:tc>
+          <w:tcPr>
+            <w:tcW w:type="dxa" w:w="1247"/>
+          </w:tcPr>
+          <w:p>
+            <w:pPr>
+              <w:spacing w:before="20" w:after="20"/>
+            </w:pPr>
+            <w:r/>
+            <w:r>
+              <w:rPr>
+                <w:rFonts w:ascii="Calibri" w:hAnsi="Calibri"/>
+                <w:b w:val="0"/>
+                <w:sz w:val="15"/>
+              </w:rPr>
+              <w:t>STC-03</w:t>
+            </w:r>
+          </w:p>
+        </w:tc>
+        <w:tc>
+          <w:tcPr>
+            <w:tcW w:type="dxa" w:w="4195"/>
+          </w:tcPr>
+          <w:p>
+            <w:pPr>
+              <w:spacing w:before="20" w:after="20"/>
+            </w:pPr>
+            <w:r/>
+            <w:r>
+              <w:rPr>
+                <w:rFonts w:ascii="Calibri" w:hAnsi="Calibri"/>
+                <w:b w:val="0"/>
+                <w:sz w:val="15"/>
+              </w:rPr>
+              <w:t>Rekayasa Aplikasi Industri Vertikal (FinTech &amp; EdTech)</w:t>
+            </w:r>
+          </w:p>
+        </w:tc>
+        <w:tc>
+          <w:tcPr>
+            <w:tcW w:type="dxa" w:w="624"/>
+          </w:tcPr>
+          <w:p>
+            <w:pPr>
+              <w:spacing w:before="20" w:after="20"/>
+              <w:jc w:val="center"/>
+            </w:pPr>
+            <w:r/>
+            <w:r>
+              <w:rPr>
+                <w:rFonts w:ascii="Calibri" w:hAnsi="Calibri"/>
+                <w:b w:val="0"/>
+                <w:sz w:val="15"/>
+              </w:rPr>
+              <w:t>3</w:t>
+            </w:r>
+          </w:p>
+        </w:tc>
+        <w:tc>
+          <w:tcPr>
+            <w:tcW w:type="dxa" w:w="3628"/>
+          </w:tcPr>
+          <w:p>
+            <w:pPr>
+              <w:spacing w:before="20" w:after="20"/>
+            </w:pPr>
+            <w:r/>
+            <w:r>
+              <w:rPr>
+                <w:rFonts w:ascii="Calibri" w:hAnsi="Calibri"/>
+                <w:b w:val="0"/>
+                <w:sz w:val="15"/>
+              </w:rPr>
+              <w:t>P3 Digital Platform Engineering</w:t>
+            </w:r>
+          </w:p>
+        </w:tc>
+        <w:tc>
+          <w:tcPr>
+            <w:tcW w:type="dxa" w:w="1928"/>
+          </w:tcPr>
+          <w:p>
+            <w:pPr>
+              <w:spacing w:before="20" w:after="20"/>
+            </w:pPr>
+            <w:r/>
+            <w:r>
+              <w:rPr>
+                <w:rFonts w:ascii="Calibri" w:hAnsi="Calibri"/>
+                <w:b w:val="0"/>
+                <w:sz w:val="15"/>
+              </w:rPr>
+              <w:t>—</w:t>
+            </w:r>
+          </w:p>
+        </w:tc>
+        <w:tc>
+          <w:tcPr>
+            <w:tcW w:type="dxa" w:w="1928"/>
+            <w:shd w:fill="FFC7CE"/>
+          </w:tcPr>
+          <w:p>
+            <w:pPr>
+              <w:spacing w:before="20" w:after="20"/>
+              <w:jc w:val="center"/>
+            </w:pPr>
+            <w:r/>
+            <w:r>
+              <w:rPr>
+                <w:rFonts w:ascii="Calibri" w:hAnsi="Calibri"/>
+                <w:b/>
+                <w:color w:val="9C0006"/>
+                <w:sz w:val="15"/>
+              </w:rPr>
+              <w:t>Wajib ditempuh</w:t>
+            </w:r>
+          </w:p>
+        </w:tc>
+      </w:tr>
+      <w:tr>
+        <w:tc>
+          <w:tcPr>
+            <w:tcW w:type="dxa" w:w="624"/>
+          </w:tcPr>
+          <w:p>
+            <w:pPr>
+              <w:spacing w:before="20" w:after="20"/>
+              <w:jc w:val="center"/>
+            </w:pPr>
+            <w:r/>
+            <w:r>
+              <w:rPr>
+                <w:rFonts w:ascii="Calibri" w:hAnsi="Calibri"/>
+                <w:b w:val="0"/>
+                <w:sz w:val="15"/>
+              </w:rPr>
+              <w:t>6</w:t>
+            </w:r>
+          </w:p>
+        </w:tc>
+        <w:tc>
+          <w:tcPr>
+            <w:tcW w:type="dxa" w:w="1247"/>
+          </w:tcPr>
+          <w:p>
+            <w:pPr>
+              <w:spacing w:before="20" w:after="20"/>
+            </w:pPr>
+            <w:r/>
+            <w:r>
+              <w:rPr>
+                <w:rFonts w:ascii="Calibri" w:hAnsi="Calibri"/>
+                <w:b w:val="0"/>
+                <w:sz w:val="15"/>
+              </w:rPr>
+              <w:t>STI-624</w:t>
+            </w:r>
+          </w:p>
+        </w:tc>
+        <w:tc>
+          <w:tcPr>
+            <w:tcW w:type="dxa" w:w="4195"/>
+          </w:tcPr>
+          <w:p>
+            <w:pPr>
+              <w:spacing w:before="20" w:after="20"/>
+            </w:pPr>
+            <w:r/>
+            <w:r>
+              <w:rPr>
+                <w:rFonts w:ascii="Calibri" w:hAnsi="Calibri"/>
+                <w:b w:val="0"/>
+                <w:sz w:val="15"/>
+              </w:rPr>
+              <w:t>Integrasi Layanan Cerdas Berbasis AI</w:t>
+            </w:r>
+          </w:p>
+        </w:tc>
+        <w:tc>
+          <w:tcPr>
+            <w:tcW w:type="dxa" w:w="624"/>
+          </w:tcPr>
+          <w:p>
+            <w:pPr>
+              <w:spacing w:before="20" w:after="20"/>
+              <w:jc w:val="center"/>
+            </w:pPr>
+            <w:r/>
+            <w:r>
+              <w:rPr>
+                <w:rFonts w:ascii="Calibri" w:hAnsi="Calibri"/>
+                <w:b w:val="0"/>
+                <w:sz w:val="15"/>
+              </w:rPr>
+              <w:t>3</w:t>
+            </w:r>
+          </w:p>
+        </w:tc>
+        <w:tc>
+          <w:tcPr>
+            <w:tcW w:type="dxa" w:w="3628"/>
+          </w:tcPr>
+          <w:p>
+            <w:pPr>
+              <w:spacing w:before="20" w:after="20"/>
+            </w:pPr>
+            <w:r/>
+            <w:r>
+              <w:rPr>
+                <w:rFonts w:ascii="Calibri" w:hAnsi="Calibri"/>
+                <w:b w:val="0"/>
+                <w:sz w:val="15"/>
+              </w:rPr>
               <w:t>Paket wajib</w:t>
             </w:r>
           </w:p>
@@ -19407,7 +21087,7 @@
                 <w:b w:val="0"/>
                 <w:sz w:val="15"/>
               </w:rPr>
-              <w:t>STI-634</w:t>
+              <w:t>STI-741</w:t>
             </w:r>
           </w:p>
         </w:tc>
@@ -19451,7 +21131,7 @@
                 <w:b w:val="0"/>
                 <w:sz w:val="15"/>
               </w:rPr>
-              <w:t>5</w:t>
+              <w:t>6</w:t>
             </w:r>
           </w:p>
         </w:tc>
@@ -19470,7 +21150,7 @@
                 <w:b w:val="0"/>
                 <w:sz w:val="15"/>
               </w:rPr>
-              <w:t>STI-503</w:t>
+              <w:t>STI-625</w:t>
             </w:r>
           </w:p>
         </w:tc>
@@ -19489,7 +21169,7 @@
                 <w:b w:val="0"/>
                 <w:sz w:val="15"/>
               </w:rPr>
-              <w:t>Data Mining &amp; Visualisasi Data</w:t>
+              <w:t>Smart City &amp; Pemerintahan Digital</w:t>
             </w:r>
           </w:p>
         </w:tc>
@@ -19509,6 +21189,146 @@
                 <w:b w:val="0"/>
                 <w:sz w:val="15"/>
               </w:rPr>
+              <w:t>2</w:t>
+            </w:r>
+          </w:p>
+        </w:tc>
+        <w:tc>
+          <w:tcPr>
+            <w:tcW w:type="dxa" w:w="3628"/>
+          </w:tcPr>
+          <w:p>
+            <w:pPr>
+              <w:spacing w:before="20" w:after="20"/>
+            </w:pPr>
+            <w:r/>
+            <w:r>
+              <w:rPr>
+                <w:rFonts w:ascii="Calibri" w:hAnsi="Calibri"/>
+                <w:b w:val="0"/>
+                <w:sz w:val="15"/>
+              </w:rPr>
+              <w:t>Paket wajib</w:t>
+            </w:r>
+          </w:p>
+        </w:tc>
+        <w:tc>
+          <w:tcPr>
+            <w:tcW w:type="dxa" w:w="1928"/>
+          </w:tcPr>
+          <w:p>
+            <w:pPr>
+              <w:spacing w:before="20" w:after="20"/>
+            </w:pPr>
+            <w:r/>
+            <w:r>
+              <w:rPr>
+                <w:rFonts w:ascii="Calibri" w:hAnsi="Calibri"/>
+                <w:b w:val="0"/>
+                <w:sz w:val="15"/>
+              </w:rPr>
+              <w:t>STI-637</w:t>
+            </w:r>
+          </w:p>
+        </w:tc>
+        <w:tc>
+          <w:tcPr>
+            <w:tcW w:type="dxa" w:w="1928"/>
+            <w:shd w:fill="C6EFCE"/>
+          </w:tcPr>
+          <w:p>
+            <w:pPr>
+              <w:spacing w:before="20" w:after="20"/>
+              <w:jc w:val="center"/>
+            </w:pPr>
+            <w:r/>
+            <w:r>
+              <w:rPr>
+                <w:rFonts w:ascii="Calibri" w:hAnsi="Calibri"/>
+                <w:b/>
+                <w:color w:val="006100"/>
+                <w:sz w:val="15"/>
+              </w:rPr>
+              <w:t>Diakui penuh</w:t>
+            </w:r>
+          </w:p>
+        </w:tc>
+      </w:tr>
+      <w:tr>
+        <w:tc>
+          <w:tcPr>
+            <w:tcW w:type="dxa" w:w="624"/>
+          </w:tcPr>
+          <w:p>
+            <w:pPr>
+              <w:spacing w:before="20" w:after="20"/>
+              <w:jc w:val="center"/>
+            </w:pPr>
+            <w:r/>
+            <w:r>
+              <w:rPr>
+                <w:rFonts w:ascii="Calibri" w:hAnsi="Calibri"/>
+                <w:b w:val="0"/>
+                <w:sz w:val="15"/>
+              </w:rPr>
+              <w:t>6</w:t>
+            </w:r>
+          </w:p>
+        </w:tc>
+        <w:tc>
+          <w:tcPr>
+            <w:tcW w:type="dxa" w:w="1247"/>
+          </w:tcPr>
+          <w:p>
+            <w:pPr>
+              <w:spacing w:before="20" w:after="20"/>
+            </w:pPr>
+            <w:r/>
+            <w:r>
+              <w:rPr>
+                <w:rFonts w:ascii="Calibri" w:hAnsi="Calibri"/>
+                <w:b w:val="0"/>
+                <w:sz w:val="15"/>
+              </w:rPr>
+              <w:t>STI-626</w:t>
+            </w:r>
+          </w:p>
+        </w:tc>
+        <w:tc>
+          <w:tcPr>
+            <w:tcW w:type="dxa" w:w="4195"/>
+          </w:tcPr>
+          <w:p>
+            <w:pPr>
+              <w:spacing w:before="20" w:after="20"/>
+            </w:pPr>
+            <w:r/>
+            <w:r>
+              <w:rPr>
+                <w:rFonts w:ascii="Calibri" w:hAnsi="Calibri"/>
+                <w:b w:val="0"/>
+                <w:sz w:val="15"/>
+              </w:rPr>
+              <w:t>Keamanan Informasi Lanjut</w:t>
+            </w:r>
+          </w:p>
+        </w:tc>
+        <w:tc>
+          <w:tcPr>
+            <w:tcW w:type="dxa" w:w="624"/>
+          </w:tcPr>
+          <w:p>
+            <w:pPr>
+              <w:spacing w:before="20" w:after="20"/>
+              <w:jc w:val="center"/>
+            </w:pPr>
+            <w:r/>
+            <w:r>
+              <w:rPr>
+                <w:rFonts w:ascii="Calibri" w:hAnsi="Calibri"/>
+                <w:b w:val="0"/>
+                <w:sz w:val="15"/>
+              </w:rPr>
               <w:t>3</w:t>
             </w:r>
           </w:p>
@@ -19547,7 +21367,1547 @@
                 <w:b w:val="0"/>
                 <w:sz w:val="15"/>
               </w:rPr>
-              <w:t>STI-208 + STI-740</w:t>
+              <w:t>—</w:t>
+            </w:r>
+          </w:p>
+        </w:tc>
+        <w:tc>
+          <w:tcPr>
+            <w:tcW w:type="dxa" w:w="1928"/>
+            <w:shd w:fill="FFC7CE"/>
+          </w:tcPr>
+          <w:p>
+            <w:pPr>
+              <w:spacing w:before="20" w:after="20"/>
+              <w:jc w:val="center"/>
+            </w:pPr>
+            <w:r/>
+            <w:r>
+              <w:rPr>
+                <w:rFonts w:ascii="Calibri" w:hAnsi="Calibri"/>
+                <w:b/>
+                <w:color w:val="9C0006"/>
+                <w:sz w:val="15"/>
+              </w:rPr>
+              <w:t>Wajib ditempuh</w:t>
+            </w:r>
+          </w:p>
+        </w:tc>
+      </w:tr>
+      <w:tr>
+        <w:tc>
+          <w:tcPr>
+            <w:tcW w:type="dxa" w:w="624"/>
+          </w:tcPr>
+          <w:p>
+            <w:pPr>
+              <w:spacing w:before="20" w:after="20"/>
+              <w:jc w:val="center"/>
+            </w:pPr>
+            <w:r/>
+            <w:r>
+              <w:rPr>
+                <w:rFonts w:ascii="Calibri" w:hAnsi="Calibri"/>
+                <w:b w:val="0"/>
+                <w:sz w:val="15"/>
+              </w:rPr>
+              <w:t>6</w:t>
+            </w:r>
+          </w:p>
+        </w:tc>
+        <w:tc>
+          <w:tcPr>
+            <w:tcW w:type="dxa" w:w="1247"/>
+          </w:tcPr>
+          <w:p>
+            <w:pPr>
+              <w:spacing w:before="20" w:after="20"/>
+            </w:pPr>
+            <w:r/>
+            <w:r>
+              <w:rPr>
+                <w:rFonts w:ascii="Calibri" w:hAnsi="Calibri"/>
+                <w:b w:val="0"/>
+                <w:sz w:val="15"/>
+              </w:rPr>
+              <w:t>STI-627</w:t>
+            </w:r>
+          </w:p>
+        </w:tc>
+        <w:tc>
+          <w:tcPr>
+            <w:tcW w:type="dxa" w:w="4195"/>
+          </w:tcPr>
+          <w:p>
+            <w:pPr>
+              <w:spacing w:before="20" w:after="20"/>
+            </w:pPr>
+            <w:r/>
+            <w:r>
+              <w:rPr>
+                <w:rFonts w:ascii="Calibri" w:hAnsi="Calibri"/>
+                <w:b w:val="0"/>
+                <w:sz w:val="15"/>
+              </w:rPr>
+              <w:t>Digital Platform Engineering</w:t>
+            </w:r>
+          </w:p>
+        </w:tc>
+        <w:tc>
+          <w:tcPr>
+            <w:tcW w:type="dxa" w:w="624"/>
+          </w:tcPr>
+          <w:p>
+            <w:pPr>
+              <w:spacing w:before="20" w:after="20"/>
+              <w:jc w:val="center"/>
+            </w:pPr>
+            <w:r/>
+            <w:r>
+              <w:rPr>
+                <w:rFonts w:ascii="Calibri" w:hAnsi="Calibri"/>
+                <w:b w:val="0"/>
+                <w:sz w:val="15"/>
+              </w:rPr>
+              <w:t>3</w:t>
+            </w:r>
+          </w:p>
+        </w:tc>
+        <w:tc>
+          <w:tcPr>
+            <w:tcW w:type="dxa" w:w="3628"/>
+          </w:tcPr>
+          <w:p>
+            <w:pPr>
+              <w:spacing w:before="20" w:after="20"/>
+            </w:pPr>
+            <w:r/>
+            <w:r>
+              <w:rPr>
+                <w:rFonts w:ascii="Calibri" w:hAnsi="Calibri"/>
+                <w:b w:val="0"/>
+                <w:sz w:val="15"/>
+              </w:rPr>
+              <w:t>Paket wajib</w:t>
+            </w:r>
+          </w:p>
+        </w:tc>
+        <w:tc>
+          <w:tcPr>
+            <w:tcW w:type="dxa" w:w="1928"/>
+          </w:tcPr>
+          <w:p>
+            <w:pPr>
+              <w:spacing w:before="20" w:after="20"/>
+            </w:pPr>
+            <w:r/>
+            <w:r>
+              <w:rPr>
+                <w:rFonts w:ascii="Calibri" w:hAnsi="Calibri"/>
+                <w:b w:val="0"/>
+                <w:sz w:val="15"/>
+              </w:rPr>
+              <w:t>STI-739</w:t>
+            </w:r>
+          </w:p>
+        </w:tc>
+        <w:tc>
+          <w:tcPr>
+            <w:tcW w:type="dxa" w:w="1928"/>
+            <w:shd w:fill="FFEB9C"/>
+          </w:tcPr>
+          <w:p>
+            <w:pPr>
+              <w:spacing w:before="20" w:after="20"/>
+              <w:jc w:val="center"/>
+            </w:pPr>
+            <w:r/>
+            <w:r>
+              <w:rPr>
+                <w:rFonts w:ascii="Calibri" w:hAnsi="Calibri"/>
+                <w:b/>
+                <w:color w:val="9C5700"/>
+                <w:sz w:val="15"/>
+              </w:rPr>
+              <w:t>Diakui bersyarat</w:t>
+            </w:r>
+          </w:p>
+        </w:tc>
+      </w:tr>
+      <w:tr>
+        <w:tc>
+          <w:tcPr>
+            <w:tcW w:type="dxa" w:w="624"/>
+          </w:tcPr>
+          <w:p>
+            <w:pPr>
+              <w:spacing w:before="20" w:after="20"/>
+              <w:jc w:val="center"/>
+            </w:pPr>
+            <w:r/>
+            <w:r>
+              <w:rPr>
+                <w:rFonts w:ascii="Calibri" w:hAnsi="Calibri"/>
+                <w:b w:val="0"/>
+                <w:sz w:val="15"/>
+              </w:rPr>
+              <w:t>7</w:t>
+            </w:r>
+          </w:p>
+        </w:tc>
+        <w:tc>
+          <w:tcPr>
+            <w:tcW w:type="dxa" w:w="1247"/>
+          </w:tcPr>
+          <w:p>
+            <w:pPr>
+              <w:spacing w:before="20" w:after="20"/>
+            </w:pPr>
+            <w:r/>
+            <w:r>
+              <w:rPr>
+                <w:rFonts w:ascii="Calibri" w:hAnsi="Calibri"/>
+                <w:b w:val="0"/>
+                <w:sz w:val="15"/>
+              </w:rPr>
+              <w:t>FST-610</w:t>
+            </w:r>
+          </w:p>
+        </w:tc>
+        <w:tc>
+          <w:tcPr>
+            <w:tcW w:type="dxa" w:w="4195"/>
+          </w:tcPr>
+          <w:p>
+            <w:pPr>
+              <w:spacing w:before="20" w:after="20"/>
+            </w:pPr>
+            <w:r/>
+            <w:r>
+              <w:rPr>
+                <w:rFonts w:ascii="Calibri" w:hAnsi="Calibri"/>
+                <w:b w:val="0"/>
+                <w:sz w:val="15"/>
+              </w:rPr>
+              <w:t>Capstone Project FSTI</w:t>
+            </w:r>
+          </w:p>
+        </w:tc>
+        <w:tc>
+          <w:tcPr>
+            <w:tcW w:type="dxa" w:w="624"/>
+          </w:tcPr>
+          <w:p>
+            <w:pPr>
+              <w:spacing w:before="20" w:after="20"/>
+              <w:jc w:val="center"/>
+            </w:pPr>
+            <w:r/>
+            <w:r>
+              <w:rPr>
+                <w:rFonts w:ascii="Calibri" w:hAnsi="Calibri"/>
+                <w:b w:val="0"/>
+                <w:sz w:val="15"/>
+              </w:rPr>
+              <w:t>3</w:t>
+            </w:r>
+          </w:p>
+        </w:tc>
+        <w:tc>
+          <w:tcPr>
+            <w:tcW w:type="dxa" w:w="3628"/>
+          </w:tcPr>
+          <w:p>
+            <w:pPr>
+              <w:spacing w:before="20" w:after="20"/>
+            </w:pPr>
+            <w:r/>
+            <w:r>
+              <w:rPr>
+                <w:rFonts w:ascii="Calibri" w:hAnsi="Calibri"/>
+                <w:b w:val="0"/>
+                <w:sz w:val="15"/>
+              </w:rPr>
+              <w:t>Paket wajib</w:t>
+            </w:r>
+          </w:p>
+        </w:tc>
+        <w:tc>
+          <w:tcPr>
+            <w:tcW w:type="dxa" w:w="1928"/>
+          </w:tcPr>
+          <w:p>
+            <w:pPr>
+              <w:spacing w:before="20" w:after="20"/>
+            </w:pPr>
+            <w:r/>
+            <w:r>
+              <w:rPr>
+                <w:rFonts w:ascii="Calibri" w:hAnsi="Calibri"/>
+                <w:b w:val="0"/>
+                <w:sz w:val="15"/>
+              </w:rPr>
+              <w:t>—</w:t>
+            </w:r>
+          </w:p>
+        </w:tc>
+        <w:tc>
+          <w:tcPr>
+            <w:tcW w:type="dxa" w:w="1928"/>
+            <w:shd w:fill="FFC7CE"/>
+          </w:tcPr>
+          <w:p>
+            <w:pPr>
+              <w:spacing w:before="20" w:after="20"/>
+              <w:jc w:val="center"/>
+            </w:pPr>
+            <w:r/>
+            <w:r>
+              <w:rPr>
+                <w:rFonts w:ascii="Calibri" w:hAnsi="Calibri"/>
+                <w:b/>
+                <w:color w:val="9C0006"/>
+                <w:sz w:val="15"/>
+              </w:rPr>
+              <w:t>Wajib ditempuh</w:t>
+            </w:r>
+          </w:p>
+        </w:tc>
+      </w:tr>
+      <w:tr>
+        <w:tc>
+          <w:tcPr>
+            <w:tcW w:type="dxa" w:w="624"/>
+          </w:tcPr>
+          <w:p>
+            <w:pPr>
+              <w:spacing w:before="20" w:after="20"/>
+              <w:jc w:val="center"/>
+            </w:pPr>
+            <w:r/>
+            <w:r>
+              <w:rPr>
+                <w:rFonts w:ascii="Calibri" w:hAnsi="Calibri"/>
+                <w:b w:val="0"/>
+                <w:sz w:val="15"/>
+              </w:rPr>
+              <w:t>7</w:t>
+            </w:r>
+          </w:p>
+        </w:tc>
+        <w:tc>
+          <w:tcPr>
+            <w:tcW w:type="dxa" w:w="1247"/>
+          </w:tcPr>
+          <w:p>
+            <w:pPr>
+              <w:spacing w:before="20" w:after="20"/>
+            </w:pPr>
+            <w:r/>
+            <w:r>
+              <w:rPr>
+                <w:rFonts w:ascii="Calibri" w:hAnsi="Calibri"/>
+                <w:b w:val="0"/>
+                <w:sz w:val="15"/>
+              </w:rPr>
+              <w:t>FST-612</w:t>
+            </w:r>
+          </w:p>
+        </w:tc>
+        <w:tc>
+          <w:tcPr>
+            <w:tcW w:type="dxa" w:w="4195"/>
+          </w:tcPr>
+          <w:p>
+            <w:pPr>
+              <w:spacing w:before="20" w:after="20"/>
+            </w:pPr>
+            <w:r/>
+            <w:r>
+              <w:rPr>
+                <w:rFonts w:ascii="Calibri" w:hAnsi="Calibri"/>
+                <w:b w:val="0"/>
+                <w:sz w:val="15"/>
+              </w:rPr>
+              <w:t>Praktik Kerja Lapangan (PKL)</w:t>
+            </w:r>
+          </w:p>
+        </w:tc>
+        <w:tc>
+          <w:tcPr>
+            <w:tcW w:type="dxa" w:w="624"/>
+          </w:tcPr>
+          <w:p>
+            <w:pPr>
+              <w:spacing w:before="20" w:after="20"/>
+              <w:jc w:val="center"/>
+            </w:pPr>
+            <w:r/>
+            <w:r>
+              <w:rPr>
+                <w:rFonts w:ascii="Calibri" w:hAnsi="Calibri"/>
+                <w:b w:val="0"/>
+                <w:sz w:val="15"/>
+              </w:rPr>
+              <w:t>3</w:t>
+            </w:r>
+          </w:p>
+        </w:tc>
+        <w:tc>
+          <w:tcPr>
+            <w:tcW w:type="dxa" w:w="3628"/>
+          </w:tcPr>
+          <w:p>
+            <w:pPr>
+              <w:spacing w:before="20" w:after="20"/>
+            </w:pPr>
+            <w:r/>
+            <w:r>
+              <w:rPr>
+                <w:rFonts w:ascii="Calibri" w:hAnsi="Calibri"/>
+                <w:b w:val="0"/>
+                <w:sz w:val="15"/>
+              </w:rPr>
+              <w:t>Paket wajib</w:t>
+            </w:r>
+          </w:p>
+        </w:tc>
+        <w:tc>
+          <w:tcPr>
+            <w:tcW w:type="dxa" w:w="1928"/>
+          </w:tcPr>
+          <w:p>
+            <w:pPr>
+              <w:spacing w:before="20" w:after="20"/>
+            </w:pPr>
+            <w:r/>
+            <w:r>
+              <w:rPr>
+                <w:rFonts w:ascii="Calibri" w:hAnsi="Calibri"/>
+                <w:b w:val="0"/>
+                <w:sz w:val="15"/>
+              </w:rPr>
+              <w:t>MFT-003</w:t>
+            </w:r>
+          </w:p>
+        </w:tc>
+        <w:tc>
+          <w:tcPr>
+            <w:tcW w:type="dxa" w:w="1928"/>
+            <w:shd w:fill="C6EFCE"/>
+          </w:tcPr>
+          <w:p>
+            <w:pPr>
+              <w:spacing w:before="20" w:after="20"/>
+              <w:jc w:val="center"/>
+            </w:pPr>
+            <w:r/>
+            <w:r>
+              <w:rPr>
+                <w:rFonts w:ascii="Calibri" w:hAnsi="Calibri"/>
+                <w:b/>
+                <w:color w:val="006100"/>
+                <w:sz w:val="15"/>
+              </w:rPr>
+              <w:t>Diakui penuh</w:t>
+            </w:r>
+          </w:p>
+        </w:tc>
+      </w:tr>
+      <w:tr>
+        <w:tc>
+          <w:tcPr>
+            <w:tcW w:type="dxa" w:w="624"/>
+          </w:tcPr>
+          <w:p>
+            <w:pPr>
+              <w:spacing w:before="20" w:after="20"/>
+              <w:jc w:val="center"/>
+            </w:pPr>
+            <w:r/>
+            <w:r>
+              <w:rPr>
+                <w:rFonts w:ascii="Calibri" w:hAnsi="Calibri"/>
+                <w:b w:val="0"/>
+                <w:sz w:val="15"/>
+              </w:rPr>
+              <w:t>7</w:t>
+            </w:r>
+          </w:p>
+        </w:tc>
+        <w:tc>
+          <w:tcPr>
+            <w:tcW w:type="dxa" w:w="1247"/>
+          </w:tcPr>
+          <w:p>
+            <w:pPr>
+              <w:spacing w:before="20" w:after="20"/>
+            </w:pPr>
+            <w:r/>
+            <w:r>
+              <w:rPr>
+                <w:rFonts w:ascii="Calibri" w:hAnsi="Calibri"/>
+                <w:b w:val="0"/>
+                <w:sz w:val="15"/>
+              </w:rPr>
+              <w:t>FST-613</w:t>
+            </w:r>
+          </w:p>
+        </w:tc>
+        <w:tc>
+          <w:tcPr>
+            <w:tcW w:type="dxa" w:w="4195"/>
+          </w:tcPr>
+          <w:p>
+            <w:pPr>
+              <w:spacing w:before="20" w:after="20"/>
+            </w:pPr>
+            <w:r/>
+            <w:r>
+              <w:rPr>
+                <w:rFonts w:ascii="Calibri" w:hAnsi="Calibri"/>
+                <w:b w:val="0"/>
+                <w:sz w:val="15"/>
+              </w:rPr>
+              <w:t>Pra-Skripsi / Seminar Proposal</w:t>
+            </w:r>
+          </w:p>
+        </w:tc>
+        <w:tc>
+          <w:tcPr>
+            <w:tcW w:type="dxa" w:w="624"/>
+          </w:tcPr>
+          <w:p>
+            <w:pPr>
+              <w:spacing w:before="20" w:after="20"/>
+              <w:jc w:val="center"/>
+            </w:pPr>
+            <w:r/>
+            <w:r>
+              <w:rPr>
+                <w:rFonts w:ascii="Calibri" w:hAnsi="Calibri"/>
+                <w:b w:val="0"/>
+                <w:sz w:val="15"/>
+              </w:rPr>
+              <w:t>2</w:t>
+            </w:r>
+          </w:p>
+        </w:tc>
+        <w:tc>
+          <w:tcPr>
+            <w:tcW w:type="dxa" w:w="3628"/>
+          </w:tcPr>
+          <w:p>
+            <w:pPr>
+              <w:spacing w:before="20" w:after="20"/>
+            </w:pPr>
+            <w:r/>
+            <w:r>
+              <w:rPr>
+                <w:rFonts w:ascii="Calibri" w:hAnsi="Calibri"/>
+                <w:b w:val="0"/>
+                <w:sz w:val="15"/>
+              </w:rPr>
+              <w:t>Paket wajib</w:t>
+            </w:r>
+          </w:p>
+        </w:tc>
+        <w:tc>
+          <w:tcPr>
+            <w:tcW w:type="dxa" w:w="1928"/>
+          </w:tcPr>
+          <w:p>
+            <w:pPr>
+              <w:spacing w:before="20" w:after="20"/>
+            </w:pPr>
+            <w:r/>
+            <w:r>
+              <w:rPr>
+                <w:rFonts w:ascii="Calibri" w:hAnsi="Calibri"/>
+                <w:b w:val="0"/>
+                <w:sz w:val="15"/>
+              </w:rPr>
+              <w:t>STI-844</w:t>
+            </w:r>
+          </w:p>
+        </w:tc>
+        <w:tc>
+          <w:tcPr>
+            <w:tcW w:type="dxa" w:w="1928"/>
+            <w:shd w:fill="C6EFCE"/>
+          </w:tcPr>
+          <w:p>
+            <w:pPr>
+              <w:spacing w:before="20" w:after="20"/>
+              <w:jc w:val="center"/>
+            </w:pPr>
+            <w:r/>
+            <w:r>
+              <w:rPr>
+                <w:rFonts w:ascii="Calibri" w:hAnsi="Calibri"/>
+                <w:b/>
+                <w:color w:val="006100"/>
+                <w:sz w:val="15"/>
+              </w:rPr>
+              <w:t>Diakui penuh</w:t>
+            </w:r>
+          </w:p>
+        </w:tc>
+      </w:tr>
+      <w:tr>
+        <w:tc>
+          <w:tcPr>
+            <w:tcW w:type="dxa" w:w="624"/>
+          </w:tcPr>
+          <w:p>
+            <w:pPr>
+              <w:spacing w:before="20" w:after="20"/>
+              <w:jc w:val="center"/>
+            </w:pPr>
+            <w:r/>
+            <w:r>
+              <w:rPr>
+                <w:rFonts w:ascii="Calibri" w:hAnsi="Calibri"/>
+                <w:b w:val="0"/>
+                <w:sz w:val="15"/>
+              </w:rPr>
+              <w:t>7</w:t>
+            </w:r>
+          </w:p>
+        </w:tc>
+        <w:tc>
+          <w:tcPr>
+            <w:tcW w:type="dxa" w:w="1247"/>
+          </w:tcPr>
+          <w:p>
+            <w:pPr>
+              <w:spacing w:before="20" w:after="20"/>
+            </w:pPr>
+            <w:r/>
+            <w:r>
+              <w:rPr>
+                <w:rFonts w:ascii="Calibri" w:hAnsi="Calibri"/>
+                <w:b w:val="0"/>
+                <w:sz w:val="15"/>
+              </w:rPr>
+              <w:t>STA-04</w:t>
+            </w:r>
+          </w:p>
+        </w:tc>
+        <w:tc>
+          <w:tcPr>
+            <w:tcW w:type="dxa" w:w="4195"/>
+          </w:tcPr>
+          <w:p>
+            <w:pPr>
+              <w:spacing w:before="20" w:after="20"/>
+            </w:pPr>
+            <w:r/>
+            <w:r>
+              <w:rPr>
+                <w:rFonts w:ascii="Calibri" w:hAnsi="Calibri"/>
+                <w:b w:val="0"/>
+                <w:sz w:val="15"/>
+              </w:rPr>
+              <w:t>MLOps and AI Pipeline</w:t>
+            </w:r>
+          </w:p>
+        </w:tc>
+        <w:tc>
+          <w:tcPr>
+            <w:tcW w:type="dxa" w:w="624"/>
+          </w:tcPr>
+          <w:p>
+            <w:pPr>
+              <w:spacing w:before="20" w:after="20"/>
+              <w:jc w:val="center"/>
+            </w:pPr>
+            <w:r/>
+            <w:r>
+              <w:rPr>
+                <w:rFonts w:ascii="Calibri" w:hAnsi="Calibri"/>
+                <w:b w:val="0"/>
+                <w:sz w:val="15"/>
+              </w:rPr>
+              <w:t>3</w:t>
+            </w:r>
+          </w:p>
+        </w:tc>
+        <w:tc>
+          <w:tcPr>
+            <w:tcW w:type="dxa" w:w="3628"/>
+          </w:tcPr>
+          <w:p>
+            <w:pPr>
+              <w:spacing w:before="20" w:after="20"/>
+            </w:pPr>
+            <w:r/>
+            <w:r>
+              <w:rPr>
+                <w:rFonts w:ascii="Calibri" w:hAnsi="Calibri"/>
+                <w:b w:val="0"/>
+                <w:sz w:val="15"/>
+              </w:rPr>
+              <w:t>P1 Integrated Smart Systems</w:t>
+            </w:r>
+          </w:p>
+        </w:tc>
+        <w:tc>
+          <w:tcPr>
+            <w:tcW w:type="dxa" w:w="1928"/>
+          </w:tcPr>
+          <w:p>
+            <w:pPr>
+              <w:spacing w:before="20" w:after="20"/>
+            </w:pPr>
+            <w:r/>
+            <w:r>
+              <w:rPr>
+                <w:rFonts w:ascii="Calibri" w:hAnsi="Calibri"/>
+                <w:b w:val="0"/>
+                <w:sz w:val="15"/>
+              </w:rPr>
+              <w:t>—</w:t>
+            </w:r>
+          </w:p>
+        </w:tc>
+        <w:tc>
+          <w:tcPr>
+            <w:tcW w:type="dxa" w:w="1928"/>
+            <w:shd w:fill="FFC7CE"/>
+          </w:tcPr>
+          <w:p>
+            <w:pPr>
+              <w:spacing w:before="20" w:after="20"/>
+              <w:jc w:val="center"/>
+            </w:pPr>
+            <w:r/>
+            <w:r>
+              <w:rPr>
+                <w:rFonts w:ascii="Calibri" w:hAnsi="Calibri"/>
+                <w:b/>
+                <w:color w:val="9C0006"/>
+                <w:sz w:val="15"/>
+              </w:rPr>
+              <w:t>Wajib ditempuh</w:t>
+            </w:r>
+          </w:p>
+        </w:tc>
+      </w:tr>
+      <w:tr>
+        <w:tc>
+          <w:tcPr>
+            <w:tcW w:type="dxa" w:w="624"/>
+          </w:tcPr>
+          <w:p>
+            <w:pPr>
+              <w:spacing w:before="20" w:after="20"/>
+              <w:jc w:val="center"/>
+            </w:pPr>
+            <w:r/>
+            <w:r>
+              <w:rPr>
+                <w:rFonts w:ascii="Calibri" w:hAnsi="Calibri"/>
+                <w:b w:val="0"/>
+                <w:sz w:val="15"/>
+              </w:rPr>
+              <w:t>7</w:t>
+            </w:r>
+          </w:p>
+        </w:tc>
+        <w:tc>
+          <w:tcPr>
+            <w:tcW w:type="dxa" w:w="1247"/>
+          </w:tcPr>
+          <w:p>
+            <w:pPr>
+              <w:spacing w:before="20" w:after="20"/>
+            </w:pPr>
+            <w:r/>
+            <w:r>
+              <w:rPr>
+                <w:rFonts w:ascii="Calibri" w:hAnsi="Calibri"/>
+                <w:b w:val="0"/>
+                <w:sz w:val="15"/>
+              </w:rPr>
+              <w:t>STA-05</w:t>
+            </w:r>
+          </w:p>
+        </w:tc>
+        <w:tc>
+          <w:tcPr>
+            <w:tcW w:type="dxa" w:w="4195"/>
+          </w:tcPr>
+          <w:p>
+            <w:pPr>
+              <w:spacing w:before="20" w:after="20"/>
+            </w:pPr>
+            <w:r/>
+            <w:r>
+              <w:rPr>
+                <w:rFonts w:ascii="Calibri" w:hAnsi="Calibri"/>
+                <w:b w:val="0"/>
+                <w:sz w:val="15"/>
+              </w:rPr>
+              <w:t>Conversational AI and Intelligent Assistant</w:t>
+            </w:r>
+          </w:p>
+        </w:tc>
+        <w:tc>
+          <w:tcPr>
+            <w:tcW w:type="dxa" w:w="624"/>
+          </w:tcPr>
+          <w:p>
+            <w:pPr>
+              <w:spacing w:before="20" w:after="20"/>
+              <w:jc w:val="center"/>
+            </w:pPr>
+            <w:r/>
+            <w:r>
+              <w:rPr>
+                <w:rFonts w:ascii="Calibri" w:hAnsi="Calibri"/>
+                <w:b w:val="0"/>
+                <w:sz w:val="15"/>
+              </w:rPr>
+              <w:t>3</w:t>
+            </w:r>
+          </w:p>
+        </w:tc>
+        <w:tc>
+          <w:tcPr>
+            <w:tcW w:type="dxa" w:w="3628"/>
+          </w:tcPr>
+          <w:p>
+            <w:pPr>
+              <w:spacing w:before="20" w:after="20"/>
+            </w:pPr>
+            <w:r/>
+            <w:r>
+              <w:rPr>
+                <w:rFonts w:ascii="Calibri" w:hAnsi="Calibri"/>
+                <w:b w:val="0"/>
+                <w:sz w:val="15"/>
+              </w:rPr>
+              <w:t>P1 Integrated Smart Systems</w:t>
+            </w:r>
+          </w:p>
+        </w:tc>
+        <w:tc>
+          <w:tcPr>
+            <w:tcW w:type="dxa" w:w="1928"/>
+          </w:tcPr>
+          <w:p>
+            <w:pPr>
+              <w:spacing w:before="20" w:after="20"/>
+            </w:pPr>
+            <w:r/>
+            <w:r>
+              <w:rPr>
+                <w:rFonts w:ascii="Calibri" w:hAnsi="Calibri"/>
+                <w:b w:val="0"/>
+                <w:sz w:val="15"/>
+              </w:rPr>
+              <w:t>—</w:t>
+            </w:r>
+          </w:p>
+        </w:tc>
+        <w:tc>
+          <w:tcPr>
+            <w:tcW w:type="dxa" w:w="1928"/>
+            <w:shd w:fill="FFC7CE"/>
+          </w:tcPr>
+          <w:p>
+            <w:pPr>
+              <w:spacing w:before="20" w:after="20"/>
+              <w:jc w:val="center"/>
+            </w:pPr>
+            <w:r/>
+            <w:r>
+              <w:rPr>
+                <w:rFonts w:ascii="Calibri" w:hAnsi="Calibri"/>
+                <w:b/>
+                <w:color w:val="9C0006"/>
+                <w:sz w:val="15"/>
+              </w:rPr>
+              <w:t>Wajib ditempuh</w:t>
+            </w:r>
+          </w:p>
+        </w:tc>
+      </w:tr>
+      <w:tr>
+        <w:tc>
+          <w:tcPr>
+            <w:tcW w:type="dxa" w:w="624"/>
+          </w:tcPr>
+          <w:p>
+            <w:pPr>
+              <w:spacing w:before="20" w:after="20"/>
+              <w:jc w:val="center"/>
+            </w:pPr>
+            <w:r/>
+            <w:r>
+              <w:rPr>
+                <w:rFonts w:ascii="Calibri" w:hAnsi="Calibri"/>
+                <w:b w:val="0"/>
+                <w:sz w:val="15"/>
+              </w:rPr>
+              <w:t>7</w:t>
+            </w:r>
+          </w:p>
+        </w:tc>
+        <w:tc>
+          <w:tcPr>
+            <w:tcW w:type="dxa" w:w="1247"/>
+          </w:tcPr>
+          <w:p>
+            <w:pPr>
+              <w:spacing w:before="20" w:after="20"/>
+            </w:pPr>
+            <w:r/>
+            <w:r>
+              <w:rPr>
+                <w:rFonts w:ascii="Calibri" w:hAnsi="Calibri"/>
+                <w:b w:val="0"/>
+                <w:sz w:val="15"/>
+              </w:rPr>
+              <w:t>STA-06</w:t>
+            </w:r>
+          </w:p>
+        </w:tc>
+        <w:tc>
+          <w:tcPr>
+            <w:tcW w:type="dxa" w:w="4195"/>
+          </w:tcPr>
+          <w:p>
+            <w:pPr>
+              <w:spacing w:before="20" w:after="20"/>
+            </w:pPr>
+            <w:r/>
+            <w:r>
+              <w:rPr>
+                <w:rFonts w:ascii="Calibri" w:hAnsi="Calibri"/>
+                <w:b w:val="0"/>
+                <w:sz w:val="15"/>
+              </w:rPr>
+              <w:t>Smart Surveillance and IoT Analytics</w:t>
+            </w:r>
+          </w:p>
+        </w:tc>
+        <w:tc>
+          <w:tcPr>
+            <w:tcW w:type="dxa" w:w="624"/>
+          </w:tcPr>
+          <w:p>
+            <w:pPr>
+              <w:spacing w:before="20" w:after="20"/>
+              <w:jc w:val="center"/>
+            </w:pPr>
+            <w:r/>
+            <w:r>
+              <w:rPr>
+                <w:rFonts w:ascii="Calibri" w:hAnsi="Calibri"/>
+                <w:b w:val="0"/>
+                <w:sz w:val="15"/>
+              </w:rPr>
+              <w:t>3</w:t>
+            </w:r>
+          </w:p>
+        </w:tc>
+        <w:tc>
+          <w:tcPr>
+            <w:tcW w:type="dxa" w:w="3628"/>
+          </w:tcPr>
+          <w:p>
+            <w:pPr>
+              <w:spacing w:before="20" w:after="20"/>
+            </w:pPr>
+            <w:r/>
+            <w:r>
+              <w:rPr>
+                <w:rFonts w:ascii="Calibri" w:hAnsi="Calibri"/>
+                <w:b w:val="0"/>
+                <w:sz w:val="15"/>
+              </w:rPr>
+              <w:t>P1 Integrated Smart Systems</w:t>
+            </w:r>
+          </w:p>
+        </w:tc>
+        <w:tc>
+          <w:tcPr>
+            <w:tcW w:type="dxa" w:w="1928"/>
+          </w:tcPr>
+          <w:p>
+            <w:pPr>
+              <w:spacing w:before="20" w:after="20"/>
+            </w:pPr>
+            <w:r/>
+            <w:r>
+              <w:rPr>
+                <w:rFonts w:ascii="Calibri" w:hAnsi="Calibri"/>
+                <w:b w:val="0"/>
+                <w:sz w:val="15"/>
+              </w:rPr>
+              <w:t>—</w:t>
+            </w:r>
+          </w:p>
+        </w:tc>
+        <w:tc>
+          <w:tcPr>
+            <w:tcW w:type="dxa" w:w="1928"/>
+            <w:shd w:fill="FFC7CE"/>
+          </w:tcPr>
+          <w:p>
+            <w:pPr>
+              <w:spacing w:before="20" w:after="20"/>
+              <w:jc w:val="center"/>
+            </w:pPr>
+            <w:r/>
+            <w:r>
+              <w:rPr>
+                <w:rFonts w:ascii="Calibri" w:hAnsi="Calibri"/>
+                <w:b/>
+                <w:color w:val="9C0006"/>
+                <w:sz w:val="15"/>
+              </w:rPr>
+              <w:t>Wajib ditempuh</w:t>
+            </w:r>
+          </w:p>
+        </w:tc>
+      </w:tr>
+      <w:tr>
+        <w:tc>
+          <w:tcPr>
+            <w:tcW w:type="dxa" w:w="624"/>
+          </w:tcPr>
+          <w:p>
+            <w:pPr>
+              <w:spacing w:before="20" w:after="20"/>
+              <w:jc w:val="center"/>
+            </w:pPr>
+            <w:r/>
+            <w:r>
+              <w:rPr>
+                <w:rFonts w:ascii="Calibri" w:hAnsi="Calibri"/>
+                <w:b w:val="0"/>
+                <w:sz w:val="15"/>
+              </w:rPr>
+              <w:t>7</w:t>
+            </w:r>
+          </w:p>
+        </w:tc>
+        <w:tc>
+          <w:tcPr>
+            <w:tcW w:type="dxa" w:w="1247"/>
+          </w:tcPr>
+          <w:p>
+            <w:pPr>
+              <w:spacing w:before="20" w:after="20"/>
+            </w:pPr>
+            <w:r/>
+            <w:r>
+              <w:rPr>
+                <w:rFonts w:ascii="Calibri" w:hAnsi="Calibri"/>
+                <w:b w:val="0"/>
+                <w:sz w:val="15"/>
+              </w:rPr>
+              <w:t>STB-04</w:t>
+            </w:r>
+          </w:p>
+        </w:tc>
+        <w:tc>
+          <w:tcPr>
+            <w:tcW w:type="dxa" w:w="4195"/>
+          </w:tcPr>
+          <w:p>
+            <w:pPr>
+              <w:spacing w:before="20" w:after="20"/>
+            </w:pPr>
+            <w:r/>
+            <w:r>
+              <w:rPr>
+                <w:rFonts w:ascii="Calibri" w:hAnsi="Calibri"/>
+                <w:b w:val="0"/>
+                <w:sz w:val="15"/>
+              </w:rPr>
+              <w:t>IT Governance &amp; Compliance (COBIT 2019)</w:t>
+            </w:r>
+          </w:p>
+        </w:tc>
+        <w:tc>
+          <w:tcPr>
+            <w:tcW w:type="dxa" w:w="624"/>
+          </w:tcPr>
+          <w:p>
+            <w:pPr>
+              <w:spacing w:before="20" w:after="20"/>
+              <w:jc w:val="center"/>
+            </w:pPr>
+            <w:r/>
+            <w:r>
+              <w:rPr>
+                <w:rFonts w:ascii="Calibri" w:hAnsi="Calibri"/>
+                <w:b w:val="0"/>
+                <w:sz w:val="15"/>
+              </w:rPr>
+              <w:t>3</w:t>
+            </w:r>
+          </w:p>
+        </w:tc>
+        <w:tc>
+          <w:tcPr>
+            <w:tcW w:type="dxa" w:w="3628"/>
+          </w:tcPr>
+          <w:p>
+            <w:pPr>
+              <w:spacing w:before="20" w:after="20"/>
+            </w:pPr>
+            <w:r/>
+            <w:r>
+              <w:rPr>
+                <w:rFonts w:ascii="Calibri" w:hAnsi="Calibri"/>
+                <w:b w:val="0"/>
+                <w:sz w:val="15"/>
+              </w:rPr>
+              <w:t>P2 Cloud Infrastructure &amp; Cybersecurity</w:t>
+            </w:r>
+          </w:p>
+        </w:tc>
+        <w:tc>
+          <w:tcPr>
+            <w:tcW w:type="dxa" w:w="1928"/>
+          </w:tcPr>
+          <w:p>
+            <w:pPr>
+              <w:spacing w:before="20" w:after="20"/>
+            </w:pPr>
+            <w:r/>
+            <w:r>
+              <w:rPr>
+                <w:rFonts w:ascii="Calibri" w:hAnsi="Calibri"/>
+                <w:b w:val="0"/>
+                <w:sz w:val="15"/>
+              </w:rPr>
+              <w:t>STI-743</w:t>
+            </w:r>
+          </w:p>
+        </w:tc>
+        <w:tc>
+          <w:tcPr>
+            <w:tcW w:type="dxa" w:w="1928"/>
+            <w:shd w:fill="C6EFCE"/>
+          </w:tcPr>
+          <w:p>
+            <w:pPr>
+              <w:spacing w:before="20" w:after="20"/>
+              <w:jc w:val="center"/>
+            </w:pPr>
+            <w:r/>
+            <w:r>
+              <w:rPr>
+                <w:rFonts w:ascii="Calibri" w:hAnsi="Calibri"/>
+                <w:b/>
+                <w:color w:val="006100"/>
+                <w:sz w:val="15"/>
+              </w:rPr>
+              <w:t>Diakui penuh</w:t>
+            </w:r>
+          </w:p>
+        </w:tc>
+      </w:tr>
+      <w:tr>
+        <w:tc>
+          <w:tcPr>
+            <w:tcW w:type="dxa" w:w="624"/>
+          </w:tcPr>
+          <w:p>
+            <w:pPr>
+              <w:spacing w:before="20" w:after="20"/>
+              <w:jc w:val="center"/>
+            </w:pPr>
+            <w:r/>
+            <w:r>
+              <w:rPr>
+                <w:rFonts w:ascii="Calibri" w:hAnsi="Calibri"/>
+                <w:b w:val="0"/>
+                <w:sz w:val="15"/>
+              </w:rPr>
+              <w:t>7</w:t>
+            </w:r>
+          </w:p>
+        </w:tc>
+        <w:tc>
+          <w:tcPr>
+            <w:tcW w:type="dxa" w:w="1247"/>
+          </w:tcPr>
+          <w:p>
+            <w:pPr>
+              <w:spacing w:before="20" w:after="20"/>
+            </w:pPr>
+            <w:r/>
+            <w:r>
+              <w:rPr>
+                <w:rFonts w:ascii="Calibri" w:hAnsi="Calibri"/>
+                <w:b w:val="0"/>
+                <w:sz w:val="15"/>
+              </w:rPr>
+              <w:t>STB-05</w:t>
+            </w:r>
+          </w:p>
+        </w:tc>
+        <w:tc>
+          <w:tcPr>
+            <w:tcW w:type="dxa" w:w="4195"/>
+          </w:tcPr>
+          <w:p>
+            <w:pPr>
+              <w:spacing w:before="20" w:after="20"/>
+            </w:pPr>
+            <w:r/>
+            <w:r>
+              <w:rPr>
+                <w:rFonts w:ascii="Calibri" w:hAnsi="Calibri"/>
+                <w:b w:val="0"/>
+                <w:sz w:val="15"/>
+              </w:rPr>
+              <w:t>IT Service Management (ITIL 4)</w:t>
+            </w:r>
+          </w:p>
+        </w:tc>
+        <w:tc>
+          <w:tcPr>
+            <w:tcW w:type="dxa" w:w="624"/>
+          </w:tcPr>
+          <w:p>
+            <w:pPr>
+              <w:spacing w:before="20" w:after="20"/>
+              <w:jc w:val="center"/>
+            </w:pPr>
+            <w:r/>
+            <w:r>
+              <w:rPr>
+                <w:rFonts w:ascii="Calibri" w:hAnsi="Calibri"/>
+                <w:b w:val="0"/>
+                <w:sz w:val="15"/>
+              </w:rPr>
+              <w:t>3</w:t>
+            </w:r>
+          </w:p>
+        </w:tc>
+        <w:tc>
+          <w:tcPr>
+            <w:tcW w:type="dxa" w:w="3628"/>
+          </w:tcPr>
+          <w:p>
+            <w:pPr>
+              <w:spacing w:before="20" w:after="20"/>
+            </w:pPr>
+            <w:r/>
+            <w:r>
+              <w:rPr>
+                <w:rFonts w:ascii="Calibri" w:hAnsi="Calibri"/>
+                <w:b w:val="0"/>
+                <w:sz w:val="15"/>
+              </w:rPr>
+              <w:t>P2 Cloud Infrastructure &amp; Cybersecurity</w:t>
+            </w:r>
+          </w:p>
+        </w:tc>
+        <w:tc>
+          <w:tcPr>
+            <w:tcW w:type="dxa" w:w="1928"/>
+          </w:tcPr>
+          <w:p>
+            <w:pPr>
+              <w:spacing w:before="20" w:after="20"/>
+            </w:pPr>
+            <w:r/>
+            <w:r>
+              <w:rPr>
+                <w:rFonts w:ascii="Calibri" w:hAnsi="Calibri"/>
+                <w:b w:val="0"/>
+                <w:sz w:val="15"/>
+              </w:rPr>
+              <w:t>—</w:t>
+            </w:r>
+          </w:p>
+        </w:tc>
+        <w:tc>
+          <w:tcPr>
+            <w:tcW w:type="dxa" w:w="1928"/>
+            <w:shd w:fill="FFC7CE"/>
+          </w:tcPr>
+          <w:p>
+            <w:pPr>
+              <w:spacing w:before="20" w:after="20"/>
+              <w:jc w:val="center"/>
+            </w:pPr>
+            <w:r/>
+            <w:r>
+              <w:rPr>
+                <w:rFonts w:ascii="Calibri" w:hAnsi="Calibri"/>
+                <w:b/>
+                <w:color w:val="9C0006"/>
+                <w:sz w:val="15"/>
+              </w:rPr>
+              <w:t>Wajib ditempuh</w:t>
+            </w:r>
+          </w:p>
+        </w:tc>
+      </w:tr>
+      <w:tr>
+        <w:tc>
+          <w:tcPr>
+            <w:tcW w:type="dxa" w:w="624"/>
+          </w:tcPr>
+          <w:p>
+            <w:pPr>
+              <w:spacing w:before="20" w:after="20"/>
+              <w:jc w:val="center"/>
+            </w:pPr>
+            <w:r/>
+            <w:r>
+              <w:rPr>
+                <w:rFonts w:ascii="Calibri" w:hAnsi="Calibri"/>
+                <w:b w:val="0"/>
+                <w:sz w:val="15"/>
+              </w:rPr>
+              <w:t>7</w:t>
+            </w:r>
+          </w:p>
+        </w:tc>
+        <w:tc>
+          <w:tcPr>
+            <w:tcW w:type="dxa" w:w="1247"/>
+          </w:tcPr>
+          <w:p>
+            <w:pPr>
+              <w:spacing w:before="20" w:after="20"/>
+            </w:pPr>
+            <w:r/>
+            <w:r>
+              <w:rPr>
+                <w:rFonts w:ascii="Calibri" w:hAnsi="Calibri"/>
+                <w:b w:val="0"/>
+                <w:sz w:val="15"/>
+              </w:rPr>
+              <w:t>STB-06</w:t>
+            </w:r>
+          </w:p>
+        </w:tc>
+        <w:tc>
+          <w:tcPr>
+            <w:tcW w:type="dxa" w:w="4195"/>
+          </w:tcPr>
+          <w:p>
+            <w:pPr>
+              <w:spacing w:before="20" w:after="20"/>
+            </w:pPr>
+            <w:r/>
+            <w:r>
+              <w:rPr>
+                <w:rFonts w:ascii="Calibri" w:hAnsi="Calibri"/>
+                <w:b w:val="0"/>
+                <w:sz w:val="15"/>
+              </w:rPr>
+              <w:t>Enterprise Architecture (TOGAF)</w:t>
+            </w:r>
+          </w:p>
+        </w:tc>
+        <w:tc>
+          <w:tcPr>
+            <w:tcW w:type="dxa" w:w="624"/>
+          </w:tcPr>
+          <w:p>
+            <w:pPr>
+              <w:spacing w:before="20" w:after="20"/>
+              <w:jc w:val="center"/>
+            </w:pPr>
+            <w:r/>
+            <w:r>
+              <w:rPr>
+                <w:rFonts w:ascii="Calibri" w:hAnsi="Calibri"/>
+                <w:b w:val="0"/>
+                <w:sz w:val="15"/>
+              </w:rPr>
+              <w:t>3</w:t>
+            </w:r>
+          </w:p>
+        </w:tc>
+        <w:tc>
+          <w:tcPr>
+            <w:tcW w:type="dxa" w:w="3628"/>
+          </w:tcPr>
+          <w:p>
+            <w:pPr>
+              <w:spacing w:before="20" w:after="20"/>
+            </w:pPr>
+            <w:r/>
+            <w:r>
+              <w:rPr>
+                <w:rFonts w:ascii="Calibri" w:hAnsi="Calibri"/>
+                <w:b w:val="0"/>
+                <w:sz w:val="15"/>
+              </w:rPr>
+              <w:t>P2 Cloud Infrastructure &amp; Cybersecurity</w:t>
+            </w:r>
+          </w:p>
+        </w:tc>
+        <w:tc>
+          <w:tcPr>
+            <w:tcW w:type="dxa" w:w="1928"/>
+          </w:tcPr>
+          <w:p>
+            <w:pPr>
+              <w:spacing w:before="20" w:after="20"/>
+            </w:pPr>
+            <w:r/>
+            <w:r>
+              <w:rPr>
+                <w:rFonts w:ascii="Calibri" w:hAnsi="Calibri"/>
+                <w:b w:val="0"/>
+                <w:sz w:val="15"/>
+              </w:rPr>
+              <w:t>—</w:t>
+            </w:r>
+          </w:p>
+        </w:tc>
+        <w:tc>
+          <w:tcPr>
+            <w:tcW w:type="dxa" w:w="1928"/>
+            <w:shd w:fill="FFC7CE"/>
+          </w:tcPr>
+          <w:p>
+            <w:pPr>
+              <w:spacing w:before="20" w:after="20"/>
+              <w:jc w:val="center"/>
+            </w:pPr>
+            <w:r/>
+            <w:r>
+              <w:rPr>
+                <w:rFonts w:ascii="Calibri" w:hAnsi="Calibri"/>
+                <w:b/>
+                <w:color w:val="9C0006"/>
+                <w:sz w:val="15"/>
+              </w:rPr>
+              <w:t>Wajib ditempuh</w:t>
+            </w:r>
+          </w:p>
+        </w:tc>
+      </w:tr>
+      <w:tr>
+        <w:tc>
+          <w:tcPr>
+            <w:tcW w:type="dxa" w:w="624"/>
+          </w:tcPr>
+          <w:p>
+            <w:pPr>
+              <w:spacing w:before="20" w:after="20"/>
+              <w:jc w:val="center"/>
+            </w:pPr>
+            <w:r/>
+            <w:r>
+              <w:rPr>
+                <w:rFonts w:ascii="Calibri" w:hAnsi="Calibri"/>
+                <w:b w:val="0"/>
+                <w:sz w:val="15"/>
+              </w:rPr>
+              <w:t>7</w:t>
+            </w:r>
+          </w:p>
+        </w:tc>
+        <w:tc>
+          <w:tcPr>
+            <w:tcW w:type="dxa" w:w="1247"/>
+          </w:tcPr>
+          <w:p>
+            <w:pPr>
+              <w:spacing w:before="20" w:after="20"/>
+            </w:pPr>
+            <w:r/>
+            <w:r>
+              <w:rPr>
+                <w:rFonts w:ascii="Calibri" w:hAnsi="Calibri"/>
+                <w:b w:val="0"/>
+                <w:sz w:val="15"/>
+              </w:rPr>
+              <w:t>STC-04</w:t>
+            </w:r>
+          </w:p>
+        </w:tc>
+        <w:tc>
+          <w:tcPr>
+            <w:tcW w:type="dxa" w:w="4195"/>
+          </w:tcPr>
+          <w:p>
+            <w:pPr>
+              <w:spacing w:before="20" w:after="20"/>
+            </w:pPr>
+            <w:r/>
+            <w:r>
+              <w:rPr>
+                <w:rFonts w:ascii="Calibri" w:hAnsi="Calibri"/>
+                <w:b w:val="0"/>
+                <w:sz w:val="15"/>
+              </w:rPr>
+              <w:t>Immersive Media &amp; XR Development</w:t>
+            </w:r>
+          </w:p>
+        </w:tc>
+        <w:tc>
+          <w:tcPr>
+            <w:tcW w:type="dxa" w:w="624"/>
+          </w:tcPr>
+          <w:p>
+            <w:pPr>
+              <w:spacing w:before="20" w:after="20"/>
+              <w:jc w:val="center"/>
+            </w:pPr>
+            <w:r/>
+            <w:r>
+              <w:rPr>
+                <w:rFonts w:ascii="Calibri" w:hAnsi="Calibri"/>
+                <w:b w:val="0"/>
+                <w:sz w:val="15"/>
+              </w:rPr>
+              <w:t>3</w:t>
+            </w:r>
+          </w:p>
+        </w:tc>
+        <w:tc>
+          <w:tcPr>
+            <w:tcW w:type="dxa" w:w="3628"/>
+          </w:tcPr>
+          <w:p>
+            <w:pPr>
+              <w:spacing w:before="20" w:after="20"/>
+            </w:pPr>
+            <w:r/>
+            <w:r>
+              <w:rPr>
+                <w:rFonts w:ascii="Calibri" w:hAnsi="Calibri"/>
+                <w:b w:val="0"/>
+                <w:sz w:val="15"/>
+              </w:rPr>
+              <w:t>P3 Digital Platform Engineering</w:t>
+            </w:r>
+          </w:p>
+        </w:tc>
+        <w:tc>
+          <w:tcPr>
+            <w:tcW w:type="dxa" w:w="1928"/>
+          </w:tcPr>
+          <w:p>
+            <w:pPr>
+              <w:spacing w:before="20" w:after="20"/>
+            </w:pPr>
+            <w:r/>
+            <w:r>
+              <w:rPr>
+                <w:rFonts w:ascii="Calibri" w:hAnsi="Calibri"/>
+                <w:b w:val="0"/>
+                <w:sz w:val="15"/>
+              </w:rPr>
+              <w:t>STI-316 + STI-531</w:t>
             </w:r>
           </w:p>
         </w:tc>
@@ -19591,7 +22951,7 @@
                 <w:b w:val="0"/>
                 <w:sz w:val="15"/>
               </w:rPr>
-              <w:t>5</w:t>
+              <w:t>7</w:t>
             </w:r>
           </w:p>
         </w:tc>
@@ -19610,7 +22970,7 @@
                 <w:b w:val="0"/>
                 <w:sz w:val="15"/>
               </w:rPr>
-              <w:t>STI-504</w:t>
+              <w:t>STC-05</w:t>
             </w:r>
           </w:p>
         </w:tc>
@@ -19629,7 +22989,7 @@
                 <w:b w:val="0"/>
                 <w:sz w:val="15"/>
               </w:rPr>
-              <w:t>Internet of Things (IoT)</w:t>
+              <w:t>SaaS Architecture &amp; Multi-Tenancy</w:t>
             </w:r>
           </w:p>
         </w:tc>
@@ -19668,7 +23028,7 @@
                 <w:b w:val="0"/>
                 <w:sz w:val="15"/>
               </w:rPr>
-              <w:t>Paket wajib</w:t>
+              <w:t>P3 Digital Platform Engineering</w:t>
             </w:r>
           </w:p>
         </w:tc>
@@ -19687,14 +23047,14 @@
                 <w:b w:val="0"/>
                 <w:sz w:val="15"/>
               </w:rPr>
-              <w:t>STI-526</w:t>
+              <w:t>—</w:t>
             </w:r>
           </w:p>
         </w:tc>
         <w:tc>
           <w:tcPr>
             <w:tcW w:type="dxa" w:w="1928"/>
-            <w:shd w:fill="C6EFCE"/>
+            <w:shd w:fill="FFC7CE"/>
           </w:tcPr>
           <w:p>
             <w:pPr>
@@ -19706,10 +23066,10 @@
               <w:rPr>
                 <w:rFonts w:ascii="Calibri" w:hAnsi="Calibri"/>
                 <w:b/>
-                <w:color w:val="006100"/>
-                <w:sz w:val="15"/>
-              </w:rPr>
-              <w:t>Diakui penuh</w:t>
+                <w:color w:val="9C0006"/>
+                <w:sz w:val="15"/>
+              </w:rPr>
+              <w:t>Wajib ditempuh</w:t>
             </w:r>
           </w:p>
         </w:tc>
@@ -19731,7 +23091,7 @@
                 <w:b w:val="0"/>
                 <w:sz w:val="15"/>
               </w:rPr>
-              <w:t>5</w:t>
+              <w:t>7</w:t>
             </w:r>
           </w:p>
         </w:tc>
@@ -19750,7 +23110,7 @@
                 <w:b w:val="0"/>
                 <w:sz w:val="15"/>
               </w:rPr>
-              <w:t>STI-505</w:t>
+              <w:t>STC-06</w:t>
             </w:r>
           </w:p>
         </w:tc>
@@ -19769,7 +23129,7 @@
                 <w:b w:val="0"/>
                 <w:sz w:val="15"/>
               </w:rPr>
-              <w:t>Pemrograman Aplikasi Mobile</w:t>
+              <w:t>Digital Product Management &amp; Agile Practices</w:t>
             </w:r>
           </w:p>
         </w:tc>
@@ -19808,7 +23168,7 @@
                 <w:b w:val="0"/>
                 <w:sz w:val="15"/>
               </w:rPr>
-              <w:t>Paket wajib</w:t>
+              <w:t>P3 Digital Platform Engineering</w:t>
             </w:r>
           </w:p>
         </w:tc>
@@ -19827,14 +23187,14 @@
                 <w:b w:val="0"/>
                 <w:sz w:val="15"/>
               </w:rPr>
-              <w:t>STI-419</w:t>
+              <w:t>—</w:t>
             </w:r>
           </w:p>
         </w:tc>
         <w:tc>
           <w:tcPr>
             <w:tcW w:type="dxa" w:w="1928"/>
-            <w:shd w:fill="C6EFCE"/>
+            <w:shd w:fill="FFC7CE"/>
           </w:tcPr>
           <w:p>
             <w:pPr>
@@ -19846,10 +23206,10 @@
               <w:rPr>
                 <w:rFonts w:ascii="Calibri" w:hAnsi="Calibri"/>
                 <w:b/>
-                <w:color w:val="006100"/>
-                <w:sz w:val="15"/>
-              </w:rPr>
-              <w:t>Diakui penuh</w:t>
+                <w:color w:val="9C0006"/>
+                <w:sz w:val="15"/>
+              </w:rPr>
+              <w:t>Wajib ditempuh</w:t>
             </w:r>
           </w:p>
         </w:tc>
@@ -19871,7 +23231,7 @@
                 <w:b w:val="0"/>
                 <w:sz w:val="15"/>
               </w:rPr>
-              <w:t>5</w:t>
+              <w:t>7</w:t>
             </w:r>
           </w:p>
         </w:tc>
@@ -19890,3367 +23250,7 @@
                 <w:b w:val="0"/>
                 <w:sz w:val="15"/>
               </w:rPr>
-              <w:t>STI-506</w:t>
-            </w:r>
-          </w:p>
-        </w:tc>
-        <w:tc>
-          <w:tcPr>
-            <w:tcW w:type="dxa" w:w="4195"/>
-          </w:tcPr>
-          <w:p>
-            <w:pPr>
-              <w:spacing w:before="20" w:after="20"/>
-            </w:pPr>
-            <w:r/>
-            <w:r>
-              <w:rPr>
-                <w:rFonts w:ascii="Calibri" w:hAnsi="Calibri"/>
-                <w:b w:val="0"/>
-                <w:sz w:val="15"/>
-              </w:rPr>
-              <w:t>Manajemen Proyek TI</w:t>
-            </w:r>
-          </w:p>
-        </w:tc>
-        <w:tc>
-          <w:tcPr>
-            <w:tcW w:type="dxa" w:w="624"/>
-          </w:tcPr>
-          <w:p>
-            <w:pPr>
-              <w:spacing w:before="20" w:after="20"/>
-              <w:jc w:val="center"/>
-            </w:pPr>
-            <w:r/>
-            <w:r>
-              <w:rPr>
-                <w:rFonts w:ascii="Calibri" w:hAnsi="Calibri"/>
-                <w:b w:val="0"/>
-                <w:sz w:val="15"/>
-              </w:rPr>
-              <w:t>3</w:t>
-            </w:r>
-          </w:p>
-        </w:tc>
-        <w:tc>
-          <w:tcPr>
-            <w:tcW w:type="dxa" w:w="3628"/>
-          </w:tcPr>
-          <w:p>
-            <w:pPr>
-              <w:spacing w:before="20" w:after="20"/>
-            </w:pPr>
-            <w:r/>
-            <w:r>
-              <w:rPr>
-                <w:rFonts w:ascii="Calibri" w:hAnsi="Calibri"/>
-                <w:b w:val="0"/>
-                <w:sz w:val="15"/>
-              </w:rPr>
-              <w:t>Paket wajib</w:t>
-            </w:r>
-          </w:p>
-        </w:tc>
-        <w:tc>
-          <w:tcPr>
-            <w:tcW w:type="dxa" w:w="1928"/>
-          </w:tcPr>
-          <w:p>
-            <w:pPr>
-              <w:spacing w:before="20" w:after="20"/>
-            </w:pPr>
-            <w:r/>
-            <w:r>
-              <w:rPr>
-                <w:rFonts w:ascii="Calibri" w:hAnsi="Calibri"/>
-                <w:b w:val="0"/>
-                <w:sz w:val="15"/>
-              </w:rPr>
-              <w:t>STI-421</w:t>
-            </w:r>
-          </w:p>
-        </w:tc>
-        <w:tc>
-          <w:tcPr>
-            <w:tcW w:type="dxa" w:w="1928"/>
-            <w:shd w:fill="FFEB9C"/>
-          </w:tcPr>
-          <w:p>
-            <w:pPr>
-              <w:spacing w:before="20" w:after="20"/>
-              <w:jc w:val="center"/>
-            </w:pPr>
-            <w:r/>
-            <w:r>
-              <w:rPr>
-                <w:rFonts w:ascii="Calibri" w:hAnsi="Calibri"/>
-                <w:b/>
-                <w:color w:val="9C5700"/>
-                <w:sz w:val="15"/>
-              </w:rPr>
-              <w:t>Diakui bersyarat</w:t>
-            </w:r>
-          </w:p>
-        </w:tc>
-      </w:tr>
-      <w:tr>
-        <w:tc>
-          <w:tcPr>
-            <w:tcW w:type="dxa" w:w="624"/>
-          </w:tcPr>
-          <w:p>
-            <w:pPr>
-              <w:spacing w:before="20" w:after="20"/>
-              <w:jc w:val="center"/>
-            </w:pPr>
-            <w:r/>
-            <w:r>
-              <w:rPr>
-                <w:rFonts w:ascii="Calibri" w:hAnsi="Calibri"/>
-                <w:b w:val="0"/>
-                <w:sz w:val="15"/>
-              </w:rPr>
-              <w:t>6</w:t>
-            </w:r>
-          </w:p>
-        </w:tc>
-        <w:tc>
-          <w:tcPr>
-            <w:tcW w:type="dxa" w:w="1247"/>
-          </w:tcPr>
-          <w:p>
-            <w:pPr>
-              <w:spacing w:before="20" w:after="20"/>
-            </w:pPr>
-            <w:r/>
-            <w:r>
-              <w:rPr>
-                <w:rFonts w:ascii="Calibri" w:hAnsi="Calibri"/>
-                <w:b w:val="0"/>
-                <w:sz w:val="15"/>
-              </w:rPr>
-              <w:t>FST-611</w:t>
-            </w:r>
-          </w:p>
-        </w:tc>
-        <w:tc>
-          <w:tcPr>
-            <w:tcW w:type="dxa" w:w="4195"/>
-          </w:tcPr>
-          <w:p>
-            <w:pPr>
-              <w:spacing w:before="20" w:after="20"/>
-            </w:pPr>
-            <w:r/>
-            <w:r>
-              <w:rPr>
-                <w:rFonts w:ascii="Calibri" w:hAnsi="Calibri"/>
-                <w:b w:val="0"/>
-                <w:sz w:val="15"/>
-              </w:rPr>
-              <w:t>Metodologi Penelitian</w:t>
-            </w:r>
-          </w:p>
-        </w:tc>
-        <w:tc>
-          <w:tcPr>
-            <w:tcW w:type="dxa" w:w="624"/>
-          </w:tcPr>
-          <w:p>
-            <w:pPr>
-              <w:spacing w:before="20" w:after="20"/>
-              <w:jc w:val="center"/>
-            </w:pPr>
-            <w:r/>
-            <w:r>
-              <w:rPr>
-                <w:rFonts w:ascii="Calibri" w:hAnsi="Calibri"/>
-                <w:b w:val="0"/>
-                <w:sz w:val="15"/>
-              </w:rPr>
-              <w:t>2</w:t>
-            </w:r>
-          </w:p>
-        </w:tc>
-        <w:tc>
-          <w:tcPr>
-            <w:tcW w:type="dxa" w:w="3628"/>
-          </w:tcPr>
-          <w:p>
-            <w:pPr>
-              <w:spacing w:before="20" w:after="20"/>
-            </w:pPr>
-            <w:r/>
-            <w:r>
-              <w:rPr>
-                <w:rFonts w:ascii="Calibri" w:hAnsi="Calibri"/>
-                <w:b w:val="0"/>
-                <w:sz w:val="15"/>
-              </w:rPr>
-              <w:t>Paket wajib</w:t>
-            </w:r>
-          </w:p>
-        </w:tc>
-        <w:tc>
-          <w:tcPr>
-            <w:tcW w:type="dxa" w:w="1928"/>
-          </w:tcPr>
-          <w:p>
-            <w:pPr>
-              <w:spacing w:before="20" w:after="20"/>
-            </w:pPr>
-            <w:r/>
-            <w:r>
-              <w:rPr>
-                <w:rFonts w:ascii="Calibri" w:hAnsi="Calibri"/>
-                <w:b w:val="0"/>
-                <w:sz w:val="15"/>
-              </w:rPr>
-              <w:t>MFT-002</w:t>
-            </w:r>
-          </w:p>
-        </w:tc>
-        <w:tc>
-          <w:tcPr>
-            <w:tcW w:type="dxa" w:w="1928"/>
-            <w:shd w:fill="C6EFCE"/>
-          </w:tcPr>
-          <w:p>
-            <w:pPr>
-              <w:spacing w:before="20" w:after="20"/>
-              <w:jc w:val="center"/>
-            </w:pPr>
-            <w:r/>
-            <w:r>
-              <w:rPr>
-                <w:rFonts w:ascii="Calibri" w:hAnsi="Calibri"/>
-                <w:b/>
-                <w:color w:val="006100"/>
-                <w:sz w:val="15"/>
-              </w:rPr>
-              <w:t>Diakui penuh</w:t>
-            </w:r>
-          </w:p>
-        </w:tc>
-      </w:tr>
-      <w:tr>
-        <w:tc>
-          <w:tcPr>
-            <w:tcW w:type="dxa" w:w="624"/>
-          </w:tcPr>
-          <w:p>
-            <w:pPr>
-              <w:spacing w:before="20" w:after="20"/>
-              <w:jc w:val="center"/>
-            </w:pPr>
-            <w:r/>
-            <w:r>
-              <w:rPr>
-                <w:rFonts w:ascii="Calibri" w:hAnsi="Calibri"/>
-                <w:b w:val="0"/>
-                <w:sz w:val="15"/>
-              </w:rPr>
-              <w:t>6</w:t>
-            </w:r>
-          </w:p>
-        </w:tc>
-        <w:tc>
-          <w:tcPr>
-            <w:tcW w:type="dxa" w:w="1247"/>
-          </w:tcPr>
-          <w:p>
-            <w:pPr>
-              <w:spacing w:before="20" w:after="20"/>
-            </w:pPr>
-            <w:r/>
-            <w:r>
-              <w:rPr>
-                <w:rFonts w:ascii="Calibri" w:hAnsi="Calibri"/>
-                <w:b w:val="0"/>
-                <w:sz w:val="15"/>
-              </w:rPr>
-              <w:t>STA-02</w:t>
-            </w:r>
-          </w:p>
-        </w:tc>
-        <w:tc>
-          <w:tcPr>
-            <w:tcW w:type="dxa" w:w="4195"/>
-          </w:tcPr>
-          <w:p>
-            <w:pPr>
-              <w:spacing w:before="20" w:after="20"/>
-            </w:pPr>
-            <w:r/>
-            <w:r>
-              <w:rPr>
-                <w:rFonts w:ascii="Calibri" w:hAnsi="Calibri"/>
-                <w:b w:val="0"/>
-                <w:sz w:val="15"/>
-              </w:rPr>
-              <w:t>Computational Methods and Numerics</w:t>
-            </w:r>
-          </w:p>
-        </w:tc>
-        <w:tc>
-          <w:tcPr>
-            <w:tcW w:type="dxa" w:w="624"/>
-          </w:tcPr>
-          <w:p>
-            <w:pPr>
-              <w:spacing w:before="20" w:after="20"/>
-              <w:jc w:val="center"/>
-            </w:pPr>
-            <w:r/>
-            <w:r>
-              <w:rPr>
-                <w:rFonts w:ascii="Calibri" w:hAnsi="Calibri"/>
-                <w:b w:val="0"/>
-                <w:sz w:val="15"/>
-              </w:rPr>
-              <w:t>3</w:t>
-            </w:r>
-          </w:p>
-        </w:tc>
-        <w:tc>
-          <w:tcPr>
-            <w:tcW w:type="dxa" w:w="3628"/>
-          </w:tcPr>
-          <w:p>
-            <w:pPr>
-              <w:spacing w:before="20" w:after="20"/>
-            </w:pPr>
-            <w:r/>
-            <w:r>
-              <w:rPr>
-                <w:rFonts w:ascii="Calibri" w:hAnsi="Calibri"/>
-                <w:b w:val="0"/>
-                <w:sz w:val="15"/>
-              </w:rPr>
-              <w:t>P1 Integrated Smart Systems</w:t>
-            </w:r>
-          </w:p>
-        </w:tc>
-        <w:tc>
-          <w:tcPr>
-            <w:tcW w:type="dxa" w:w="1928"/>
-          </w:tcPr>
-          <w:p>
-            <w:pPr>
-              <w:spacing w:before="20" w:after="20"/>
-            </w:pPr>
-            <w:r/>
-            <w:r>
-              <w:rPr>
-                <w:rFonts w:ascii="Calibri" w:hAnsi="Calibri"/>
-                <w:b w:val="0"/>
-                <w:sz w:val="15"/>
-              </w:rPr>
-              <w:t>STI-317</w:t>
-            </w:r>
-          </w:p>
-        </w:tc>
-        <w:tc>
-          <w:tcPr>
-            <w:tcW w:type="dxa" w:w="1928"/>
-            <w:shd w:fill="FFEB9C"/>
-          </w:tcPr>
-          <w:p>
-            <w:pPr>
-              <w:spacing w:before="20" w:after="20"/>
-              <w:jc w:val="center"/>
-            </w:pPr>
-            <w:r/>
-            <w:r>
-              <w:rPr>
-                <w:rFonts w:ascii="Calibri" w:hAnsi="Calibri"/>
-                <w:b/>
-                <w:color w:val="9C5700"/>
-                <w:sz w:val="15"/>
-              </w:rPr>
-              <w:t>Diakui bersyarat</w:t>
-            </w:r>
-          </w:p>
-        </w:tc>
-      </w:tr>
-      <w:tr>
-        <w:tc>
-          <w:tcPr>
-            <w:tcW w:type="dxa" w:w="624"/>
-          </w:tcPr>
-          <w:p>
-            <w:pPr>
-              <w:spacing w:before="20" w:after="20"/>
-              <w:jc w:val="center"/>
-            </w:pPr>
-            <w:r/>
-            <w:r>
-              <w:rPr>
-                <w:rFonts w:ascii="Calibri" w:hAnsi="Calibri"/>
-                <w:b w:val="0"/>
-                <w:sz w:val="15"/>
-              </w:rPr>
-              <w:t>6</w:t>
-            </w:r>
-          </w:p>
-        </w:tc>
-        <w:tc>
-          <w:tcPr>
-            <w:tcW w:type="dxa" w:w="1247"/>
-          </w:tcPr>
-          <w:p>
-            <w:pPr>
-              <w:spacing w:before="20" w:after="20"/>
-            </w:pPr>
-            <w:r/>
-            <w:r>
-              <w:rPr>
-                <w:rFonts w:ascii="Calibri" w:hAnsi="Calibri"/>
-                <w:b w:val="0"/>
-                <w:sz w:val="15"/>
-              </w:rPr>
-              <w:t>STA-03</w:t>
-            </w:r>
-          </w:p>
-        </w:tc>
-        <w:tc>
-          <w:tcPr>
-            <w:tcW w:type="dxa" w:w="4195"/>
-          </w:tcPr>
-          <w:p>
-            <w:pPr>
-              <w:spacing w:before="20" w:after="20"/>
-            </w:pPr>
-            <w:r/>
-            <w:r>
-              <w:rPr>
-                <w:rFonts w:ascii="Calibri" w:hAnsi="Calibri"/>
-                <w:b w:val="0"/>
-                <w:sz w:val="15"/>
-              </w:rPr>
-              <w:t>Intelligent Agent Systems</w:t>
-            </w:r>
-          </w:p>
-        </w:tc>
-        <w:tc>
-          <w:tcPr>
-            <w:tcW w:type="dxa" w:w="624"/>
-          </w:tcPr>
-          <w:p>
-            <w:pPr>
-              <w:spacing w:before="20" w:after="20"/>
-              <w:jc w:val="center"/>
-            </w:pPr>
-            <w:r/>
-            <w:r>
-              <w:rPr>
-                <w:rFonts w:ascii="Calibri" w:hAnsi="Calibri"/>
-                <w:b w:val="0"/>
-                <w:sz w:val="15"/>
-              </w:rPr>
-              <w:t>3</w:t>
-            </w:r>
-          </w:p>
-        </w:tc>
-        <w:tc>
-          <w:tcPr>
-            <w:tcW w:type="dxa" w:w="3628"/>
-          </w:tcPr>
-          <w:p>
-            <w:pPr>
-              <w:spacing w:before="20" w:after="20"/>
-            </w:pPr>
-            <w:r/>
-            <w:r>
-              <w:rPr>
-                <w:rFonts w:ascii="Calibri" w:hAnsi="Calibri"/>
-                <w:b w:val="0"/>
-                <w:sz w:val="15"/>
-              </w:rPr>
-              <w:t>P1 Integrated Smart Systems</w:t>
-            </w:r>
-          </w:p>
-        </w:tc>
-        <w:tc>
-          <w:tcPr>
-            <w:tcW w:type="dxa" w:w="1928"/>
-          </w:tcPr>
-          <w:p>
-            <w:pPr>
-              <w:spacing w:before="20" w:after="20"/>
-            </w:pPr>
-            <w:r/>
-            <w:r>
-              <w:rPr>
-                <w:rFonts w:ascii="Calibri" w:hAnsi="Calibri"/>
-                <w:b w:val="0"/>
-                <w:sz w:val="15"/>
-              </w:rPr>
-              <w:t>—</w:t>
-            </w:r>
-          </w:p>
-        </w:tc>
-        <w:tc>
-          <w:tcPr>
-            <w:tcW w:type="dxa" w:w="1928"/>
-            <w:shd w:fill="FFC7CE"/>
-          </w:tcPr>
-          <w:p>
-            <w:pPr>
-              <w:spacing w:before="20" w:after="20"/>
-              <w:jc w:val="center"/>
-            </w:pPr>
-            <w:r/>
-            <w:r>
-              <w:rPr>
-                <w:rFonts w:ascii="Calibri" w:hAnsi="Calibri"/>
-                <w:b/>
-                <w:color w:val="9C0006"/>
-                <w:sz w:val="15"/>
-              </w:rPr>
-              <w:t>Wajib ditempuh</w:t>
-            </w:r>
-          </w:p>
-        </w:tc>
-      </w:tr>
-      <w:tr>
-        <w:tc>
-          <w:tcPr>
-            <w:tcW w:type="dxa" w:w="624"/>
-          </w:tcPr>
-          <w:p>
-            <w:pPr>
-              <w:spacing w:before="20" w:after="20"/>
-              <w:jc w:val="center"/>
-            </w:pPr>
-            <w:r/>
-            <w:r>
-              <w:rPr>
-                <w:rFonts w:ascii="Calibri" w:hAnsi="Calibri"/>
-                <w:b w:val="0"/>
-                <w:sz w:val="15"/>
-              </w:rPr>
-              <w:t>6</w:t>
-            </w:r>
-          </w:p>
-        </w:tc>
-        <w:tc>
-          <w:tcPr>
-            <w:tcW w:type="dxa" w:w="1247"/>
-          </w:tcPr>
-          <w:p>
-            <w:pPr>
-              <w:spacing w:before="20" w:after="20"/>
-            </w:pPr>
-            <w:r/>
-            <w:r>
-              <w:rPr>
-                <w:rFonts w:ascii="Calibri" w:hAnsi="Calibri"/>
-                <w:b w:val="0"/>
-                <w:sz w:val="15"/>
-              </w:rPr>
-              <w:t>STB-02</w:t>
-            </w:r>
-          </w:p>
-        </w:tc>
-        <w:tc>
-          <w:tcPr>
-            <w:tcW w:type="dxa" w:w="4195"/>
-          </w:tcPr>
-          <w:p>
-            <w:pPr>
-              <w:spacing w:before="20" w:after="20"/>
-            </w:pPr>
-            <w:r/>
-            <w:r>
-              <w:rPr>
-                <w:rFonts w:ascii="Calibri" w:hAnsi="Calibri"/>
-                <w:b w:val="0"/>
-                <w:sz w:val="15"/>
-              </w:rPr>
-              <w:t>Cloud Architecture &amp; DevOps</w:t>
-            </w:r>
-          </w:p>
-        </w:tc>
-        <w:tc>
-          <w:tcPr>
-            <w:tcW w:type="dxa" w:w="624"/>
-          </w:tcPr>
-          <w:p>
-            <w:pPr>
-              <w:spacing w:before="20" w:after="20"/>
-              <w:jc w:val="center"/>
-            </w:pPr>
-            <w:r/>
-            <w:r>
-              <w:rPr>
-                <w:rFonts w:ascii="Calibri" w:hAnsi="Calibri"/>
-                <w:b w:val="0"/>
-                <w:sz w:val="15"/>
-              </w:rPr>
-              <w:t>3</w:t>
-            </w:r>
-          </w:p>
-        </w:tc>
-        <w:tc>
-          <w:tcPr>
-            <w:tcW w:type="dxa" w:w="3628"/>
-          </w:tcPr>
-          <w:p>
-            <w:pPr>
-              <w:spacing w:before="20" w:after="20"/>
-            </w:pPr>
-            <w:r/>
-            <w:r>
-              <w:rPr>
-                <w:rFonts w:ascii="Calibri" w:hAnsi="Calibri"/>
-                <w:b w:val="0"/>
-                <w:sz w:val="15"/>
-              </w:rPr>
-              <w:t>P2 Cloud Infrastructure &amp; Cybersecurity</w:t>
-            </w:r>
-          </w:p>
-        </w:tc>
-        <w:tc>
-          <w:tcPr>
-            <w:tcW w:type="dxa" w:w="1928"/>
-          </w:tcPr>
-          <w:p>
-            <w:pPr>
-              <w:spacing w:before="20" w:after="20"/>
-            </w:pPr>
-            <w:r/>
-            <w:r>
-              <w:rPr>
-                <w:rFonts w:ascii="Calibri" w:hAnsi="Calibri"/>
-                <w:b w:val="0"/>
-                <w:sz w:val="15"/>
-              </w:rPr>
-              <w:t>—</w:t>
-            </w:r>
-          </w:p>
-        </w:tc>
-        <w:tc>
-          <w:tcPr>
-            <w:tcW w:type="dxa" w:w="1928"/>
-            <w:shd w:fill="FFC7CE"/>
-          </w:tcPr>
-          <w:p>
-            <w:pPr>
-              <w:spacing w:before="20" w:after="20"/>
-              <w:jc w:val="center"/>
-            </w:pPr>
-            <w:r/>
-            <w:r>
-              <w:rPr>
-                <w:rFonts w:ascii="Calibri" w:hAnsi="Calibri"/>
-                <w:b/>
-                <w:color w:val="9C0006"/>
-                <w:sz w:val="15"/>
-              </w:rPr>
-              <w:t>Wajib ditempuh</w:t>
-            </w:r>
-          </w:p>
-        </w:tc>
-      </w:tr>
-      <w:tr>
-        <w:tc>
-          <w:tcPr>
-            <w:tcW w:type="dxa" w:w="624"/>
-          </w:tcPr>
-          <w:p>
-            <w:pPr>
-              <w:spacing w:before="20" w:after="20"/>
-              <w:jc w:val="center"/>
-            </w:pPr>
-            <w:r/>
-            <w:r>
-              <w:rPr>
-                <w:rFonts w:ascii="Calibri" w:hAnsi="Calibri"/>
-                <w:b w:val="0"/>
-                <w:sz w:val="15"/>
-              </w:rPr>
-              <w:t>6</w:t>
-            </w:r>
-          </w:p>
-        </w:tc>
-        <w:tc>
-          <w:tcPr>
-            <w:tcW w:type="dxa" w:w="1247"/>
-          </w:tcPr>
-          <w:p>
-            <w:pPr>
-              <w:spacing w:before="20" w:after="20"/>
-            </w:pPr>
-            <w:r/>
-            <w:r>
-              <w:rPr>
-                <w:rFonts w:ascii="Calibri" w:hAnsi="Calibri"/>
-                <w:b w:val="0"/>
-                <w:sz w:val="15"/>
-              </w:rPr>
-              <w:t>STB-03</w:t>
-            </w:r>
-          </w:p>
-        </w:tc>
-        <w:tc>
-          <w:tcPr>
-            <w:tcW w:type="dxa" w:w="4195"/>
-          </w:tcPr>
-          <w:p>
-            <w:pPr>
-              <w:spacing w:before="20" w:after="20"/>
-            </w:pPr>
-            <w:r/>
-            <w:r>
-              <w:rPr>
-                <w:rFonts w:ascii="Calibri" w:hAnsi="Calibri"/>
-                <w:b w:val="0"/>
-                <w:sz w:val="15"/>
-              </w:rPr>
-              <w:t>Cybersecurity Risk Management</w:t>
-            </w:r>
-          </w:p>
-        </w:tc>
-        <w:tc>
-          <w:tcPr>
-            <w:tcW w:type="dxa" w:w="624"/>
-          </w:tcPr>
-          <w:p>
-            <w:pPr>
-              <w:spacing w:before="20" w:after="20"/>
-              <w:jc w:val="center"/>
-            </w:pPr>
-            <w:r/>
-            <w:r>
-              <w:rPr>
-                <w:rFonts w:ascii="Calibri" w:hAnsi="Calibri"/>
-                <w:b w:val="0"/>
-                <w:sz w:val="15"/>
-              </w:rPr>
-              <w:t>3</w:t>
-            </w:r>
-          </w:p>
-        </w:tc>
-        <w:tc>
-          <w:tcPr>
-            <w:tcW w:type="dxa" w:w="3628"/>
-          </w:tcPr>
-          <w:p>
-            <w:pPr>
-              <w:spacing w:before="20" w:after="20"/>
-            </w:pPr>
-            <w:r/>
-            <w:r>
-              <w:rPr>
-                <w:rFonts w:ascii="Calibri" w:hAnsi="Calibri"/>
-                <w:b w:val="0"/>
-                <w:sz w:val="15"/>
-              </w:rPr>
-              <w:t>P2 Cloud Infrastructure &amp; Cybersecurity</w:t>
-            </w:r>
-          </w:p>
-        </w:tc>
-        <w:tc>
-          <w:tcPr>
-            <w:tcW w:type="dxa" w:w="1928"/>
-          </w:tcPr>
-          <w:p>
-            <w:pPr>
-              <w:spacing w:before="20" w:after="20"/>
-            </w:pPr>
-            <w:r/>
-            <w:r>
-              <w:rPr>
-                <w:rFonts w:ascii="Calibri" w:hAnsi="Calibri"/>
-                <w:b w:val="0"/>
-                <w:sz w:val="15"/>
-              </w:rPr>
-              <w:t>—</w:t>
-            </w:r>
-          </w:p>
-        </w:tc>
-        <w:tc>
-          <w:tcPr>
-            <w:tcW w:type="dxa" w:w="1928"/>
-            <w:shd w:fill="FFC7CE"/>
-          </w:tcPr>
-          <w:p>
-            <w:pPr>
-              <w:spacing w:before="20" w:after="20"/>
-              <w:jc w:val="center"/>
-            </w:pPr>
-            <w:r/>
-            <w:r>
-              <w:rPr>
-                <w:rFonts w:ascii="Calibri" w:hAnsi="Calibri"/>
-                <w:b/>
-                <w:color w:val="9C0006"/>
-                <w:sz w:val="15"/>
-              </w:rPr>
-              <w:t>Wajib ditempuh</w:t>
-            </w:r>
-          </w:p>
-        </w:tc>
-      </w:tr>
-      <w:tr>
-        <w:tc>
-          <w:tcPr>
-            <w:tcW w:type="dxa" w:w="624"/>
-          </w:tcPr>
-          <w:p>
-            <w:pPr>
-              <w:spacing w:before="20" w:after="20"/>
-              <w:jc w:val="center"/>
-            </w:pPr>
-            <w:r/>
-            <w:r>
-              <w:rPr>
-                <w:rFonts w:ascii="Calibri" w:hAnsi="Calibri"/>
-                <w:b w:val="0"/>
-                <w:sz w:val="15"/>
-              </w:rPr>
-              <w:t>6</w:t>
-            </w:r>
-          </w:p>
-        </w:tc>
-        <w:tc>
-          <w:tcPr>
-            <w:tcW w:type="dxa" w:w="1247"/>
-          </w:tcPr>
-          <w:p>
-            <w:pPr>
-              <w:spacing w:before="20" w:after="20"/>
-            </w:pPr>
-            <w:r/>
-            <w:r>
-              <w:rPr>
-                <w:rFonts w:ascii="Calibri" w:hAnsi="Calibri"/>
-                <w:b w:val="0"/>
-                <w:sz w:val="15"/>
-              </w:rPr>
-              <w:t>STC-02</w:t>
-            </w:r>
-          </w:p>
-        </w:tc>
-        <w:tc>
-          <w:tcPr>
-            <w:tcW w:type="dxa" w:w="4195"/>
-          </w:tcPr>
-          <w:p>
-            <w:pPr>
-              <w:spacing w:before="20" w:after="20"/>
-            </w:pPr>
-            <w:r/>
-            <w:r>
-              <w:rPr>
-                <w:rFonts w:ascii="Calibri" w:hAnsi="Calibri"/>
-                <w:b w:val="0"/>
-                <w:sz w:val="15"/>
-              </w:rPr>
-              <w:t>Rekayasa &amp; Otomasi Proses Bisnis (BPA)</w:t>
-            </w:r>
-          </w:p>
-        </w:tc>
-        <w:tc>
-          <w:tcPr>
-            <w:tcW w:type="dxa" w:w="624"/>
-          </w:tcPr>
-          <w:p>
-            <w:pPr>
-              <w:spacing w:before="20" w:after="20"/>
-              <w:jc w:val="center"/>
-            </w:pPr>
-            <w:r/>
-            <w:r>
-              <w:rPr>
-                <w:rFonts w:ascii="Calibri" w:hAnsi="Calibri"/>
-                <w:b w:val="0"/>
-                <w:sz w:val="15"/>
-              </w:rPr>
-              <w:t>3</w:t>
-            </w:r>
-          </w:p>
-        </w:tc>
-        <w:tc>
-          <w:tcPr>
-            <w:tcW w:type="dxa" w:w="3628"/>
-          </w:tcPr>
-          <w:p>
-            <w:pPr>
-              <w:spacing w:before="20" w:after="20"/>
-            </w:pPr>
-            <w:r/>
-            <w:r>
-              <w:rPr>
-                <w:rFonts w:ascii="Calibri" w:hAnsi="Calibri"/>
-                <w:b w:val="0"/>
-                <w:sz w:val="15"/>
-              </w:rPr>
-              <w:t>P3 Digital Platform Engineering</w:t>
-            </w:r>
-          </w:p>
-        </w:tc>
-        <w:tc>
-          <w:tcPr>
-            <w:tcW w:type="dxa" w:w="1928"/>
-          </w:tcPr>
-          <w:p>
-            <w:pPr>
-              <w:spacing w:before="20" w:after="20"/>
-            </w:pPr>
-            <w:r/>
-            <w:r>
-              <w:rPr>
-                <w:rFonts w:ascii="Calibri" w:hAnsi="Calibri"/>
-                <w:b w:val="0"/>
-                <w:sz w:val="15"/>
-              </w:rPr>
-              <w:t>—</w:t>
-            </w:r>
-          </w:p>
-        </w:tc>
-        <w:tc>
-          <w:tcPr>
-            <w:tcW w:type="dxa" w:w="1928"/>
-            <w:shd w:fill="FFC7CE"/>
-          </w:tcPr>
-          <w:p>
-            <w:pPr>
-              <w:spacing w:before="20" w:after="20"/>
-              <w:jc w:val="center"/>
-            </w:pPr>
-            <w:r/>
-            <w:r>
-              <w:rPr>
-                <w:rFonts w:ascii="Calibri" w:hAnsi="Calibri"/>
-                <w:b/>
-                <w:color w:val="9C0006"/>
-                <w:sz w:val="15"/>
-              </w:rPr>
-              <w:t>Wajib ditempuh</w:t>
-            </w:r>
-          </w:p>
-        </w:tc>
-      </w:tr>
-      <w:tr>
-        <w:tc>
-          <w:tcPr>
-            <w:tcW w:type="dxa" w:w="624"/>
-          </w:tcPr>
-          <w:p>
-            <w:pPr>
-              <w:spacing w:before="20" w:after="20"/>
-              <w:jc w:val="center"/>
-            </w:pPr>
-            <w:r/>
-            <w:r>
-              <w:rPr>
-                <w:rFonts w:ascii="Calibri" w:hAnsi="Calibri"/>
-                <w:b w:val="0"/>
-                <w:sz w:val="15"/>
-              </w:rPr>
-              <w:t>6</w:t>
-            </w:r>
-          </w:p>
-        </w:tc>
-        <w:tc>
-          <w:tcPr>
-            <w:tcW w:type="dxa" w:w="1247"/>
-          </w:tcPr>
-          <w:p>
-            <w:pPr>
-              <w:spacing w:before="20" w:after="20"/>
-            </w:pPr>
-            <w:r/>
-            <w:r>
-              <w:rPr>
-                <w:rFonts w:ascii="Calibri" w:hAnsi="Calibri"/>
-                <w:b w:val="0"/>
-                <w:sz w:val="15"/>
-              </w:rPr>
-              <w:t>STC-03</w:t>
-            </w:r>
-          </w:p>
-        </w:tc>
-        <w:tc>
-          <w:tcPr>
-            <w:tcW w:type="dxa" w:w="4195"/>
-          </w:tcPr>
-          <w:p>
-            <w:pPr>
-              <w:spacing w:before="20" w:after="20"/>
-            </w:pPr>
-            <w:r/>
-            <w:r>
-              <w:rPr>
-                <w:rFonts w:ascii="Calibri" w:hAnsi="Calibri"/>
-                <w:b w:val="0"/>
-                <w:sz w:val="15"/>
-              </w:rPr>
-              <w:t>Rekayasa Aplikasi Industri Vertikal (FinTech &amp; EdTech)</w:t>
-            </w:r>
-          </w:p>
-        </w:tc>
-        <w:tc>
-          <w:tcPr>
-            <w:tcW w:type="dxa" w:w="624"/>
-          </w:tcPr>
-          <w:p>
-            <w:pPr>
-              <w:spacing w:before="20" w:after="20"/>
-              <w:jc w:val="center"/>
-            </w:pPr>
-            <w:r/>
-            <w:r>
-              <w:rPr>
-                <w:rFonts w:ascii="Calibri" w:hAnsi="Calibri"/>
-                <w:b w:val="0"/>
-                <w:sz w:val="15"/>
-              </w:rPr>
-              <w:t>3</w:t>
-            </w:r>
-          </w:p>
-        </w:tc>
-        <w:tc>
-          <w:tcPr>
-            <w:tcW w:type="dxa" w:w="3628"/>
-          </w:tcPr>
-          <w:p>
-            <w:pPr>
-              <w:spacing w:before="20" w:after="20"/>
-            </w:pPr>
-            <w:r/>
-            <w:r>
-              <w:rPr>
-                <w:rFonts w:ascii="Calibri" w:hAnsi="Calibri"/>
-                <w:b w:val="0"/>
-                <w:sz w:val="15"/>
-              </w:rPr>
-              <w:t>P3 Digital Platform Engineering</w:t>
-            </w:r>
-          </w:p>
-        </w:tc>
-        <w:tc>
-          <w:tcPr>
-            <w:tcW w:type="dxa" w:w="1928"/>
-          </w:tcPr>
-          <w:p>
-            <w:pPr>
-              <w:spacing w:before="20" w:after="20"/>
-            </w:pPr>
-            <w:r/>
-            <w:r>
-              <w:rPr>
-                <w:rFonts w:ascii="Calibri" w:hAnsi="Calibri"/>
-                <w:b w:val="0"/>
-                <w:sz w:val="15"/>
-              </w:rPr>
-              <w:t>—</w:t>
-            </w:r>
-          </w:p>
-        </w:tc>
-        <w:tc>
-          <w:tcPr>
-            <w:tcW w:type="dxa" w:w="1928"/>
-            <w:shd w:fill="FFC7CE"/>
-          </w:tcPr>
-          <w:p>
-            <w:pPr>
-              <w:spacing w:before="20" w:after="20"/>
-              <w:jc w:val="center"/>
-            </w:pPr>
-            <w:r/>
-            <w:r>
-              <w:rPr>
-                <w:rFonts w:ascii="Calibri" w:hAnsi="Calibri"/>
-                <w:b/>
-                <w:color w:val="9C0006"/>
-                <w:sz w:val="15"/>
-              </w:rPr>
-              <w:t>Wajib ditempuh</w:t>
-            </w:r>
-          </w:p>
-        </w:tc>
-      </w:tr>
-      <w:tr>
-        <w:tc>
-          <w:tcPr>
-            <w:tcW w:type="dxa" w:w="624"/>
-          </w:tcPr>
-          <w:p>
-            <w:pPr>
-              <w:spacing w:before="20" w:after="20"/>
-              <w:jc w:val="center"/>
-            </w:pPr>
-            <w:r/>
-            <w:r>
-              <w:rPr>
-                <w:rFonts w:ascii="Calibri" w:hAnsi="Calibri"/>
-                <w:b w:val="0"/>
-                <w:sz w:val="15"/>
-              </w:rPr>
-              <w:t>6</w:t>
-            </w:r>
-          </w:p>
-        </w:tc>
-        <w:tc>
-          <w:tcPr>
-            <w:tcW w:type="dxa" w:w="1247"/>
-          </w:tcPr>
-          <w:p>
-            <w:pPr>
-              <w:spacing w:before="20" w:after="20"/>
-            </w:pPr>
-            <w:r/>
-            <w:r>
-              <w:rPr>
-                <w:rFonts w:ascii="Calibri" w:hAnsi="Calibri"/>
-                <w:b w:val="0"/>
-                <w:sz w:val="15"/>
-              </w:rPr>
-              <w:t>STI-601</w:t>
-            </w:r>
-          </w:p>
-        </w:tc>
-        <w:tc>
-          <w:tcPr>
-            <w:tcW w:type="dxa" w:w="4195"/>
-          </w:tcPr>
-          <w:p>
-            <w:pPr>
-              <w:spacing w:before="20" w:after="20"/>
-            </w:pPr>
-            <w:r/>
-            <w:r>
-              <w:rPr>
-                <w:rFonts w:ascii="Calibri" w:hAnsi="Calibri"/>
-                <w:b w:val="0"/>
-                <w:sz w:val="15"/>
-              </w:rPr>
-              <w:t>Integrasi Layanan Cerdas Berbasis AI</w:t>
-            </w:r>
-          </w:p>
-        </w:tc>
-        <w:tc>
-          <w:tcPr>
-            <w:tcW w:type="dxa" w:w="624"/>
-          </w:tcPr>
-          <w:p>
-            <w:pPr>
-              <w:spacing w:before="20" w:after="20"/>
-              <w:jc w:val="center"/>
-            </w:pPr>
-            <w:r/>
-            <w:r>
-              <w:rPr>
-                <w:rFonts w:ascii="Calibri" w:hAnsi="Calibri"/>
-                <w:b w:val="0"/>
-                <w:sz w:val="15"/>
-              </w:rPr>
-              <w:t>3</w:t>
-            </w:r>
-          </w:p>
-        </w:tc>
-        <w:tc>
-          <w:tcPr>
-            <w:tcW w:type="dxa" w:w="3628"/>
-          </w:tcPr>
-          <w:p>
-            <w:pPr>
-              <w:spacing w:before="20" w:after="20"/>
-            </w:pPr>
-            <w:r/>
-            <w:r>
-              <w:rPr>
-                <w:rFonts w:ascii="Calibri" w:hAnsi="Calibri"/>
-                <w:b w:val="0"/>
-                <w:sz w:val="15"/>
-              </w:rPr>
-              <w:t>Paket wajib</w:t>
-            </w:r>
-          </w:p>
-        </w:tc>
-        <w:tc>
-          <w:tcPr>
-            <w:tcW w:type="dxa" w:w="1928"/>
-          </w:tcPr>
-          <w:p>
-            <w:pPr>
-              <w:spacing w:before="20" w:after="20"/>
-            </w:pPr>
-            <w:r/>
-            <w:r>
-              <w:rPr>
-                <w:rFonts w:ascii="Calibri" w:hAnsi="Calibri"/>
-                <w:b w:val="0"/>
-                <w:sz w:val="15"/>
-              </w:rPr>
-              <w:t>STI-741</w:t>
-            </w:r>
-          </w:p>
-        </w:tc>
-        <w:tc>
-          <w:tcPr>
-            <w:tcW w:type="dxa" w:w="1928"/>
-            <w:shd w:fill="FFEB9C"/>
-          </w:tcPr>
-          <w:p>
-            <w:pPr>
-              <w:spacing w:before="20" w:after="20"/>
-              <w:jc w:val="center"/>
-            </w:pPr>
-            <w:r/>
-            <w:r>
-              <w:rPr>
-                <w:rFonts w:ascii="Calibri" w:hAnsi="Calibri"/>
-                <w:b/>
-                <w:color w:val="9C5700"/>
-                <w:sz w:val="15"/>
-              </w:rPr>
-              <w:t>Diakui bersyarat</w:t>
-            </w:r>
-          </w:p>
-        </w:tc>
-      </w:tr>
-      <w:tr>
-        <w:tc>
-          <w:tcPr>
-            <w:tcW w:type="dxa" w:w="624"/>
-          </w:tcPr>
-          <w:p>
-            <w:pPr>
-              <w:spacing w:before="20" w:after="20"/>
-              <w:jc w:val="center"/>
-            </w:pPr>
-            <w:r/>
-            <w:r>
-              <w:rPr>
-                <w:rFonts w:ascii="Calibri" w:hAnsi="Calibri"/>
-                <w:b w:val="0"/>
-                <w:sz w:val="15"/>
-              </w:rPr>
-              <w:t>6</w:t>
-            </w:r>
-          </w:p>
-        </w:tc>
-        <w:tc>
-          <w:tcPr>
-            <w:tcW w:type="dxa" w:w="1247"/>
-          </w:tcPr>
-          <w:p>
-            <w:pPr>
-              <w:spacing w:before="20" w:after="20"/>
-            </w:pPr>
-            <w:r/>
-            <w:r>
-              <w:rPr>
-                <w:rFonts w:ascii="Calibri" w:hAnsi="Calibri"/>
-                <w:b w:val="0"/>
-                <w:sz w:val="15"/>
-              </w:rPr>
-              <w:t>STI-602</w:t>
-            </w:r>
-          </w:p>
-        </w:tc>
-        <w:tc>
-          <w:tcPr>
-            <w:tcW w:type="dxa" w:w="4195"/>
-          </w:tcPr>
-          <w:p>
-            <w:pPr>
-              <w:spacing w:before="20" w:after="20"/>
-            </w:pPr>
-            <w:r/>
-            <w:r>
-              <w:rPr>
-                <w:rFonts w:ascii="Calibri" w:hAnsi="Calibri"/>
-                <w:b w:val="0"/>
-                <w:sz w:val="15"/>
-              </w:rPr>
-              <w:t>Smart City &amp; Pemerintahan Digital</w:t>
-            </w:r>
-          </w:p>
-        </w:tc>
-        <w:tc>
-          <w:tcPr>
-            <w:tcW w:type="dxa" w:w="624"/>
-          </w:tcPr>
-          <w:p>
-            <w:pPr>
-              <w:spacing w:before="20" w:after="20"/>
-              <w:jc w:val="center"/>
-            </w:pPr>
-            <w:r/>
-            <w:r>
-              <w:rPr>
-                <w:rFonts w:ascii="Calibri" w:hAnsi="Calibri"/>
-                <w:b w:val="0"/>
-                <w:sz w:val="15"/>
-              </w:rPr>
-              <w:t>2</w:t>
-            </w:r>
-          </w:p>
-        </w:tc>
-        <w:tc>
-          <w:tcPr>
-            <w:tcW w:type="dxa" w:w="3628"/>
-          </w:tcPr>
-          <w:p>
-            <w:pPr>
-              <w:spacing w:before="20" w:after="20"/>
-            </w:pPr>
-            <w:r/>
-            <w:r>
-              <w:rPr>
-                <w:rFonts w:ascii="Calibri" w:hAnsi="Calibri"/>
-                <w:b w:val="0"/>
-                <w:sz w:val="15"/>
-              </w:rPr>
-              <w:t>Paket wajib</w:t>
-            </w:r>
-          </w:p>
-        </w:tc>
-        <w:tc>
-          <w:tcPr>
-            <w:tcW w:type="dxa" w:w="1928"/>
-          </w:tcPr>
-          <w:p>
-            <w:pPr>
-              <w:spacing w:before="20" w:after="20"/>
-            </w:pPr>
-            <w:r/>
-            <w:r>
-              <w:rPr>
-                <w:rFonts w:ascii="Calibri" w:hAnsi="Calibri"/>
-                <w:b w:val="0"/>
-                <w:sz w:val="15"/>
-              </w:rPr>
-              <w:t>STI-637</w:t>
-            </w:r>
-          </w:p>
-        </w:tc>
-        <w:tc>
-          <w:tcPr>
-            <w:tcW w:type="dxa" w:w="1928"/>
-            <w:shd w:fill="C6EFCE"/>
-          </w:tcPr>
-          <w:p>
-            <w:pPr>
-              <w:spacing w:before="20" w:after="20"/>
-              <w:jc w:val="center"/>
-            </w:pPr>
-            <w:r/>
-            <w:r>
-              <w:rPr>
-                <w:rFonts w:ascii="Calibri" w:hAnsi="Calibri"/>
-                <w:b/>
-                <w:color w:val="006100"/>
-                <w:sz w:val="15"/>
-              </w:rPr>
-              <w:t>Diakui penuh</w:t>
-            </w:r>
-          </w:p>
-        </w:tc>
-      </w:tr>
-      <w:tr>
-        <w:tc>
-          <w:tcPr>
-            <w:tcW w:type="dxa" w:w="624"/>
-          </w:tcPr>
-          <w:p>
-            <w:pPr>
-              <w:spacing w:before="20" w:after="20"/>
-              <w:jc w:val="center"/>
-            </w:pPr>
-            <w:r/>
-            <w:r>
-              <w:rPr>
-                <w:rFonts w:ascii="Calibri" w:hAnsi="Calibri"/>
-                <w:b w:val="0"/>
-                <w:sz w:val="15"/>
-              </w:rPr>
-              <w:t>6</w:t>
-            </w:r>
-          </w:p>
-        </w:tc>
-        <w:tc>
-          <w:tcPr>
-            <w:tcW w:type="dxa" w:w="1247"/>
-          </w:tcPr>
-          <w:p>
-            <w:pPr>
-              <w:spacing w:before="20" w:after="20"/>
-            </w:pPr>
-            <w:r/>
-            <w:r>
-              <w:rPr>
-                <w:rFonts w:ascii="Calibri" w:hAnsi="Calibri"/>
-                <w:b w:val="0"/>
-                <w:sz w:val="15"/>
-              </w:rPr>
-              <w:t>STI-603</w:t>
-            </w:r>
-          </w:p>
-        </w:tc>
-        <w:tc>
-          <w:tcPr>
-            <w:tcW w:type="dxa" w:w="4195"/>
-          </w:tcPr>
-          <w:p>
-            <w:pPr>
-              <w:spacing w:before="20" w:after="20"/>
-            </w:pPr>
-            <w:r/>
-            <w:r>
-              <w:rPr>
-                <w:rFonts w:ascii="Calibri" w:hAnsi="Calibri"/>
-                <w:b w:val="0"/>
-                <w:sz w:val="15"/>
-              </w:rPr>
-              <w:t>Keamanan Informasi Lanjut</w:t>
-            </w:r>
-          </w:p>
-        </w:tc>
-        <w:tc>
-          <w:tcPr>
-            <w:tcW w:type="dxa" w:w="624"/>
-          </w:tcPr>
-          <w:p>
-            <w:pPr>
-              <w:spacing w:before="20" w:after="20"/>
-              <w:jc w:val="center"/>
-            </w:pPr>
-            <w:r/>
-            <w:r>
-              <w:rPr>
-                <w:rFonts w:ascii="Calibri" w:hAnsi="Calibri"/>
-                <w:b w:val="0"/>
-                <w:sz w:val="15"/>
-              </w:rPr>
-              <w:t>3</w:t>
-            </w:r>
-          </w:p>
-        </w:tc>
-        <w:tc>
-          <w:tcPr>
-            <w:tcW w:type="dxa" w:w="3628"/>
-          </w:tcPr>
-          <w:p>
-            <w:pPr>
-              <w:spacing w:before="20" w:after="20"/>
-            </w:pPr>
-            <w:r/>
-            <w:r>
-              <w:rPr>
-                <w:rFonts w:ascii="Calibri" w:hAnsi="Calibri"/>
-                <w:b w:val="0"/>
-                <w:sz w:val="15"/>
-              </w:rPr>
-              <w:t>Paket wajib</w:t>
-            </w:r>
-          </w:p>
-        </w:tc>
-        <w:tc>
-          <w:tcPr>
-            <w:tcW w:type="dxa" w:w="1928"/>
-          </w:tcPr>
-          <w:p>
-            <w:pPr>
-              <w:spacing w:before="20" w:after="20"/>
-            </w:pPr>
-            <w:r/>
-            <w:r>
-              <w:rPr>
-                <w:rFonts w:ascii="Calibri" w:hAnsi="Calibri"/>
-                <w:b w:val="0"/>
-                <w:sz w:val="15"/>
-              </w:rPr>
-              <w:t>—</w:t>
-            </w:r>
-          </w:p>
-        </w:tc>
-        <w:tc>
-          <w:tcPr>
-            <w:tcW w:type="dxa" w:w="1928"/>
-            <w:shd w:fill="FFC7CE"/>
-          </w:tcPr>
-          <w:p>
-            <w:pPr>
-              <w:spacing w:before="20" w:after="20"/>
-              <w:jc w:val="center"/>
-            </w:pPr>
-            <w:r/>
-            <w:r>
-              <w:rPr>
-                <w:rFonts w:ascii="Calibri" w:hAnsi="Calibri"/>
-                <w:b/>
-                <w:color w:val="9C0006"/>
-                <w:sz w:val="15"/>
-              </w:rPr>
-              <w:t>Wajib ditempuh</w:t>
-            </w:r>
-          </w:p>
-        </w:tc>
-      </w:tr>
-      <w:tr>
-        <w:tc>
-          <w:tcPr>
-            <w:tcW w:type="dxa" w:w="624"/>
-          </w:tcPr>
-          <w:p>
-            <w:pPr>
-              <w:spacing w:before="20" w:after="20"/>
-              <w:jc w:val="center"/>
-            </w:pPr>
-            <w:r/>
-            <w:r>
-              <w:rPr>
-                <w:rFonts w:ascii="Calibri" w:hAnsi="Calibri"/>
-                <w:b w:val="0"/>
-                <w:sz w:val="15"/>
-              </w:rPr>
-              <w:t>6</w:t>
-            </w:r>
-          </w:p>
-        </w:tc>
-        <w:tc>
-          <w:tcPr>
-            <w:tcW w:type="dxa" w:w="1247"/>
-          </w:tcPr>
-          <w:p>
-            <w:pPr>
-              <w:spacing w:before="20" w:after="20"/>
-            </w:pPr>
-            <w:r/>
-            <w:r>
-              <w:rPr>
-                <w:rFonts w:ascii="Calibri" w:hAnsi="Calibri"/>
-                <w:b w:val="0"/>
-                <w:sz w:val="15"/>
-              </w:rPr>
-              <w:t>STI-604</w:t>
-            </w:r>
-          </w:p>
-        </w:tc>
-        <w:tc>
-          <w:tcPr>
-            <w:tcW w:type="dxa" w:w="4195"/>
-          </w:tcPr>
-          <w:p>
-            <w:pPr>
-              <w:spacing w:before="20" w:after="20"/>
-            </w:pPr>
-            <w:r/>
-            <w:r>
-              <w:rPr>
-                <w:rFonts w:ascii="Calibri" w:hAnsi="Calibri"/>
-                <w:b w:val="0"/>
-                <w:sz w:val="15"/>
-              </w:rPr>
-              <w:t>Digital Platform Engineering</w:t>
-            </w:r>
-          </w:p>
-        </w:tc>
-        <w:tc>
-          <w:tcPr>
-            <w:tcW w:type="dxa" w:w="624"/>
-          </w:tcPr>
-          <w:p>
-            <w:pPr>
-              <w:spacing w:before="20" w:after="20"/>
-              <w:jc w:val="center"/>
-            </w:pPr>
-            <w:r/>
-            <w:r>
-              <w:rPr>
-                <w:rFonts w:ascii="Calibri" w:hAnsi="Calibri"/>
-                <w:b w:val="0"/>
-                <w:sz w:val="15"/>
-              </w:rPr>
-              <w:t>3</w:t>
-            </w:r>
-          </w:p>
-        </w:tc>
-        <w:tc>
-          <w:tcPr>
-            <w:tcW w:type="dxa" w:w="3628"/>
-          </w:tcPr>
-          <w:p>
-            <w:pPr>
-              <w:spacing w:before="20" w:after="20"/>
-            </w:pPr>
-            <w:r/>
-            <w:r>
-              <w:rPr>
-                <w:rFonts w:ascii="Calibri" w:hAnsi="Calibri"/>
-                <w:b w:val="0"/>
-                <w:sz w:val="15"/>
-              </w:rPr>
-              <w:t>Paket wajib</w:t>
-            </w:r>
-          </w:p>
-        </w:tc>
-        <w:tc>
-          <w:tcPr>
-            <w:tcW w:type="dxa" w:w="1928"/>
-          </w:tcPr>
-          <w:p>
-            <w:pPr>
-              <w:spacing w:before="20" w:after="20"/>
-            </w:pPr>
-            <w:r/>
-            <w:r>
-              <w:rPr>
-                <w:rFonts w:ascii="Calibri" w:hAnsi="Calibri"/>
-                <w:b w:val="0"/>
-                <w:sz w:val="15"/>
-              </w:rPr>
-              <w:t>STI-739</w:t>
-            </w:r>
-          </w:p>
-        </w:tc>
-        <w:tc>
-          <w:tcPr>
-            <w:tcW w:type="dxa" w:w="1928"/>
-            <w:shd w:fill="FFEB9C"/>
-          </w:tcPr>
-          <w:p>
-            <w:pPr>
-              <w:spacing w:before="20" w:after="20"/>
-              <w:jc w:val="center"/>
-            </w:pPr>
-            <w:r/>
-            <w:r>
-              <w:rPr>
-                <w:rFonts w:ascii="Calibri" w:hAnsi="Calibri"/>
-                <w:b/>
-                <w:color w:val="9C5700"/>
-                <w:sz w:val="15"/>
-              </w:rPr>
-              <w:t>Diakui bersyarat</w:t>
-            </w:r>
-          </w:p>
-        </w:tc>
-      </w:tr>
-      <w:tr>
-        <w:tc>
-          <w:tcPr>
-            <w:tcW w:type="dxa" w:w="624"/>
-          </w:tcPr>
-          <w:p>
-            <w:pPr>
-              <w:spacing w:before="20" w:after="20"/>
-              <w:jc w:val="center"/>
-            </w:pPr>
-            <w:r/>
-            <w:r>
-              <w:rPr>
-                <w:rFonts w:ascii="Calibri" w:hAnsi="Calibri"/>
-                <w:b w:val="0"/>
-                <w:sz w:val="15"/>
-              </w:rPr>
-              <w:t>7</w:t>
-            </w:r>
-          </w:p>
-        </w:tc>
-        <w:tc>
-          <w:tcPr>
-            <w:tcW w:type="dxa" w:w="1247"/>
-          </w:tcPr>
-          <w:p>
-            <w:pPr>
-              <w:spacing w:before="20" w:after="20"/>
-            </w:pPr>
-            <w:r/>
-            <w:r>
-              <w:rPr>
-                <w:rFonts w:ascii="Calibri" w:hAnsi="Calibri"/>
-                <w:b w:val="0"/>
-                <w:sz w:val="15"/>
-              </w:rPr>
-              <w:t>FST-610</w:t>
-            </w:r>
-          </w:p>
-        </w:tc>
-        <w:tc>
-          <w:tcPr>
-            <w:tcW w:type="dxa" w:w="4195"/>
-          </w:tcPr>
-          <w:p>
-            <w:pPr>
-              <w:spacing w:before="20" w:after="20"/>
-            </w:pPr>
-            <w:r/>
-            <w:r>
-              <w:rPr>
-                <w:rFonts w:ascii="Calibri" w:hAnsi="Calibri"/>
-                <w:b w:val="0"/>
-                <w:sz w:val="15"/>
-              </w:rPr>
-              <w:t>Capstone Project FSTI</w:t>
-            </w:r>
-          </w:p>
-        </w:tc>
-        <w:tc>
-          <w:tcPr>
-            <w:tcW w:type="dxa" w:w="624"/>
-          </w:tcPr>
-          <w:p>
-            <w:pPr>
-              <w:spacing w:before="20" w:after="20"/>
-              <w:jc w:val="center"/>
-            </w:pPr>
-            <w:r/>
-            <w:r>
-              <w:rPr>
-                <w:rFonts w:ascii="Calibri" w:hAnsi="Calibri"/>
-                <w:b w:val="0"/>
-                <w:sz w:val="15"/>
-              </w:rPr>
-              <w:t>3</w:t>
-            </w:r>
-          </w:p>
-        </w:tc>
-        <w:tc>
-          <w:tcPr>
-            <w:tcW w:type="dxa" w:w="3628"/>
-          </w:tcPr>
-          <w:p>
-            <w:pPr>
-              <w:spacing w:before="20" w:after="20"/>
-            </w:pPr>
-            <w:r/>
-            <w:r>
-              <w:rPr>
-                <w:rFonts w:ascii="Calibri" w:hAnsi="Calibri"/>
-                <w:b w:val="0"/>
-                <w:sz w:val="15"/>
-              </w:rPr>
-              <w:t>Paket wajib</w:t>
-            </w:r>
-          </w:p>
-        </w:tc>
-        <w:tc>
-          <w:tcPr>
-            <w:tcW w:type="dxa" w:w="1928"/>
-          </w:tcPr>
-          <w:p>
-            <w:pPr>
-              <w:spacing w:before="20" w:after="20"/>
-            </w:pPr>
-            <w:r/>
-            <w:r>
-              <w:rPr>
-                <w:rFonts w:ascii="Calibri" w:hAnsi="Calibri"/>
-                <w:b w:val="0"/>
-                <w:sz w:val="15"/>
-              </w:rPr>
-              <w:t>—</w:t>
-            </w:r>
-          </w:p>
-        </w:tc>
-        <w:tc>
-          <w:tcPr>
-            <w:tcW w:type="dxa" w:w="1928"/>
-            <w:shd w:fill="FFC7CE"/>
-          </w:tcPr>
-          <w:p>
-            <w:pPr>
-              <w:spacing w:before="20" w:after="20"/>
-              <w:jc w:val="center"/>
-            </w:pPr>
-            <w:r/>
-            <w:r>
-              <w:rPr>
-                <w:rFonts w:ascii="Calibri" w:hAnsi="Calibri"/>
-                <w:b/>
-                <w:color w:val="9C0006"/>
-                <w:sz w:val="15"/>
-              </w:rPr>
-              <w:t>Wajib ditempuh</w:t>
-            </w:r>
-          </w:p>
-        </w:tc>
-      </w:tr>
-      <w:tr>
-        <w:tc>
-          <w:tcPr>
-            <w:tcW w:type="dxa" w:w="624"/>
-          </w:tcPr>
-          <w:p>
-            <w:pPr>
-              <w:spacing w:before="20" w:after="20"/>
-              <w:jc w:val="center"/>
-            </w:pPr>
-            <w:r/>
-            <w:r>
-              <w:rPr>
-                <w:rFonts w:ascii="Calibri" w:hAnsi="Calibri"/>
-                <w:b w:val="0"/>
-                <w:sz w:val="15"/>
-              </w:rPr>
-              <w:t>7</w:t>
-            </w:r>
-          </w:p>
-        </w:tc>
-        <w:tc>
-          <w:tcPr>
-            <w:tcW w:type="dxa" w:w="1247"/>
-          </w:tcPr>
-          <w:p>
-            <w:pPr>
-              <w:spacing w:before="20" w:after="20"/>
-            </w:pPr>
-            <w:r/>
-            <w:r>
-              <w:rPr>
-                <w:rFonts w:ascii="Calibri" w:hAnsi="Calibri"/>
-                <w:b w:val="0"/>
-                <w:sz w:val="15"/>
-              </w:rPr>
-              <w:t>FST-612</w:t>
-            </w:r>
-          </w:p>
-        </w:tc>
-        <w:tc>
-          <w:tcPr>
-            <w:tcW w:type="dxa" w:w="4195"/>
-          </w:tcPr>
-          <w:p>
-            <w:pPr>
-              <w:spacing w:before="20" w:after="20"/>
-            </w:pPr>
-            <w:r/>
-            <w:r>
-              <w:rPr>
-                <w:rFonts w:ascii="Calibri" w:hAnsi="Calibri"/>
-                <w:b w:val="0"/>
-                <w:sz w:val="15"/>
-              </w:rPr>
-              <w:t>Praktik Kerja Lapangan (PKL)</w:t>
-            </w:r>
-          </w:p>
-        </w:tc>
-        <w:tc>
-          <w:tcPr>
-            <w:tcW w:type="dxa" w:w="624"/>
-          </w:tcPr>
-          <w:p>
-            <w:pPr>
-              <w:spacing w:before="20" w:after="20"/>
-              <w:jc w:val="center"/>
-            </w:pPr>
-            <w:r/>
-            <w:r>
-              <w:rPr>
-                <w:rFonts w:ascii="Calibri" w:hAnsi="Calibri"/>
-                <w:b w:val="0"/>
-                <w:sz w:val="15"/>
-              </w:rPr>
-              <w:t>3</w:t>
-            </w:r>
-          </w:p>
-        </w:tc>
-        <w:tc>
-          <w:tcPr>
-            <w:tcW w:type="dxa" w:w="3628"/>
-          </w:tcPr>
-          <w:p>
-            <w:pPr>
-              <w:spacing w:before="20" w:after="20"/>
-            </w:pPr>
-            <w:r/>
-            <w:r>
-              <w:rPr>
-                <w:rFonts w:ascii="Calibri" w:hAnsi="Calibri"/>
-                <w:b w:val="0"/>
-                <w:sz w:val="15"/>
-              </w:rPr>
-              <w:t>Paket wajib</w:t>
-            </w:r>
-          </w:p>
-        </w:tc>
-        <w:tc>
-          <w:tcPr>
-            <w:tcW w:type="dxa" w:w="1928"/>
-          </w:tcPr>
-          <w:p>
-            <w:pPr>
-              <w:spacing w:before="20" w:after="20"/>
-            </w:pPr>
-            <w:r/>
-            <w:r>
-              <w:rPr>
-                <w:rFonts w:ascii="Calibri" w:hAnsi="Calibri"/>
-                <w:b w:val="0"/>
-                <w:sz w:val="15"/>
-              </w:rPr>
-              <w:t>MFT-003</w:t>
-            </w:r>
-          </w:p>
-        </w:tc>
-        <w:tc>
-          <w:tcPr>
-            <w:tcW w:type="dxa" w:w="1928"/>
-            <w:shd w:fill="C6EFCE"/>
-          </w:tcPr>
-          <w:p>
-            <w:pPr>
-              <w:spacing w:before="20" w:after="20"/>
-              <w:jc w:val="center"/>
-            </w:pPr>
-            <w:r/>
-            <w:r>
-              <w:rPr>
-                <w:rFonts w:ascii="Calibri" w:hAnsi="Calibri"/>
-                <w:b/>
-                <w:color w:val="006100"/>
-                <w:sz w:val="15"/>
-              </w:rPr>
-              <w:t>Diakui penuh</w:t>
-            </w:r>
-          </w:p>
-        </w:tc>
-      </w:tr>
-      <w:tr>
-        <w:tc>
-          <w:tcPr>
-            <w:tcW w:type="dxa" w:w="624"/>
-          </w:tcPr>
-          <w:p>
-            <w:pPr>
-              <w:spacing w:before="20" w:after="20"/>
-              <w:jc w:val="center"/>
-            </w:pPr>
-            <w:r/>
-            <w:r>
-              <w:rPr>
-                <w:rFonts w:ascii="Calibri" w:hAnsi="Calibri"/>
-                <w:b w:val="0"/>
-                <w:sz w:val="15"/>
-              </w:rPr>
-              <w:t>7</w:t>
-            </w:r>
-          </w:p>
-        </w:tc>
-        <w:tc>
-          <w:tcPr>
-            <w:tcW w:type="dxa" w:w="1247"/>
-          </w:tcPr>
-          <w:p>
-            <w:pPr>
-              <w:spacing w:before="20" w:after="20"/>
-            </w:pPr>
-            <w:r/>
-            <w:r>
-              <w:rPr>
-                <w:rFonts w:ascii="Calibri" w:hAnsi="Calibri"/>
-                <w:b w:val="0"/>
-                <w:sz w:val="15"/>
-              </w:rPr>
-              <w:t>FST-613</w:t>
-            </w:r>
-          </w:p>
-        </w:tc>
-        <w:tc>
-          <w:tcPr>
-            <w:tcW w:type="dxa" w:w="4195"/>
-          </w:tcPr>
-          <w:p>
-            <w:pPr>
-              <w:spacing w:before="20" w:after="20"/>
-            </w:pPr>
-            <w:r/>
-            <w:r>
-              <w:rPr>
-                <w:rFonts w:ascii="Calibri" w:hAnsi="Calibri"/>
-                <w:b w:val="0"/>
-                <w:sz w:val="15"/>
-              </w:rPr>
-              <w:t>Pra-Skripsi / Seminar Proposal</w:t>
-            </w:r>
-          </w:p>
-        </w:tc>
-        <w:tc>
-          <w:tcPr>
-            <w:tcW w:type="dxa" w:w="624"/>
-          </w:tcPr>
-          <w:p>
-            <w:pPr>
-              <w:spacing w:before="20" w:after="20"/>
-              <w:jc w:val="center"/>
-            </w:pPr>
-            <w:r/>
-            <w:r>
-              <w:rPr>
-                <w:rFonts w:ascii="Calibri" w:hAnsi="Calibri"/>
-                <w:b w:val="0"/>
-                <w:sz w:val="15"/>
-              </w:rPr>
-              <w:t>2</w:t>
-            </w:r>
-          </w:p>
-        </w:tc>
-        <w:tc>
-          <w:tcPr>
-            <w:tcW w:type="dxa" w:w="3628"/>
-          </w:tcPr>
-          <w:p>
-            <w:pPr>
-              <w:spacing w:before="20" w:after="20"/>
-            </w:pPr>
-            <w:r/>
-            <w:r>
-              <w:rPr>
-                <w:rFonts w:ascii="Calibri" w:hAnsi="Calibri"/>
-                <w:b w:val="0"/>
-                <w:sz w:val="15"/>
-              </w:rPr>
-              <w:t>Paket wajib</w:t>
-            </w:r>
-          </w:p>
-        </w:tc>
-        <w:tc>
-          <w:tcPr>
-            <w:tcW w:type="dxa" w:w="1928"/>
-          </w:tcPr>
-          <w:p>
-            <w:pPr>
-              <w:spacing w:before="20" w:after="20"/>
-            </w:pPr>
-            <w:r/>
-            <w:r>
-              <w:rPr>
-                <w:rFonts w:ascii="Calibri" w:hAnsi="Calibri"/>
-                <w:b w:val="0"/>
-                <w:sz w:val="15"/>
-              </w:rPr>
-              <w:t>STI-844</w:t>
-            </w:r>
-          </w:p>
-        </w:tc>
-        <w:tc>
-          <w:tcPr>
-            <w:tcW w:type="dxa" w:w="1928"/>
-            <w:shd w:fill="C6EFCE"/>
-          </w:tcPr>
-          <w:p>
-            <w:pPr>
-              <w:spacing w:before="20" w:after="20"/>
-              <w:jc w:val="center"/>
-            </w:pPr>
-            <w:r/>
-            <w:r>
-              <w:rPr>
-                <w:rFonts w:ascii="Calibri" w:hAnsi="Calibri"/>
-                <w:b/>
-                <w:color w:val="006100"/>
-                <w:sz w:val="15"/>
-              </w:rPr>
-              <w:t>Diakui penuh</w:t>
-            </w:r>
-          </w:p>
-        </w:tc>
-      </w:tr>
-      <w:tr>
-        <w:tc>
-          <w:tcPr>
-            <w:tcW w:type="dxa" w:w="624"/>
-          </w:tcPr>
-          <w:p>
-            <w:pPr>
-              <w:spacing w:before="20" w:after="20"/>
-              <w:jc w:val="center"/>
-            </w:pPr>
-            <w:r/>
-            <w:r>
-              <w:rPr>
-                <w:rFonts w:ascii="Calibri" w:hAnsi="Calibri"/>
-                <w:b w:val="0"/>
-                <w:sz w:val="15"/>
-              </w:rPr>
-              <w:t>7</w:t>
-            </w:r>
-          </w:p>
-        </w:tc>
-        <w:tc>
-          <w:tcPr>
-            <w:tcW w:type="dxa" w:w="1247"/>
-          </w:tcPr>
-          <w:p>
-            <w:pPr>
-              <w:spacing w:before="20" w:after="20"/>
-            </w:pPr>
-            <w:r/>
-            <w:r>
-              <w:rPr>
-                <w:rFonts w:ascii="Calibri" w:hAnsi="Calibri"/>
-                <w:b w:val="0"/>
-                <w:sz w:val="15"/>
-              </w:rPr>
-              <w:t>STA-04</w:t>
-            </w:r>
-          </w:p>
-        </w:tc>
-        <w:tc>
-          <w:tcPr>
-            <w:tcW w:type="dxa" w:w="4195"/>
-          </w:tcPr>
-          <w:p>
-            <w:pPr>
-              <w:spacing w:before="20" w:after="20"/>
-            </w:pPr>
-            <w:r/>
-            <w:r>
-              <w:rPr>
-                <w:rFonts w:ascii="Calibri" w:hAnsi="Calibri"/>
-                <w:b w:val="0"/>
-                <w:sz w:val="15"/>
-              </w:rPr>
-              <w:t>MLOps and AI Pipeline</w:t>
-            </w:r>
-          </w:p>
-        </w:tc>
-        <w:tc>
-          <w:tcPr>
-            <w:tcW w:type="dxa" w:w="624"/>
-          </w:tcPr>
-          <w:p>
-            <w:pPr>
-              <w:spacing w:before="20" w:after="20"/>
-              <w:jc w:val="center"/>
-            </w:pPr>
-            <w:r/>
-            <w:r>
-              <w:rPr>
-                <w:rFonts w:ascii="Calibri" w:hAnsi="Calibri"/>
-                <w:b w:val="0"/>
-                <w:sz w:val="15"/>
-              </w:rPr>
-              <w:t>3</w:t>
-            </w:r>
-          </w:p>
-        </w:tc>
-        <w:tc>
-          <w:tcPr>
-            <w:tcW w:type="dxa" w:w="3628"/>
-          </w:tcPr>
-          <w:p>
-            <w:pPr>
-              <w:spacing w:before="20" w:after="20"/>
-            </w:pPr>
-            <w:r/>
-            <w:r>
-              <w:rPr>
-                <w:rFonts w:ascii="Calibri" w:hAnsi="Calibri"/>
-                <w:b w:val="0"/>
-                <w:sz w:val="15"/>
-              </w:rPr>
-              <w:t>P1 Integrated Smart Systems</w:t>
-            </w:r>
-          </w:p>
-        </w:tc>
-        <w:tc>
-          <w:tcPr>
-            <w:tcW w:type="dxa" w:w="1928"/>
-          </w:tcPr>
-          <w:p>
-            <w:pPr>
-              <w:spacing w:before="20" w:after="20"/>
-            </w:pPr>
-            <w:r/>
-            <w:r>
-              <w:rPr>
-                <w:rFonts w:ascii="Calibri" w:hAnsi="Calibri"/>
-                <w:b w:val="0"/>
-                <w:sz w:val="15"/>
-              </w:rPr>
-              <w:t>—</w:t>
-            </w:r>
-          </w:p>
-        </w:tc>
-        <w:tc>
-          <w:tcPr>
-            <w:tcW w:type="dxa" w:w="1928"/>
-            <w:shd w:fill="FFC7CE"/>
-          </w:tcPr>
-          <w:p>
-            <w:pPr>
-              <w:spacing w:before="20" w:after="20"/>
-              <w:jc w:val="center"/>
-            </w:pPr>
-            <w:r/>
-            <w:r>
-              <w:rPr>
-                <w:rFonts w:ascii="Calibri" w:hAnsi="Calibri"/>
-                <w:b/>
-                <w:color w:val="9C0006"/>
-                <w:sz w:val="15"/>
-              </w:rPr>
-              <w:t>Wajib ditempuh</w:t>
-            </w:r>
-          </w:p>
-        </w:tc>
-      </w:tr>
-      <w:tr>
-        <w:tc>
-          <w:tcPr>
-            <w:tcW w:type="dxa" w:w="624"/>
-          </w:tcPr>
-          <w:p>
-            <w:pPr>
-              <w:spacing w:before="20" w:after="20"/>
-              <w:jc w:val="center"/>
-            </w:pPr>
-            <w:r/>
-            <w:r>
-              <w:rPr>
-                <w:rFonts w:ascii="Calibri" w:hAnsi="Calibri"/>
-                <w:b w:val="0"/>
-                <w:sz w:val="15"/>
-              </w:rPr>
-              <w:t>7</w:t>
-            </w:r>
-          </w:p>
-        </w:tc>
-        <w:tc>
-          <w:tcPr>
-            <w:tcW w:type="dxa" w:w="1247"/>
-          </w:tcPr>
-          <w:p>
-            <w:pPr>
-              <w:spacing w:before="20" w:after="20"/>
-            </w:pPr>
-            <w:r/>
-            <w:r>
-              <w:rPr>
-                <w:rFonts w:ascii="Calibri" w:hAnsi="Calibri"/>
-                <w:b w:val="0"/>
-                <w:sz w:val="15"/>
-              </w:rPr>
-              <w:t>STA-05</w:t>
-            </w:r>
-          </w:p>
-        </w:tc>
-        <w:tc>
-          <w:tcPr>
-            <w:tcW w:type="dxa" w:w="4195"/>
-          </w:tcPr>
-          <w:p>
-            <w:pPr>
-              <w:spacing w:before="20" w:after="20"/>
-            </w:pPr>
-            <w:r/>
-            <w:r>
-              <w:rPr>
-                <w:rFonts w:ascii="Calibri" w:hAnsi="Calibri"/>
-                <w:b w:val="0"/>
-                <w:sz w:val="15"/>
-              </w:rPr>
-              <w:t>Conversational AI and Intelligent Assistant</w:t>
-            </w:r>
-          </w:p>
-        </w:tc>
-        <w:tc>
-          <w:tcPr>
-            <w:tcW w:type="dxa" w:w="624"/>
-          </w:tcPr>
-          <w:p>
-            <w:pPr>
-              <w:spacing w:before="20" w:after="20"/>
-              <w:jc w:val="center"/>
-            </w:pPr>
-            <w:r/>
-            <w:r>
-              <w:rPr>
-                <w:rFonts w:ascii="Calibri" w:hAnsi="Calibri"/>
-                <w:b w:val="0"/>
-                <w:sz w:val="15"/>
-              </w:rPr>
-              <w:t>3</w:t>
-            </w:r>
-          </w:p>
-        </w:tc>
-        <w:tc>
-          <w:tcPr>
-            <w:tcW w:type="dxa" w:w="3628"/>
-          </w:tcPr>
-          <w:p>
-            <w:pPr>
-              <w:spacing w:before="20" w:after="20"/>
-            </w:pPr>
-            <w:r/>
-            <w:r>
-              <w:rPr>
-                <w:rFonts w:ascii="Calibri" w:hAnsi="Calibri"/>
-                <w:b w:val="0"/>
-                <w:sz w:val="15"/>
-              </w:rPr>
-              <w:t>P1 Integrated Smart Systems</w:t>
-            </w:r>
-          </w:p>
-        </w:tc>
-        <w:tc>
-          <w:tcPr>
-            <w:tcW w:type="dxa" w:w="1928"/>
-          </w:tcPr>
-          <w:p>
-            <w:pPr>
-              <w:spacing w:before="20" w:after="20"/>
-            </w:pPr>
-            <w:r/>
-            <w:r>
-              <w:rPr>
-                <w:rFonts w:ascii="Calibri" w:hAnsi="Calibri"/>
-                <w:b w:val="0"/>
-                <w:sz w:val="15"/>
-              </w:rPr>
-              <w:t>—</w:t>
-            </w:r>
-          </w:p>
-        </w:tc>
-        <w:tc>
-          <w:tcPr>
-            <w:tcW w:type="dxa" w:w="1928"/>
-            <w:shd w:fill="FFC7CE"/>
-          </w:tcPr>
-          <w:p>
-            <w:pPr>
-              <w:spacing w:before="20" w:after="20"/>
-              <w:jc w:val="center"/>
-            </w:pPr>
-            <w:r/>
-            <w:r>
-              <w:rPr>
-                <w:rFonts w:ascii="Calibri" w:hAnsi="Calibri"/>
-                <w:b/>
-                <w:color w:val="9C0006"/>
-                <w:sz w:val="15"/>
-              </w:rPr>
-              <w:t>Wajib ditempuh</w:t>
-            </w:r>
-          </w:p>
-        </w:tc>
-      </w:tr>
-      <w:tr>
-        <w:tc>
-          <w:tcPr>
-            <w:tcW w:type="dxa" w:w="624"/>
-          </w:tcPr>
-          <w:p>
-            <w:pPr>
-              <w:spacing w:before="20" w:after="20"/>
-              <w:jc w:val="center"/>
-            </w:pPr>
-            <w:r/>
-            <w:r>
-              <w:rPr>
-                <w:rFonts w:ascii="Calibri" w:hAnsi="Calibri"/>
-                <w:b w:val="0"/>
-                <w:sz w:val="15"/>
-              </w:rPr>
-              <w:t>7</w:t>
-            </w:r>
-          </w:p>
-        </w:tc>
-        <w:tc>
-          <w:tcPr>
-            <w:tcW w:type="dxa" w:w="1247"/>
-          </w:tcPr>
-          <w:p>
-            <w:pPr>
-              <w:spacing w:before="20" w:after="20"/>
-            </w:pPr>
-            <w:r/>
-            <w:r>
-              <w:rPr>
-                <w:rFonts w:ascii="Calibri" w:hAnsi="Calibri"/>
-                <w:b w:val="0"/>
-                <w:sz w:val="15"/>
-              </w:rPr>
-              <w:t>STA-06</w:t>
-            </w:r>
-          </w:p>
-        </w:tc>
-        <w:tc>
-          <w:tcPr>
-            <w:tcW w:type="dxa" w:w="4195"/>
-          </w:tcPr>
-          <w:p>
-            <w:pPr>
-              <w:spacing w:before="20" w:after="20"/>
-            </w:pPr>
-            <w:r/>
-            <w:r>
-              <w:rPr>
-                <w:rFonts w:ascii="Calibri" w:hAnsi="Calibri"/>
-                <w:b w:val="0"/>
-                <w:sz w:val="15"/>
-              </w:rPr>
-              <w:t>Smart Surveillance and IoT Analytics</w:t>
-            </w:r>
-          </w:p>
-        </w:tc>
-        <w:tc>
-          <w:tcPr>
-            <w:tcW w:type="dxa" w:w="624"/>
-          </w:tcPr>
-          <w:p>
-            <w:pPr>
-              <w:spacing w:before="20" w:after="20"/>
-              <w:jc w:val="center"/>
-            </w:pPr>
-            <w:r/>
-            <w:r>
-              <w:rPr>
-                <w:rFonts w:ascii="Calibri" w:hAnsi="Calibri"/>
-                <w:b w:val="0"/>
-                <w:sz w:val="15"/>
-              </w:rPr>
-              <w:t>3</w:t>
-            </w:r>
-          </w:p>
-        </w:tc>
-        <w:tc>
-          <w:tcPr>
-            <w:tcW w:type="dxa" w:w="3628"/>
-          </w:tcPr>
-          <w:p>
-            <w:pPr>
-              <w:spacing w:before="20" w:after="20"/>
-            </w:pPr>
-            <w:r/>
-            <w:r>
-              <w:rPr>
-                <w:rFonts w:ascii="Calibri" w:hAnsi="Calibri"/>
-                <w:b w:val="0"/>
-                <w:sz w:val="15"/>
-              </w:rPr>
-              <w:t>P1 Integrated Smart Systems</w:t>
-            </w:r>
-          </w:p>
-        </w:tc>
-        <w:tc>
-          <w:tcPr>
-            <w:tcW w:type="dxa" w:w="1928"/>
-          </w:tcPr>
-          <w:p>
-            <w:pPr>
-              <w:spacing w:before="20" w:after="20"/>
-            </w:pPr>
-            <w:r/>
-            <w:r>
-              <w:rPr>
-                <w:rFonts w:ascii="Calibri" w:hAnsi="Calibri"/>
-                <w:b w:val="0"/>
-                <w:sz w:val="15"/>
-              </w:rPr>
-              <w:t>—</w:t>
-            </w:r>
-          </w:p>
-        </w:tc>
-        <w:tc>
-          <w:tcPr>
-            <w:tcW w:type="dxa" w:w="1928"/>
-            <w:shd w:fill="FFC7CE"/>
-          </w:tcPr>
-          <w:p>
-            <w:pPr>
-              <w:spacing w:before="20" w:after="20"/>
-              <w:jc w:val="center"/>
-            </w:pPr>
-            <w:r/>
-            <w:r>
-              <w:rPr>
-                <w:rFonts w:ascii="Calibri" w:hAnsi="Calibri"/>
-                <w:b/>
-                <w:color w:val="9C0006"/>
-                <w:sz w:val="15"/>
-              </w:rPr>
-              <w:t>Wajib ditempuh</w:t>
-            </w:r>
-          </w:p>
-        </w:tc>
-      </w:tr>
-      <w:tr>
-        <w:tc>
-          <w:tcPr>
-            <w:tcW w:type="dxa" w:w="624"/>
-          </w:tcPr>
-          <w:p>
-            <w:pPr>
-              <w:spacing w:before="20" w:after="20"/>
-              <w:jc w:val="center"/>
-            </w:pPr>
-            <w:r/>
-            <w:r>
-              <w:rPr>
-                <w:rFonts w:ascii="Calibri" w:hAnsi="Calibri"/>
-                <w:b w:val="0"/>
-                <w:sz w:val="15"/>
-              </w:rPr>
-              <w:t>7</w:t>
-            </w:r>
-          </w:p>
-        </w:tc>
-        <w:tc>
-          <w:tcPr>
-            <w:tcW w:type="dxa" w:w="1247"/>
-          </w:tcPr>
-          <w:p>
-            <w:pPr>
-              <w:spacing w:before="20" w:after="20"/>
-            </w:pPr>
-            <w:r/>
-            <w:r>
-              <w:rPr>
-                <w:rFonts w:ascii="Calibri" w:hAnsi="Calibri"/>
-                <w:b w:val="0"/>
-                <w:sz w:val="15"/>
-              </w:rPr>
-              <w:t>STB-04</w:t>
-            </w:r>
-          </w:p>
-        </w:tc>
-        <w:tc>
-          <w:tcPr>
-            <w:tcW w:type="dxa" w:w="4195"/>
-          </w:tcPr>
-          <w:p>
-            <w:pPr>
-              <w:spacing w:before="20" w:after="20"/>
-            </w:pPr>
-            <w:r/>
-            <w:r>
-              <w:rPr>
-                <w:rFonts w:ascii="Calibri" w:hAnsi="Calibri"/>
-                <w:b w:val="0"/>
-                <w:sz w:val="15"/>
-              </w:rPr>
-              <w:t>IT Governance &amp; Compliance (COBIT 2019)</w:t>
-            </w:r>
-          </w:p>
-        </w:tc>
-        <w:tc>
-          <w:tcPr>
-            <w:tcW w:type="dxa" w:w="624"/>
-          </w:tcPr>
-          <w:p>
-            <w:pPr>
-              <w:spacing w:before="20" w:after="20"/>
-              <w:jc w:val="center"/>
-            </w:pPr>
-            <w:r/>
-            <w:r>
-              <w:rPr>
-                <w:rFonts w:ascii="Calibri" w:hAnsi="Calibri"/>
-                <w:b w:val="0"/>
-                <w:sz w:val="15"/>
-              </w:rPr>
-              <w:t>3</w:t>
-            </w:r>
-          </w:p>
-        </w:tc>
-        <w:tc>
-          <w:tcPr>
-            <w:tcW w:type="dxa" w:w="3628"/>
-          </w:tcPr>
-          <w:p>
-            <w:pPr>
-              <w:spacing w:before="20" w:after="20"/>
-            </w:pPr>
-            <w:r/>
-            <w:r>
-              <w:rPr>
-                <w:rFonts w:ascii="Calibri" w:hAnsi="Calibri"/>
-                <w:b w:val="0"/>
-                <w:sz w:val="15"/>
-              </w:rPr>
-              <w:t>P2 Cloud Infrastructure &amp; Cybersecurity</w:t>
-            </w:r>
-          </w:p>
-        </w:tc>
-        <w:tc>
-          <w:tcPr>
-            <w:tcW w:type="dxa" w:w="1928"/>
-          </w:tcPr>
-          <w:p>
-            <w:pPr>
-              <w:spacing w:before="20" w:after="20"/>
-            </w:pPr>
-            <w:r/>
-            <w:r>
-              <w:rPr>
-                <w:rFonts w:ascii="Calibri" w:hAnsi="Calibri"/>
-                <w:b w:val="0"/>
-                <w:sz w:val="15"/>
-              </w:rPr>
-              <w:t>STI-743</w:t>
-            </w:r>
-          </w:p>
-        </w:tc>
-        <w:tc>
-          <w:tcPr>
-            <w:tcW w:type="dxa" w:w="1928"/>
-            <w:shd w:fill="C6EFCE"/>
-          </w:tcPr>
-          <w:p>
-            <w:pPr>
-              <w:spacing w:before="20" w:after="20"/>
-              <w:jc w:val="center"/>
-            </w:pPr>
-            <w:r/>
-            <w:r>
-              <w:rPr>
-                <w:rFonts w:ascii="Calibri" w:hAnsi="Calibri"/>
-                <w:b/>
-                <w:color w:val="006100"/>
-                <w:sz w:val="15"/>
-              </w:rPr>
-              <w:t>Diakui penuh</w:t>
-            </w:r>
-          </w:p>
-        </w:tc>
-      </w:tr>
-      <w:tr>
-        <w:tc>
-          <w:tcPr>
-            <w:tcW w:type="dxa" w:w="624"/>
-          </w:tcPr>
-          <w:p>
-            <w:pPr>
-              <w:spacing w:before="20" w:after="20"/>
-              <w:jc w:val="center"/>
-            </w:pPr>
-            <w:r/>
-            <w:r>
-              <w:rPr>
-                <w:rFonts w:ascii="Calibri" w:hAnsi="Calibri"/>
-                <w:b w:val="0"/>
-                <w:sz w:val="15"/>
-              </w:rPr>
-              <w:t>7</w:t>
-            </w:r>
-          </w:p>
-        </w:tc>
-        <w:tc>
-          <w:tcPr>
-            <w:tcW w:type="dxa" w:w="1247"/>
-          </w:tcPr>
-          <w:p>
-            <w:pPr>
-              <w:spacing w:before="20" w:after="20"/>
-            </w:pPr>
-            <w:r/>
-            <w:r>
-              <w:rPr>
-                <w:rFonts w:ascii="Calibri" w:hAnsi="Calibri"/>
-                <w:b w:val="0"/>
-                <w:sz w:val="15"/>
-              </w:rPr>
-              <w:t>STB-05</w:t>
-            </w:r>
-          </w:p>
-        </w:tc>
-        <w:tc>
-          <w:tcPr>
-            <w:tcW w:type="dxa" w:w="4195"/>
-          </w:tcPr>
-          <w:p>
-            <w:pPr>
-              <w:spacing w:before="20" w:after="20"/>
-            </w:pPr>
-            <w:r/>
-            <w:r>
-              <w:rPr>
-                <w:rFonts w:ascii="Calibri" w:hAnsi="Calibri"/>
-                <w:b w:val="0"/>
-                <w:sz w:val="15"/>
-              </w:rPr>
-              <w:t>IT Service Management (ITIL 4)</w:t>
-            </w:r>
-          </w:p>
-        </w:tc>
-        <w:tc>
-          <w:tcPr>
-            <w:tcW w:type="dxa" w:w="624"/>
-          </w:tcPr>
-          <w:p>
-            <w:pPr>
-              <w:spacing w:before="20" w:after="20"/>
-              <w:jc w:val="center"/>
-            </w:pPr>
-            <w:r/>
-            <w:r>
-              <w:rPr>
-                <w:rFonts w:ascii="Calibri" w:hAnsi="Calibri"/>
-                <w:b w:val="0"/>
-                <w:sz w:val="15"/>
-              </w:rPr>
-              <w:t>3</w:t>
-            </w:r>
-          </w:p>
-        </w:tc>
-        <w:tc>
-          <w:tcPr>
-            <w:tcW w:type="dxa" w:w="3628"/>
-          </w:tcPr>
-          <w:p>
-            <w:pPr>
-              <w:spacing w:before="20" w:after="20"/>
-            </w:pPr>
-            <w:r/>
-            <w:r>
-              <w:rPr>
-                <w:rFonts w:ascii="Calibri" w:hAnsi="Calibri"/>
-                <w:b w:val="0"/>
-                <w:sz w:val="15"/>
-              </w:rPr>
-              <w:t>P2 Cloud Infrastructure &amp; Cybersecurity</w:t>
-            </w:r>
-          </w:p>
-        </w:tc>
-        <w:tc>
-          <w:tcPr>
-            <w:tcW w:type="dxa" w:w="1928"/>
-          </w:tcPr>
-          <w:p>
-            <w:pPr>
-              <w:spacing w:before="20" w:after="20"/>
-            </w:pPr>
-            <w:r/>
-            <w:r>
-              <w:rPr>
-                <w:rFonts w:ascii="Calibri" w:hAnsi="Calibri"/>
-                <w:b w:val="0"/>
-                <w:sz w:val="15"/>
-              </w:rPr>
-              <w:t>—</w:t>
-            </w:r>
-          </w:p>
-        </w:tc>
-        <w:tc>
-          <w:tcPr>
-            <w:tcW w:type="dxa" w:w="1928"/>
-            <w:shd w:fill="FFC7CE"/>
-          </w:tcPr>
-          <w:p>
-            <w:pPr>
-              <w:spacing w:before="20" w:after="20"/>
-              <w:jc w:val="center"/>
-            </w:pPr>
-            <w:r/>
-            <w:r>
-              <w:rPr>
-                <w:rFonts w:ascii="Calibri" w:hAnsi="Calibri"/>
-                <w:b/>
-                <w:color w:val="9C0006"/>
-                <w:sz w:val="15"/>
-              </w:rPr>
-              <w:t>Wajib ditempuh</w:t>
-            </w:r>
-          </w:p>
-        </w:tc>
-      </w:tr>
-      <w:tr>
-        <w:tc>
-          <w:tcPr>
-            <w:tcW w:type="dxa" w:w="624"/>
-          </w:tcPr>
-          <w:p>
-            <w:pPr>
-              <w:spacing w:before="20" w:after="20"/>
-              <w:jc w:val="center"/>
-            </w:pPr>
-            <w:r/>
-            <w:r>
-              <w:rPr>
-                <w:rFonts w:ascii="Calibri" w:hAnsi="Calibri"/>
-                <w:b w:val="0"/>
-                <w:sz w:val="15"/>
-              </w:rPr>
-              <w:t>7</w:t>
-            </w:r>
-          </w:p>
-        </w:tc>
-        <w:tc>
-          <w:tcPr>
-            <w:tcW w:type="dxa" w:w="1247"/>
-          </w:tcPr>
-          <w:p>
-            <w:pPr>
-              <w:spacing w:before="20" w:after="20"/>
-            </w:pPr>
-            <w:r/>
-            <w:r>
-              <w:rPr>
-                <w:rFonts w:ascii="Calibri" w:hAnsi="Calibri"/>
-                <w:b w:val="0"/>
-                <w:sz w:val="15"/>
-              </w:rPr>
-              <w:t>STB-06</w:t>
-            </w:r>
-          </w:p>
-        </w:tc>
-        <w:tc>
-          <w:tcPr>
-            <w:tcW w:type="dxa" w:w="4195"/>
-          </w:tcPr>
-          <w:p>
-            <w:pPr>
-              <w:spacing w:before="20" w:after="20"/>
-            </w:pPr>
-            <w:r/>
-            <w:r>
-              <w:rPr>
-                <w:rFonts w:ascii="Calibri" w:hAnsi="Calibri"/>
-                <w:b w:val="0"/>
-                <w:sz w:val="15"/>
-              </w:rPr>
-              <w:t>Enterprise Architecture (TOGAF)</w:t>
-            </w:r>
-          </w:p>
-        </w:tc>
-        <w:tc>
-          <w:tcPr>
-            <w:tcW w:type="dxa" w:w="624"/>
-          </w:tcPr>
-          <w:p>
-            <w:pPr>
-              <w:spacing w:before="20" w:after="20"/>
-              <w:jc w:val="center"/>
-            </w:pPr>
-            <w:r/>
-            <w:r>
-              <w:rPr>
-                <w:rFonts w:ascii="Calibri" w:hAnsi="Calibri"/>
-                <w:b w:val="0"/>
-                <w:sz w:val="15"/>
-              </w:rPr>
-              <w:t>3</w:t>
-            </w:r>
-          </w:p>
-        </w:tc>
-        <w:tc>
-          <w:tcPr>
-            <w:tcW w:type="dxa" w:w="3628"/>
-          </w:tcPr>
-          <w:p>
-            <w:pPr>
-              <w:spacing w:before="20" w:after="20"/>
-            </w:pPr>
-            <w:r/>
-            <w:r>
-              <w:rPr>
-                <w:rFonts w:ascii="Calibri" w:hAnsi="Calibri"/>
-                <w:b w:val="0"/>
-                <w:sz w:val="15"/>
-              </w:rPr>
-              <w:t>P2 Cloud Infrastructure &amp; Cybersecurity</w:t>
-            </w:r>
-          </w:p>
-        </w:tc>
-        <w:tc>
-          <w:tcPr>
-            <w:tcW w:type="dxa" w:w="1928"/>
-          </w:tcPr>
-          <w:p>
-            <w:pPr>
-              <w:spacing w:before="20" w:after="20"/>
-            </w:pPr>
-            <w:r/>
-            <w:r>
-              <w:rPr>
-                <w:rFonts w:ascii="Calibri" w:hAnsi="Calibri"/>
-                <w:b w:val="0"/>
-                <w:sz w:val="15"/>
-              </w:rPr>
-              <w:t>—</w:t>
-            </w:r>
-          </w:p>
-        </w:tc>
-        <w:tc>
-          <w:tcPr>
-            <w:tcW w:type="dxa" w:w="1928"/>
-            <w:shd w:fill="FFC7CE"/>
-          </w:tcPr>
-          <w:p>
-            <w:pPr>
-              <w:spacing w:before="20" w:after="20"/>
-              <w:jc w:val="center"/>
-            </w:pPr>
-            <w:r/>
-            <w:r>
-              <w:rPr>
-                <w:rFonts w:ascii="Calibri" w:hAnsi="Calibri"/>
-                <w:b/>
-                <w:color w:val="9C0006"/>
-                <w:sz w:val="15"/>
-              </w:rPr>
-              <w:t>Wajib ditempuh</w:t>
-            </w:r>
-          </w:p>
-        </w:tc>
-      </w:tr>
-      <w:tr>
-        <w:tc>
-          <w:tcPr>
-            <w:tcW w:type="dxa" w:w="624"/>
-          </w:tcPr>
-          <w:p>
-            <w:pPr>
-              <w:spacing w:before="20" w:after="20"/>
-              <w:jc w:val="center"/>
-            </w:pPr>
-            <w:r/>
-            <w:r>
-              <w:rPr>
-                <w:rFonts w:ascii="Calibri" w:hAnsi="Calibri"/>
-                <w:b w:val="0"/>
-                <w:sz w:val="15"/>
-              </w:rPr>
-              <w:t>7</w:t>
-            </w:r>
-          </w:p>
-        </w:tc>
-        <w:tc>
-          <w:tcPr>
-            <w:tcW w:type="dxa" w:w="1247"/>
-          </w:tcPr>
-          <w:p>
-            <w:pPr>
-              <w:spacing w:before="20" w:after="20"/>
-            </w:pPr>
-            <w:r/>
-            <w:r>
-              <w:rPr>
-                <w:rFonts w:ascii="Calibri" w:hAnsi="Calibri"/>
-                <w:b w:val="0"/>
-                <w:sz w:val="15"/>
-              </w:rPr>
-              <w:t>STC-04</w:t>
-            </w:r>
-          </w:p>
-        </w:tc>
-        <w:tc>
-          <w:tcPr>
-            <w:tcW w:type="dxa" w:w="4195"/>
-          </w:tcPr>
-          <w:p>
-            <w:pPr>
-              <w:spacing w:before="20" w:after="20"/>
-            </w:pPr>
-            <w:r/>
-            <w:r>
-              <w:rPr>
-                <w:rFonts w:ascii="Calibri" w:hAnsi="Calibri"/>
-                <w:b w:val="0"/>
-                <w:sz w:val="15"/>
-              </w:rPr>
-              <w:t>Immersive Media &amp; XR Development</w:t>
-            </w:r>
-          </w:p>
-        </w:tc>
-        <w:tc>
-          <w:tcPr>
-            <w:tcW w:type="dxa" w:w="624"/>
-          </w:tcPr>
-          <w:p>
-            <w:pPr>
-              <w:spacing w:before="20" w:after="20"/>
-              <w:jc w:val="center"/>
-            </w:pPr>
-            <w:r/>
-            <w:r>
-              <w:rPr>
-                <w:rFonts w:ascii="Calibri" w:hAnsi="Calibri"/>
-                <w:b w:val="0"/>
-                <w:sz w:val="15"/>
-              </w:rPr>
-              <w:t>3</w:t>
-            </w:r>
-          </w:p>
-        </w:tc>
-        <w:tc>
-          <w:tcPr>
-            <w:tcW w:type="dxa" w:w="3628"/>
-          </w:tcPr>
-          <w:p>
-            <w:pPr>
-              <w:spacing w:before="20" w:after="20"/>
-            </w:pPr>
-            <w:r/>
-            <w:r>
-              <w:rPr>
-                <w:rFonts w:ascii="Calibri" w:hAnsi="Calibri"/>
-                <w:b w:val="0"/>
-                <w:sz w:val="15"/>
-              </w:rPr>
-              <w:t>P3 Digital Platform Engineering</w:t>
-            </w:r>
-          </w:p>
-        </w:tc>
-        <w:tc>
-          <w:tcPr>
-            <w:tcW w:type="dxa" w:w="1928"/>
-          </w:tcPr>
-          <w:p>
-            <w:pPr>
-              <w:spacing w:before="20" w:after="20"/>
-            </w:pPr>
-            <w:r/>
-            <w:r>
-              <w:rPr>
-                <w:rFonts w:ascii="Calibri" w:hAnsi="Calibri"/>
-                <w:b w:val="0"/>
-                <w:sz w:val="15"/>
-              </w:rPr>
-              <w:t>STI-316 + STI-531</w:t>
-            </w:r>
-          </w:p>
-        </w:tc>
-        <w:tc>
-          <w:tcPr>
-            <w:tcW w:type="dxa" w:w="1928"/>
-            <w:shd w:fill="BDD7EE"/>
-          </w:tcPr>
-          <w:p>
-            <w:pPr>
-              <w:spacing w:before="20" w:after="20"/>
-              <w:jc w:val="center"/>
-            </w:pPr>
-            <w:r/>
-            <w:r>
-              <w:rPr>
-                <w:rFonts w:ascii="Calibri" w:hAnsi="Calibri"/>
-                <w:b/>
-                <w:color w:val="1F4E79"/>
-                <w:sz w:val="15"/>
-              </w:rPr>
-              <w:t>Digabung</w:t>
-            </w:r>
-          </w:p>
-        </w:tc>
-      </w:tr>
-      <w:tr>
-        <w:tc>
-          <w:tcPr>
-            <w:tcW w:type="dxa" w:w="624"/>
-          </w:tcPr>
-          <w:p>
-            <w:pPr>
-              <w:spacing w:before="20" w:after="20"/>
-              <w:jc w:val="center"/>
-            </w:pPr>
-            <w:r/>
-            <w:r>
-              <w:rPr>
-                <w:rFonts w:ascii="Calibri" w:hAnsi="Calibri"/>
-                <w:b w:val="0"/>
-                <w:sz w:val="15"/>
-              </w:rPr>
-              <w:t>7</w:t>
-            </w:r>
-          </w:p>
-        </w:tc>
-        <w:tc>
-          <w:tcPr>
-            <w:tcW w:type="dxa" w:w="1247"/>
-          </w:tcPr>
-          <w:p>
-            <w:pPr>
-              <w:spacing w:before="20" w:after="20"/>
-            </w:pPr>
-            <w:r/>
-            <w:r>
-              <w:rPr>
-                <w:rFonts w:ascii="Calibri" w:hAnsi="Calibri"/>
-                <w:b w:val="0"/>
-                <w:sz w:val="15"/>
-              </w:rPr>
-              <w:t>STC-05</w:t>
-            </w:r>
-          </w:p>
-        </w:tc>
-        <w:tc>
-          <w:tcPr>
-            <w:tcW w:type="dxa" w:w="4195"/>
-          </w:tcPr>
-          <w:p>
-            <w:pPr>
-              <w:spacing w:before="20" w:after="20"/>
-            </w:pPr>
-            <w:r/>
-            <w:r>
-              <w:rPr>
-                <w:rFonts w:ascii="Calibri" w:hAnsi="Calibri"/>
-                <w:b w:val="0"/>
-                <w:sz w:val="15"/>
-              </w:rPr>
-              <w:t>SaaS Architecture &amp; Multi-Tenancy</w:t>
-            </w:r>
-          </w:p>
-        </w:tc>
-        <w:tc>
-          <w:tcPr>
-            <w:tcW w:type="dxa" w:w="624"/>
-          </w:tcPr>
-          <w:p>
-            <w:pPr>
-              <w:spacing w:before="20" w:after="20"/>
-              <w:jc w:val="center"/>
-            </w:pPr>
-            <w:r/>
-            <w:r>
-              <w:rPr>
-                <w:rFonts w:ascii="Calibri" w:hAnsi="Calibri"/>
-                <w:b w:val="0"/>
-                <w:sz w:val="15"/>
-              </w:rPr>
-              <w:t>3</w:t>
-            </w:r>
-          </w:p>
-        </w:tc>
-        <w:tc>
-          <w:tcPr>
-            <w:tcW w:type="dxa" w:w="3628"/>
-          </w:tcPr>
-          <w:p>
-            <w:pPr>
-              <w:spacing w:before="20" w:after="20"/>
-            </w:pPr>
-            <w:r/>
-            <w:r>
-              <w:rPr>
-                <w:rFonts w:ascii="Calibri" w:hAnsi="Calibri"/>
-                <w:b w:val="0"/>
-                <w:sz w:val="15"/>
-              </w:rPr>
-              <w:t>P3 Digital Platform Engineering</w:t>
-            </w:r>
-          </w:p>
-        </w:tc>
-        <w:tc>
-          <w:tcPr>
-            <w:tcW w:type="dxa" w:w="1928"/>
-          </w:tcPr>
-          <w:p>
-            <w:pPr>
-              <w:spacing w:before="20" w:after="20"/>
-            </w:pPr>
-            <w:r/>
-            <w:r>
-              <w:rPr>
-                <w:rFonts w:ascii="Calibri" w:hAnsi="Calibri"/>
-                <w:b w:val="0"/>
-                <w:sz w:val="15"/>
-              </w:rPr>
-              <w:t>—</w:t>
-            </w:r>
-          </w:p>
-        </w:tc>
-        <w:tc>
-          <w:tcPr>
-            <w:tcW w:type="dxa" w:w="1928"/>
-            <w:shd w:fill="FFC7CE"/>
-          </w:tcPr>
-          <w:p>
-            <w:pPr>
-              <w:spacing w:before="20" w:after="20"/>
-              <w:jc w:val="center"/>
-            </w:pPr>
-            <w:r/>
-            <w:r>
-              <w:rPr>
-                <w:rFonts w:ascii="Calibri" w:hAnsi="Calibri"/>
-                <w:b/>
-                <w:color w:val="9C0006"/>
-                <w:sz w:val="15"/>
-              </w:rPr>
-              <w:t>Wajib ditempuh</w:t>
-            </w:r>
-          </w:p>
-        </w:tc>
-      </w:tr>
-      <w:tr>
-        <w:tc>
-          <w:tcPr>
-            <w:tcW w:type="dxa" w:w="624"/>
-          </w:tcPr>
-          <w:p>
-            <w:pPr>
-              <w:spacing w:before="20" w:after="20"/>
-              <w:jc w:val="center"/>
-            </w:pPr>
-            <w:r/>
-            <w:r>
-              <w:rPr>
-                <w:rFonts w:ascii="Calibri" w:hAnsi="Calibri"/>
-                <w:b w:val="0"/>
-                <w:sz w:val="15"/>
-              </w:rPr>
-              <w:t>7</w:t>
-            </w:r>
-          </w:p>
-        </w:tc>
-        <w:tc>
-          <w:tcPr>
-            <w:tcW w:type="dxa" w:w="1247"/>
-          </w:tcPr>
-          <w:p>
-            <w:pPr>
-              <w:spacing w:before="20" w:after="20"/>
-            </w:pPr>
-            <w:r/>
-            <w:r>
-              <w:rPr>
-                <w:rFonts w:ascii="Calibri" w:hAnsi="Calibri"/>
-                <w:b w:val="0"/>
-                <w:sz w:val="15"/>
-              </w:rPr>
-              <w:t>STC-06</w:t>
-            </w:r>
-          </w:p>
-        </w:tc>
-        <w:tc>
-          <w:tcPr>
-            <w:tcW w:type="dxa" w:w="4195"/>
-          </w:tcPr>
-          <w:p>
-            <w:pPr>
-              <w:spacing w:before="20" w:after="20"/>
-            </w:pPr>
-            <w:r/>
-            <w:r>
-              <w:rPr>
-                <w:rFonts w:ascii="Calibri" w:hAnsi="Calibri"/>
-                <w:b w:val="0"/>
-                <w:sz w:val="15"/>
-              </w:rPr>
-              <w:t>Digital Product Management &amp; Agile Practices</w:t>
-            </w:r>
-          </w:p>
-        </w:tc>
-        <w:tc>
-          <w:tcPr>
-            <w:tcW w:type="dxa" w:w="624"/>
-          </w:tcPr>
-          <w:p>
-            <w:pPr>
-              <w:spacing w:before="20" w:after="20"/>
-              <w:jc w:val="center"/>
-            </w:pPr>
-            <w:r/>
-            <w:r>
-              <w:rPr>
-                <w:rFonts w:ascii="Calibri" w:hAnsi="Calibri"/>
-                <w:b w:val="0"/>
-                <w:sz w:val="15"/>
-              </w:rPr>
-              <w:t>3</w:t>
-            </w:r>
-          </w:p>
-        </w:tc>
-        <w:tc>
-          <w:tcPr>
-            <w:tcW w:type="dxa" w:w="3628"/>
-          </w:tcPr>
-          <w:p>
-            <w:pPr>
-              <w:spacing w:before="20" w:after="20"/>
-            </w:pPr>
-            <w:r/>
-            <w:r>
-              <w:rPr>
-                <w:rFonts w:ascii="Calibri" w:hAnsi="Calibri"/>
-                <w:b w:val="0"/>
-                <w:sz w:val="15"/>
-              </w:rPr>
-              <w:t>P3 Digital Platform Engineering</w:t>
-            </w:r>
-          </w:p>
-        </w:tc>
-        <w:tc>
-          <w:tcPr>
-            <w:tcW w:type="dxa" w:w="1928"/>
-          </w:tcPr>
-          <w:p>
-            <w:pPr>
-              <w:spacing w:before="20" w:after="20"/>
-            </w:pPr>
-            <w:r/>
-            <w:r>
-              <w:rPr>
-                <w:rFonts w:ascii="Calibri" w:hAnsi="Calibri"/>
-                <w:b w:val="0"/>
-                <w:sz w:val="15"/>
-              </w:rPr>
-              <w:t>—</w:t>
-            </w:r>
-          </w:p>
-        </w:tc>
-        <w:tc>
-          <w:tcPr>
-            <w:tcW w:type="dxa" w:w="1928"/>
-            <w:shd w:fill="FFC7CE"/>
-          </w:tcPr>
-          <w:p>
-            <w:pPr>
-              <w:spacing w:before="20" w:after="20"/>
-              <w:jc w:val="center"/>
-            </w:pPr>
-            <w:r/>
-            <w:r>
-              <w:rPr>
-                <w:rFonts w:ascii="Calibri" w:hAnsi="Calibri"/>
-                <w:b/>
-                <w:color w:val="9C0006"/>
-                <w:sz w:val="15"/>
-              </w:rPr>
-              <w:t>Wajib ditempuh</w:t>
-            </w:r>
-          </w:p>
-        </w:tc>
-      </w:tr>
-      <w:tr>
-        <w:tc>
-          <w:tcPr>
-            <w:tcW w:type="dxa" w:w="624"/>
-          </w:tcPr>
-          <w:p>
-            <w:pPr>
-              <w:spacing w:before="20" w:after="20"/>
-              <w:jc w:val="center"/>
-            </w:pPr>
-            <w:r/>
-            <w:r>
-              <w:rPr>
-                <w:rFonts w:ascii="Calibri" w:hAnsi="Calibri"/>
-                <w:b w:val="0"/>
-                <w:sz w:val="15"/>
-              </w:rPr>
-              <w:t>7</w:t>
-            </w:r>
-          </w:p>
-        </w:tc>
-        <w:tc>
-          <w:tcPr>
-            <w:tcW w:type="dxa" w:w="1247"/>
-          </w:tcPr>
-          <w:p>
-            <w:pPr>
-              <w:spacing w:before="20" w:after="20"/>
-            </w:pPr>
-            <w:r/>
-            <w:r>
-              <w:rPr>
-                <w:rFonts w:ascii="Calibri" w:hAnsi="Calibri"/>
-                <w:b w:val="0"/>
-                <w:sz w:val="15"/>
-              </w:rPr>
-              <w:t>STI-701</w:t>
+              <w:t>STI-728</w:t>
             </w:r>
           </w:p>
         </w:tc>

--- a/KURIKULUM2026_REVISI/024_RINGKAS_EKIVALENSI_UNTUK_AWAM.docx
+++ b/KURIKULUM2026_REVISI/024_RINGKAS_EKIVALENSI_UNTUK_AWAM.docx
@@ -1438,7 +1438,7 @@
                 <w:b w:val="0"/>
                 <w:sz w:val="18"/>
               </w:rPr>
-              <w:t>18</w:t>
+              <w:t>15</w:t>
             </w:r>
           </w:p>
         </w:tc>
@@ -1458,7 +1458,7 @@
                 <w:b w:val="0"/>
                 <w:sz w:val="18"/>
               </w:rPr>
-              <w:t>0</w:t>
+              <w:t>3</w:t>
             </w:r>
           </w:p>
         </w:tc>
@@ -1477,7 +1477,7 @@
                 <w:b w:val="0"/>
                 <w:sz w:val="18"/>
               </w:rPr>
-              <w:t>100.0%</w:t>
+              <w:t>83.3%</w:t>
             </w:r>
           </w:p>
         </w:tc>
@@ -1496,7 +1496,7 @@
                 <w:b w:val="0"/>
                 <w:sz w:val="18"/>
               </w:rPr>
-              <w:t>— (tidak ada, semua diakui)</w:t>
+              <w:t>STI-519 Keamanan Informasi Lanjut</w:t>
             </w:r>
           </w:p>
         </w:tc>
@@ -1557,7 +1557,7 @@
                 <w:b w:val="0"/>
                 <w:sz w:val="18"/>
               </w:rPr>
-              <w:t>10</w:t>
+              <w:t>13</w:t>
             </w:r>
           </w:p>
         </w:tc>
@@ -1577,7 +1577,7 @@
                 <w:b w:val="0"/>
                 <w:sz w:val="18"/>
               </w:rPr>
-              <w:t>3</w:t>
+              <w:t>0</w:t>
             </w:r>
           </w:p>
         </w:tc>
@@ -1596,7 +1596,7 @@
                 <w:b w:val="0"/>
                 <w:sz w:val="18"/>
               </w:rPr>
-              <w:t>76.9%</w:t>
+              <w:t>100.0%</w:t>
             </w:r>
           </w:p>
         </w:tc>
@@ -1615,7 +1615,7 @@
                 <w:b w:val="0"/>
                 <w:sz w:val="18"/>
               </w:rPr>
-              <w:t>STI-626 Keamanan Informasi Lanjut</w:t>
+              <w:t>— (tidak ada, semua diakui)</w:t>
             </w:r>
           </w:p>
         </w:tc>
@@ -2452,7 +2452,7 @@
                 <w:b w:val="0"/>
                 <w:sz w:val="19"/>
               </w:rPr>
-              <w:t>6</w:t>
+              <w:t>5</w:t>
             </w:r>
           </w:p>
         </w:tc>
@@ -2471,7 +2471,7 @@
                 <w:b w:val="0"/>
                 <w:sz w:val="19"/>
               </w:rPr>
-              <w:t>STI-626</w:t>
+              <w:t>STI-519</w:t>
             </w:r>
           </w:p>
         </w:tc>
@@ -11497,7 +11497,7 @@
                 <w:b w:val="0"/>
                 <w:sz w:val="15"/>
               </w:rPr>
-              <w:t>STI-519</w:t>
+              <w:t>STI-626</w:t>
             </w:r>
           </w:p>
         </w:tc>
@@ -19349,7 +19349,7 @@
                 <w:b w:val="0"/>
                 <w:sz w:val="15"/>
               </w:rPr>
-              <w:t>Deep Learning &amp; Neural Networks</w:t>
+              <w:t>Keamanan Informasi Lanjut</w:t>
             </w:r>
           </w:p>
         </w:tc>
@@ -19407,7 +19407,567 @@
                 <w:b w:val="0"/>
                 <w:sz w:val="15"/>
               </w:rPr>
-              <w:t>STI-634</w:t>
+              <w:t>—</w:t>
+            </w:r>
+          </w:p>
+        </w:tc>
+        <w:tc>
+          <w:tcPr>
+            <w:tcW w:type="dxa" w:w="1928"/>
+            <w:shd w:fill="FFC7CE"/>
+          </w:tcPr>
+          <w:p>
+            <w:pPr>
+              <w:spacing w:before="20" w:after="20"/>
+              <w:jc w:val="center"/>
+            </w:pPr>
+            <w:r/>
+            <w:r>
+              <w:rPr>
+                <w:rFonts w:ascii="Calibri" w:hAnsi="Calibri"/>
+                <w:b/>
+                <w:color w:val="9C0006"/>
+                <w:sz w:val="15"/>
+              </w:rPr>
+              <w:t>Wajib ditempuh</w:t>
+            </w:r>
+          </w:p>
+        </w:tc>
+      </w:tr>
+      <w:tr>
+        <w:tc>
+          <w:tcPr>
+            <w:tcW w:type="dxa" w:w="624"/>
+          </w:tcPr>
+          <w:p>
+            <w:pPr>
+              <w:spacing w:before="20" w:after="20"/>
+              <w:jc w:val="center"/>
+            </w:pPr>
+            <w:r/>
+            <w:r>
+              <w:rPr>
+                <w:rFonts w:ascii="Calibri" w:hAnsi="Calibri"/>
+                <w:b w:val="0"/>
+                <w:sz w:val="15"/>
+              </w:rPr>
+              <w:t>5</w:t>
+            </w:r>
+          </w:p>
+        </w:tc>
+        <w:tc>
+          <w:tcPr>
+            <w:tcW w:type="dxa" w:w="1247"/>
+          </w:tcPr>
+          <w:p>
+            <w:pPr>
+              <w:spacing w:before="20" w:after="20"/>
+            </w:pPr>
+            <w:r/>
+            <w:r>
+              <w:rPr>
+                <w:rFonts w:ascii="Calibri" w:hAnsi="Calibri"/>
+                <w:b w:val="0"/>
+                <w:sz w:val="15"/>
+              </w:rPr>
+              <w:t>STI-520</w:t>
+            </w:r>
+          </w:p>
+        </w:tc>
+        <w:tc>
+          <w:tcPr>
+            <w:tcW w:type="dxa" w:w="4195"/>
+          </w:tcPr>
+          <w:p>
+            <w:pPr>
+              <w:spacing w:before="20" w:after="20"/>
+            </w:pPr>
+            <w:r/>
+            <w:r>
+              <w:rPr>
+                <w:rFonts w:ascii="Calibri" w:hAnsi="Calibri"/>
+                <w:b w:val="0"/>
+                <w:sz w:val="15"/>
+              </w:rPr>
+              <w:t>Data Mining &amp; Visualisasi Data</w:t>
+            </w:r>
+          </w:p>
+        </w:tc>
+        <w:tc>
+          <w:tcPr>
+            <w:tcW w:type="dxa" w:w="624"/>
+          </w:tcPr>
+          <w:p>
+            <w:pPr>
+              <w:spacing w:before="20" w:after="20"/>
+              <w:jc w:val="center"/>
+            </w:pPr>
+            <w:r/>
+            <w:r>
+              <w:rPr>
+                <w:rFonts w:ascii="Calibri" w:hAnsi="Calibri"/>
+                <w:b w:val="0"/>
+                <w:sz w:val="15"/>
+              </w:rPr>
+              <w:t>3</w:t>
+            </w:r>
+          </w:p>
+        </w:tc>
+        <w:tc>
+          <w:tcPr>
+            <w:tcW w:type="dxa" w:w="3628"/>
+          </w:tcPr>
+          <w:p>
+            <w:pPr>
+              <w:spacing w:before="20" w:after="20"/>
+            </w:pPr>
+            <w:r/>
+            <w:r>
+              <w:rPr>
+                <w:rFonts w:ascii="Calibri" w:hAnsi="Calibri"/>
+                <w:b w:val="0"/>
+                <w:sz w:val="15"/>
+              </w:rPr>
+              <w:t>Paket wajib</w:t>
+            </w:r>
+          </w:p>
+        </w:tc>
+        <w:tc>
+          <w:tcPr>
+            <w:tcW w:type="dxa" w:w="1928"/>
+          </w:tcPr>
+          <w:p>
+            <w:pPr>
+              <w:spacing w:before="20" w:after="20"/>
+            </w:pPr>
+            <w:r/>
+            <w:r>
+              <w:rPr>
+                <w:rFonts w:ascii="Calibri" w:hAnsi="Calibri"/>
+                <w:b w:val="0"/>
+                <w:sz w:val="15"/>
+              </w:rPr>
+              <w:t>STI-208 + STI-740</w:t>
+            </w:r>
+          </w:p>
+        </w:tc>
+        <w:tc>
+          <w:tcPr>
+            <w:tcW w:type="dxa" w:w="1928"/>
+            <w:shd w:fill="BDD7EE"/>
+          </w:tcPr>
+          <w:p>
+            <w:pPr>
+              <w:spacing w:before="20" w:after="20"/>
+              <w:jc w:val="center"/>
+            </w:pPr>
+            <w:r/>
+            <w:r>
+              <w:rPr>
+                <w:rFonts w:ascii="Calibri" w:hAnsi="Calibri"/>
+                <w:b/>
+                <w:color w:val="1F4E79"/>
+                <w:sz w:val="15"/>
+              </w:rPr>
+              <w:t>Digabung</w:t>
+            </w:r>
+          </w:p>
+        </w:tc>
+      </w:tr>
+      <w:tr>
+        <w:tc>
+          <w:tcPr>
+            <w:tcW w:type="dxa" w:w="624"/>
+          </w:tcPr>
+          <w:p>
+            <w:pPr>
+              <w:spacing w:before="20" w:after="20"/>
+              <w:jc w:val="center"/>
+            </w:pPr>
+            <w:r/>
+            <w:r>
+              <w:rPr>
+                <w:rFonts w:ascii="Calibri" w:hAnsi="Calibri"/>
+                <w:b w:val="0"/>
+                <w:sz w:val="15"/>
+              </w:rPr>
+              <w:t>5</w:t>
+            </w:r>
+          </w:p>
+        </w:tc>
+        <w:tc>
+          <w:tcPr>
+            <w:tcW w:type="dxa" w:w="1247"/>
+          </w:tcPr>
+          <w:p>
+            <w:pPr>
+              <w:spacing w:before="20" w:after="20"/>
+            </w:pPr>
+            <w:r/>
+            <w:r>
+              <w:rPr>
+                <w:rFonts w:ascii="Calibri" w:hAnsi="Calibri"/>
+                <w:b w:val="0"/>
+                <w:sz w:val="15"/>
+              </w:rPr>
+              <w:t>STI-521</w:t>
+            </w:r>
+          </w:p>
+        </w:tc>
+        <w:tc>
+          <w:tcPr>
+            <w:tcW w:type="dxa" w:w="4195"/>
+          </w:tcPr>
+          <w:p>
+            <w:pPr>
+              <w:spacing w:before="20" w:after="20"/>
+            </w:pPr>
+            <w:r/>
+            <w:r>
+              <w:rPr>
+                <w:rFonts w:ascii="Calibri" w:hAnsi="Calibri"/>
+                <w:b w:val="0"/>
+                <w:sz w:val="15"/>
+              </w:rPr>
+              <w:t>Internet of Things (IoT)</w:t>
+            </w:r>
+          </w:p>
+        </w:tc>
+        <w:tc>
+          <w:tcPr>
+            <w:tcW w:type="dxa" w:w="624"/>
+          </w:tcPr>
+          <w:p>
+            <w:pPr>
+              <w:spacing w:before="20" w:after="20"/>
+              <w:jc w:val="center"/>
+            </w:pPr>
+            <w:r/>
+            <w:r>
+              <w:rPr>
+                <w:rFonts w:ascii="Calibri" w:hAnsi="Calibri"/>
+                <w:b w:val="0"/>
+                <w:sz w:val="15"/>
+              </w:rPr>
+              <w:t>3</w:t>
+            </w:r>
+          </w:p>
+        </w:tc>
+        <w:tc>
+          <w:tcPr>
+            <w:tcW w:type="dxa" w:w="3628"/>
+          </w:tcPr>
+          <w:p>
+            <w:pPr>
+              <w:spacing w:before="20" w:after="20"/>
+            </w:pPr>
+            <w:r/>
+            <w:r>
+              <w:rPr>
+                <w:rFonts w:ascii="Calibri" w:hAnsi="Calibri"/>
+                <w:b w:val="0"/>
+                <w:sz w:val="15"/>
+              </w:rPr>
+              <w:t>Paket wajib</w:t>
+            </w:r>
+          </w:p>
+        </w:tc>
+        <w:tc>
+          <w:tcPr>
+            <w:tcW w:type="dxa" w:w="1928"/>
+          </w:tcPr>
+          <w:p>
+            <w:pPr>
+              <w:spacing w:before="20" w:after="20"/>
+            </w:pPr>
+            <w:r/>
+            <w:r>
+              <w:rPr>
+                <w:rFonts w:ascii="Calibri" w:hAnsi="Calibri"/>
+                <w:b w:val="0"/>
+                <w:sz w:val="15"/>
+              </w:rPr>
+              <w:t>STI-526</w:t>
+            </w:r>
+          </w:p>
+        </w:tc>
+        <w:tc>
+          <w:tcPr>
+            <w:tcW w:type="dxa" w:w="1928"/>
+            <w:shd w:fill="C6EFCE"/>
+          </w:tcPr>
+          <w:p>
+            <w:pPr>
+              <w:spacing w:before="20" w:after="20"/>
+              <w:jc w:val="center"/>
+            </w:pPr>
+            <w:r/>
+            <w:r>
+              <w:rPr>
+                <w:rFonts w:ascii="Calibri" w:hAnsi="Calibri"/>
+                <w:b/>
+                <w:color w:val="006100"/>
+                <w:sz w:val="15"/>
+              </w:rPr>
+              <w:t>Diakui penuh</w:t>
+            </w:r>
+          </w:p>
+        </w:tc>
+      </w:tr>
+      <w:tr>
+        <w:tc>
+          <w:tcPr>
+            <w:tcW w:type="dxa" w:w="624"/>
+          </w:tcPr>
+          <w:p>
+            <w:pPr>
+              <w:spacing w:before="20" w:after="20"/>
+              <w:jc w:val="center"/>
+            </w:pPr>
+            <w:r/>
+            <w:r>
+              <w:rPr>
+                <w:rFonts w:ascii="Calibri" w:hAnsi="Calibri"/>
+                <w:b w:val="0"/>
+                <w:sz w:val="15"/>
+              </w:rPr>
+              <w:t>5</w:t>
+            </w:r>
+          </w:p>
+        </w:tc>
+        <w:tc>
+          <w:tcPr>
+            <w:tcW w:type="dxa" w:w="1247"/>
+          </w:tcPr>
+          <w:p>
+            <w:pPr>
+              <w:spacing w:before="20" w:after="20"/>
+            </w:pPr>
+            <w:r/>
+            <w:r>
+              <w:rPr>
+                <w:rFonts w:ascii="Calibri" w:hAnsi="Calibri"/>
+                <w:b w:val="0"/>
+                <w:sz w:val="15"/>
+              </w:rPr>
+              <w:t>STI-522</w:t>
+            </w:r>
+          </w:p>
+        </w:tc>
+        <w:tc>
+          <w:tcPr>
+            <w:tcW w:type="dxa" w:w="4195"/>
+          </w:tcPr>
+          <w:p>
+            <w:pPr>
+              <w:spacing w:before="20" w:after="20"/>
+            </w:pPr>
+            <w:r/>
+            <w:r>
+              <w:rPr>
+                <w:rFonts w:ascii="Calibri" w:hAnsi="Calibri"/>
+                <w:b w:val="0"/>
+                <w:sz w:val="15"/>
+              </w:rPr>
+              <w:t>Pemrograman Aplikasi Mobile</w:t>
+            </w:r>
+          </w:p>
+        </w:tc>
+        <w:tc>
+          <w:tcPr>
+            <w:tcW w:type="dxa" w:w="624"/>
+          </w:tcPr>
+          <w:p>
+            <w:pPr>
+              <w:spacing w:before="20" w:after="20"/>
+              <w:jc w:val="center"/>
+            </w:pPr>
+            <w:r/>
+            <w:r>
+              <w:rPr>
+                <w:rFonts w:ascii="Calibri" w:hAnsi="Calibri"/>
+                <w:b w:val="0"/>
+                <w:sz w:val="15"/>
+              </w:rPr>
+              <w:t>3</w:t>
+            </w:r>
+          </w:p>
+        </w:tc>
+        <w:tc>
+          <w:tcPr>
+            <w:tcW w:type="dxa" w:w="3628"/>
+          </w:tcPr>
+          <w:p>
+            <w:pPr>
+              <w:spacing w:before="20" w:after="20"/>
+            </w:pPr>
+            <w:r/>
+            <w:r>
+              <w:rPr>
+                <w:rFonts w:ascii="Calibri" w:hAnsi="Calibri"/>
+                <w:b w:val="0"/>
+                <w:sz w:val="15"/>
+              </w:rPr>
+              <w:t>Paket wajib</w:t>
+            </w:r>
+          </w:p>
+        </w:tc>
+        <w:tc>
+          <w:tcPr>
+            <w:tcW w:type="dxa" w:w="1928"/>
+          </w:tcPr>
+          <w:p>
+            <w:pPr>
+              <w:spacing w:before="20" w:after="20"/>
+            </w:pPr>
+            <w:r/>
+            <w:r>
+              <w:rPr>
+                <w:rFonts w:ascii="Calibri" w:hAnsi="Calibri"/>
+                <w:b w:val="0"/>
+                <w:sz w:val="15"/>
+              </w:rPr>
+              <w:t>STI-419</w:t>
+            </w:r>
+          </w:p>
+        </w:tc>
+        <w:tc>
+          <w:tcPr>
+            <w:tcW w:type="dxa" w:w="1928"/>
+            <w:shd w:fill="C6EFCE"/>
+          </w:tcPr>
+          <w:p>
+            <w:pPr>
+              <w:spacing w:before="20" w:after="20"/>
+              <w:jc w:val="center"/>
+            </w:pPr>
+            <w:r/>
+            <w:r>
+              <w:rPr>
+                <w:rFonts w:ascii="Calibri" w:hAnsi="Calibri"/>
+                <w:b/>
+                <w:color w:val="006100"/>
+                <w:sz w:val="15"/>
+              </w:rPr>
+              <w:t>Diakui penuh</w:t>
+            </w:r>
+          </w:p>
+        </w:tc>
+      </w:tr>
+      <w:tr>
+        <w:tc>
+          <w:tcPr>
+            <w:tcW w:type="dxa" w:w="624"/>
+          </w:tcPr>
+          <w:p>
+            <w:pPr>
+              <w:spacing w:before="20" w:after="20"/>
+              <w:jc w:val="center"/>
+            </w:pPr>
+            <w:r/>
+            <w:r>
+              <w:rPr>
+                <w:rFonts w:ascii="Calibri" w:hAnsi="Calibri"/>
+                <w:b w:val="0"/>
+                <w:sz w:val="15"/>
+              </w:rPr>
+              <w:t>5</w:t>
+            </w:r>
+          </w:p>
+        </w:tc>
+        <w:tc>
+          <w:tcPr>
+            <w:tcW w:type="dxa" w:w="1247"/>
+          </w:tcPr>
+          <w:p>
+            <w:pPr>
+              <w:spacing w:before="20" w:after="20"/>
+            </w:pPr>
+            <w:r/>
+            <w:r>
+              <w:rPr>
+                <w:rFonts w:ascii="Calibri" w:hAnsi="Calibri"/>
+                <w:b w:val="0"/>
+                <w:sz w:val="15"/>
+              </w:rPr>
+              <w:t>STI-523</w:t>
+            </w:r>
+          </w:p>
+        </w:tc>
+        <w:tc>
+          <w:tcPr>
+            <w:tcW w:type="dxa" w:w="4195"/>
+          </w:tcPr>
+          <w:p>
+            <w:pPr>
+              <w:spacing w:before="20" w:after="20"/>
+            </w:pPr>
+            <w:r/>
+            <w:r>
+              <w:rPr>
+                <w:rFonts w:ascii="Calibri" w:hAnsi="Calibri"/>
+                <w:b w:val="0"/>
+                <w:sz w:val="15"/>
+              </w:rPr>
+              <w:t>Manajemen Proyek TI</w:t>
+            </w:r>
+          </w:p>
+        </w:tc>
+        <w:tc>
+          <w:tcPr>
+            <w:tcW w:type="dxa" w:w="624"/>
+          </w:tcPr>
+          <w:p>
+            <w:pPr>
+              <w:spacing w:before="20" w:after="20"/>
+              <w:jc w:val="center"/>
+            </w:pPr>
+            <w:r/>
+            <w:r>
+              <w:rPr>
+                <w:rFonts w:ascii="Calibri" w:hAnsi="Calibri"/>
+                <w:b w:val="0"/>
+                <w:sz w:val="15"/>
+              </w:rPr>
+              <w:t>3</w:t>
+            </w:r>
+          </w:p>
+        </w:tc>
+        <w:tc>
+          <w:tcPr>
+            <w:tcW w:type="dxa" w:w="3628"/>
+          </w:tcPr>
+          <w:p>
+            <w:pPr>
+              <w:spacing w:before="20" w:after="20"/>
+            </w:pPr>
+            <w:r/>
+            <w:r>
+              <w:rPr>
+                <w:rFonts w:ascii="Calibri" w:hAnsi="Calibri"/>
+                <w:b w:val="0"/>
+                <w:sz w:val="15"/>
+              </w:rPr>
+              <w:t>Paket wajib</w:t>
+            </w:r>
+          </w:p>
+        </w:tc>
+        <w:tc>
+          <w:tcPr>
+            <w:tcW w:type="dxa" w:w="1928"/>
+          </w:tcPr>
+          <w:p>
+            <w:pPr>
+              <w:spacing w:before="20" w:after="20"/>
+            </w:pPr>
+            <w:r/>
+            <w:r>
+              <w:rPr>
+                <w:rFonts w:ascii="Calibri" w:hAnsi="Calibri"/>
+                <w:b w:val="0"/>
+                <w:sz w:val="15"/>
+              </w:rPr>
+              <w:t>STI-421</w:t>
             </w:r>
           </w:p>
         </w:tc>
@@ -19451,7 +20011,7 @@
                 <w:b w:val="0"/>
                 <w:sz w:val="15"/>
               </w:rPr>
-              <w:t>5</w:t>
+              <w:t>6</w:t>
             </w:r>
           </w:p>
         </w:tc>
@@ -19470,7 +20030,7 @@
                 <w:b w:val="0"/>
                 <w:sz w:val="15"/>
               </w:rPr>
-              <w:t>STI-520</w:t>
+              <w:t>FST-611</w:t>
             </w:r>
           </w:p>
         </w:tc>
@@ -19489,7 +20049,7 @@
                 <w:b w:val="0"/>
                 <w:sz w:val="15"/>
               </w:rPr>
-              <w:t>Data Mining &amp; Visualisasi Data</w:t>
+              <w:t>Metodologi Penelitian</w:t>
             </w:r>
           </w:p>
         </w:tc>
@@ -19509,7 +20069,7 @@
                 <w:b w:val="0"/>
                 <w:sz w:val="15"/>
               </w:rPr>
-              <w:t>3</w:t>
+              <w:t>2</w:t>
             </w:r>
           </w:p>
         </w:tc>
@@ -19547,14 +20107,14 @@
                 <w:b w:val="0"/>
                 <w:sz w:val="15"/>
               </w:rPr>
-              <w:t>STI-208 + STI-740</w:t>
+              <w:t>MFT-002</w:t>
             </w:r>
           </w:p>
         </w:tc>
         <w:tc>
           <w:tcPr>
             <w:tcW w:type="dxa" w:w="1928"/>
-            <w:shd w:fill="BDD7EE"/>
+            <w:shd w:fill="C6EFCE"/>
           </w:tcPr>
           <w:p>
             <w:pPr>
@@ -19566,10 +20126,10 @@
               <w:rPr>
                 <w:rFonts w:ascii="Calibri" w:hAnsi="Calibri"/>
                 <w:b/>
-                <w:color w:val="1F4E79"/>
-                <w:sz w:val="15"/>
-              </w:rPr>
-              <w:t>Digabung</w:t>
+                <w:color w:val="006100"/>
+                <w:sz w:val="15"/>
+              </w:rPr>
+              <w:t>Diakui penuh</w:t>
             </w:r>
           </w:p>
         </w:tc>
@@ -19591,7 +20151,7 @@
                 <w:b w:val="0"/>
                 <w:sz w:val="15"/>
               </w:rPr>
-              <w:t>5</w:t>
+              <w:t>6</w:t>
             </w:r>
           </w:p>
         </w:tc>
@@ -19610,7 +20170,7 @@
                 <w:b w:val="0"/>
                 <w:sz w:val="15"/>
               </w:rPr>
-              <w:t>STI-521</w:t>
+              <w:t>STA-02</w:t>
             </w:r>
           </w:p>
         </w:tc>
@@ -19629,7 +20189,7 @@
                 <w:b w:val="0"/>
                 <w:sz w:val="15"/>
               </w:rPr>
-              <w:t>Internet of Things (IoT)</w:t>
+              <w:t>Computational Methods and Numerics</w:t>
             </w:r>
           </w:p>
         </w:tc>
@@ -19668,6 +20228,846 @@
                 <w:b w:val="0"/>
                 <w:sz w:val="15"/>
               </w:rPr>
+              <w:t>P1 Integrated Smart Systems</w:t>
+            </w:r>
+          </w:p>
+        </w:tc>
+        <w:tc>
+          <w:tcPr>
+            <w:tcW w:type="dxa" w:w="1928"/>
+          </w:tcPr>
+          <w:p>
+            <w:pPr>
+              <w:spacing w:before="20" w:after="20"/>
+            </w:pPr>
+            <w:r/>
+            <w:r>
+              <w:rPr>
+                <w:rFonts w:ascii="Calibri" w:hAnsi="Calibri"/>
+                <w:b w:val="0"/>
+                <w:sz w:val="15"/>
+              </w:rPr>
+              <w:t>STI-317</w:t>
+            </w:r>
+          </w:p>
+        </w:tc>
+        <w:tc>
+          <w:tcPr>
+            <w:tcW w:type="dxa" w:w="1928"/>
+            <w:shd w:fill="FFEB9C"/>
+          </w:tcPr>
+          <w:p>
+            <w:pPr>
+              <w:spacing w:before="20" w:after="20"/>
+              <w:jc w:val="center"/>
+            </w:pPr>
+            <w:r/>
+            <w:r>
+              <w:rPr>
+                <w:rFonts w:ascii="Calibri" w:hAnsi="Calibri"/>
+                <w:b/>
+                <w:color w:val="9C5700"/>
+                <w:sz w:val="15"/>
+              </w:rPr>
+              <w:t>Diakui bersyarat</w:t>
+            </w:r>
+          </w:p>
+        </w:tc>
+      </w:tr>
+      <w:tr>
+        <w:tc>
+          <w:tcPr>
+            <w:tcW w:type="dxa" w:w="624"/>
+          </w:tcPr>
+          <w:p>
+            <w:pPr>
+              <w:spacing w:before="20" w:after="20"/>
+              <w:jc w:val="center"/>
+            </w:pPr>
+            <w:r/>
+            <w:r>
+              <w:rPr>
+                <w:rFonts w:ascii="Calibri" w:hAnsi="Calibri"/>
+                <w:b w:val="0"/>
+                <w:sz w:val="15"/>
+              </w:rPr>
+              <w:t>6</w:t>
+            </w:r>
+          </w:p>
+        </w:tc>
+        <w:tc>
+          <w:tcPr>
+            <w:tcW w:type="dxa" w:w="1247"/>
+          </w:tcPr>
+          <w:p>
+            <w:pPr>
+              <w:spacing w:before="20" w:after="20"/>
+            </w:pPr>
+            <w:r/>
+            <w:r>
+              <w:rPr>
+                <w:rFonts w:ascii="Calibri" w:hAnsi="Calibri"/>
+                <w:b w:val="0"/>
+                <w:sz w:val="15"/>
+              </w:rPr>
+              <w:t>STA-03</w:t>
+            </w:r>
+          </w:p>
+        </w:tc>
+        <w:tc>
+          <w:tcPr>
+            <w:tcW w:type="dxa" w:w="4195"/>
+          </w:tcPr>
+          <w:p>
+            <w:pPr>
+              <w:spacing w:before="20" w:after="20"/>
+            </w:pPr>
+            <w:r/>
+            <w:r>
+              <w:rPr>
+                <w:rFonts w:ascii="Calibri" w:hAnsi="Calibri"/>
+                <w:b w:val="0"/>
+                <w:sz w:val="15"/>
+              </w:rPr>
+              <w:t>Intelligent Agent Systems</w:t>
+            </w:r>
+          </w:p>
+        </w:tc>
+        <w:tc>
+          <w:tcPr>
+            <w:tcW w:type="dxa" w:w="624"/>
+          </w:tcPr>
+          <w:p>
+            <w:pPr>
+              <w:spacing w:before="20" w:after="20"/>
+              <w:jc w:val="center"/>
+            </w:pPr>
+            <w:r/>
+            <w:r>
+              <w:rPr>
+                <w:rFonts w:ascii="Calibri" w:hAnsi="Calibri"/>
+                <w:b w:val="0"/>
+                <w:sz w:val="15"/>
+              </w:rPr>
+              <w:t>3</w:t>
+            </w:r>
+          </w:p>
+        </w:tc>
+        <w:tc>
+          <w:tcPr>
+            <w:tcW w:type="dxa" w:w="3628"/>
+          </w:tcPr>
+          <w:p>
+            <w:pPr>
+              <w:spacing w:before="20" w:after="20"/>
+            </w:pPr>
+            <w:r/>
+            <w:r>
+              <w:rPr>
+                <w:rFonts w:ascii="Calibri" w:hAnsi="Calibri"/>
+                <w:b w:val="0"/>
+                <w:sz w:val="15"/>
+              </w:rPr>
+              <w:t>P1 Integrated Smart Systems</w:t>
+            </w:r>
+          </w:p>
+        </w:tc>
+        <w:tc>
+          <w:tcPr>
+            <w:tcW w:type="dxa" w:w="1928"/>
+          </w:tcPr>
+          <w:p>
+            <w:pPr>
+              <w:spacing w:before="20" w:after="20"/>
+            </w:pPr>
+            <w:r/>
+            <w:r>
+              <w:rPr>
+                <w:rFonts w:ascii="Calibri" w:hAnsi="Calibri"/>
+                <w:b w:val="0"/>
+                <w:sz w:val="15"/>
+              </w:rPr>
+              <w:t>—</w:t>
+            </w:r>
+          </w:p>
+        </w:tc>
+        <w:tc>
+          <w:tcPr>
+            <w:tcW w:type="dxa" w:w="1928"/>
+            <w:shd w:fill="FFC7CE"/>
+          </w:tcPr>
+          <w:p>
+            <w:pPr>
+              <w:spacing w:before="20" w:after="20"/>
+              <w:jc w:val="center"/>
+            </w:pPr>
+            <w:r/>
+            <w:r>
+              <w:rPr>
+                <w:rFonts w:ascii="Calibri" w:hAnsi="Calibri"/>
+                <w:b/>
+                <w:color w:val="9C0006"/>
+                <w:sz w:val="15"/>
+              </w:rPr>
+              <w:t>Wajib ditempuh</w:t>
+            </w:r>
+          </w:p>
+        </w:tc>
+      </w:tr>
+      <w:tr>
+        <w:tc>
+          <w:tcPr>
+            <w:tcW w:type="dxa" w:w="624"/>
+          </w:tcPr>
+          <w:p>
+            <w:pPr>
+              <w:spacing w:before="20" w:after="20"/>
+              <w:jc w:val="center"/>
+            </w:pPr>
+            <w:r/>
+            <w:r>
+              <w:rPr>
+                <w:rFonts w:ascii="Calibri" w:hAnsi="Calibri"/>
+                <w:b w:val="0"/>
+                <w:sz w:val="15"/>
+              </w:rPr>
+              <w:t>6</w:t>
+            </w:r>
+          </w:p>
+        </w:tc>
+        <w:tc>
+          <w:tcPr>
+            <w:tcW w:type="dxa" w:w="1247"/>
+          </w:tcPr>
+          <w:p>
+            <w:pPr>
+              <w:spacing w:before="20" w:after="20"/>
+            </w:pPr>
+            <w:r/>
+            <w:r>
+              <w:rPr>
+                <w:rFonts w:ascii="Calibri" w:hAnsi="Calibri"/>
+                <w:b w:val="0"/>
+                <w:sz w:val="15"/>
+              </w:rPr>
+              <w:t>STB-02</w:t>
+            </w:r>
+          </w:p>
+        </w:tc>
+        <w:tc>
+          <w:tcPr>
+            <w:tcW w:type="dxa" w:w="4195"/>
+          </w:tcPr>
+          <w:p>
+            <w:pPr>
+              <w:spacing w:before="20" w:after="20"/>
+            </w:pPr>
+            <w:r/>
+            <w:r>
+              <w:rPr>
+                <w:rFonts w:ascii="Calibri" w:hAnsi="Calibri"/>
+                <w:b w:val="0"/>
+                <w:sz w:val="15"/>
+              </w:rPr>
+              <w:t>Cloud Architecture &amp; DevOps</w:t>
+            </w:r>
+          </w:p>
+        </w:tc>
+        <w:tc>
+          <w:tcPr>
+            <w:tcW w:type="dxa" w:w="624"/>
+          </w:tcPr>
+          <w:p>
+            <w:pPr>
+              <w:spacing w:before="20" w:after="20"/>
+              <w:jc w:val="center"/>
+            </w:pPr>
+            <w:r/>
+            <w:r>
+              <w:rPr>
+                <w:rFonts w:ascii="Calibri" w:hAnsi="Calibri"/>
+                <w:b w:val="0"/>
+                <w:sz w:val="15"/>
+              </w:rPr>
+              <w:t>3</w:t>
+            </w:r>
+          </w:p>
+        </w:tc>
+        <w:tc>
+          <w:tcPr>
+            <w:tcW w:type="dxa" w:w="3628"/>
+          </w:tcPr>
+          <w:p>
+            <w:pPr>
+              <w:spacing w:before="20" w:after="20"/>
+            </w:pPr>
+            <w:r/>
+            <w:r>
+              <w:rPr>
+                <w:rFonts w:ascii="Calibri" w:hAnsi="Calibri"/>
+                <w:b w:val="0"/>
+                <w:sz w:val="15"/>
+              </w:rPr>
+              <w:t>P2 Cloud Infrastructure &amp; Cybersecurity</w:t>
+            </w:r>
+          </w:p>
+        </w:tc>
+        <w:tc>
+          <w:tcPr>
+            <w:tcW w:type="dxa" w:w="1928"/>
+          </w:tcPr>
+          <w:p>
+            <w:pPr>
+              <w:spacing w:before="20" w:after="20"/>
+            </w:pPr>
+            <w:r/>
+            <w:r>
+              <w:rPr>
+                <w:rFonts w:ascii="Calibri" w:hAnsi="Calibri"/>
+                <w:b w:val="0"/>
+                <w:sz w:val="15"/>
+              </w:rPr>
+              <w:t>—</w:t>
+            </w:r>
+          </w:p>
+        </w:tc>
+        <w:tc>
+          <w:tcPr>
+            <w:tcW w:type="dxa" w:w="1928"/>
+            <w:shd w:fill="FFC7CE"/>
+          </w:tcPr>
+          <w:p>
+            <w:pPr>
+              <w:spacing w:before="20" w:after="20"/>
+              <w:jc w:val="center"/>
+            </w:pPr>
+            <w:r/>
+            <w:r>
+              <w:rPr>
+                <w:rFonts w:ascii="Calibri" w:hAnsi="Calibri"/>
+                <w:b/>
+                <w:color w:val="9C0006"/>
+                <w:sz w:val="15"/>
+              </w:rPr>
+              <w:t>Wajib ditempuh</w:t>
+            </w:r>
+          </w:p>
+        </w:tc>
+      </w:tr>
+      <w:tr>
+        <w:tc>
+          <w:tcPr>
+            <w:tcW w:type="dxa" w:w="624"/>
+          </w:tcPr>
+          <w:p>
+            <w:pPr>
+              <w:spacing w:before="20" w:after="20"/>
+              <w:jc w:val="center"/>
+            </w:pPr>
+            <w:r/>
+            <w:r>
+              <w:rPr>
+                <w:rFonts w:ascii="Calibri" w:hAnsi="Calibri"/>
+                <w:b w:val="0"/>
+                <w:sz w:val="15"/>
+              </w:rPr>
+              <w:t>6</w:t>
+            </w:r>
+          </w:p>
+        </w:tc>
+        <w:tc>
+          <w:tcPr>
+            <w:tcW w:type="dxa" w:w="1247"/>
+          </w:tcPr>
+          <w:p>
+            <w:pPr>
+              <w:spacing w:before="20" w:after="20"/>
+            </w:pPr>
+            <w:r/>
+            <w:r>
+              <w:rPr>
+                <w:rFonts w:ascii="Calibri" w:hAnsi="Calibri"/>
+                <w:b w:val="0"/>
+                <w:sz w:val="15"/>
+              </w:rPr>
+              <w:t>STB-03</w:t>
+            </w:r>
+          </w:p>
+        </w:tc>
+        <w:tc>
+          <w:tcPr>
+            <w:tcW w:type="dxa" w:w="4195"/>
+          </w:tcPr>
+          <w:p>
+            <w:pPr>
+              <w:spacing w:before="20" w:after="20"/>
+            </w:pPr>
+            <w:r/>
+            <w:r>
+              <w:rPr>
+                <w:rFonts w:ascii="Calibri" w:hAnsi="Calibri"/>
+                <w:b w:val="0"/>
+                <w:sz w:val="15"/>
+              </w:rPr>
+              <w:t>Cybersecurity Risk Management</w:t>
+            </w:r>
+          </w:p>
+        </w:tc>
+        <w:tc>
+          <w:tcPr>
+            <w:tcW w:type="dxa" w:w="624"/>
+          </w:tcPr>
+          <w:p>
+            <w:pPr>
+              <w:spacing w:before="20" w:after="20"/>
+              <w:jc w:val="center"/>
+            </w:pPr>
+            <w:r/>
+            <w:r>
+              <w:rPr>
+                <w:rFonts w:ascii="Calibri" w:hAnsi="Calibri"/>
+                <w:b w:val="0"/>
+                <w:sz w:val="15"/>
+              </w:rPr>
+              <w:t>3</w:t>
+            </w:r>
+          </w:p>
+        </w:tc>
+        <w:tc>
+          <w:tcPr>
+            <w:tcW w:type="dxa" w:w="3628"/>
+          </w:tcPr>
+          <w:p>
+            <w:pPr>
+              <w:spacing w:before="20" w:after="20"/>
+            </w:pPr>
+            <w:r/>
+            <w:r>
+              <w:rPr>
+                <w:rFonts w:ascii="Calibri" w:hAnsi="Calibri"/>
+                <w:b w:val="0"/>
+                <w:sz w:val="15"/>
+              </w:rPr>
+              <w:t>P2 Cloud Infrastructure &amp; Cybersecurity</w:t>
+            </w:r>
+          </w:p>
+        </w:tc>
+        <w:tc>
+          <w:tcPr>
+            <w:tcW w:type="dxa" w:w="1928"/>
+          </w:tcPr>
+          <w:p>
+            <w:pPr>
+              <w:spacing w:before="20" w:after="20"/>
+            </w:pPr>
+            <w:r/>
+            <w:r>
+              <w:rPr>
+                <w:rFonts w:ascii="Calibri" w:hAnsi="Calibri"/>
+                <w:b w:val="0"/>
+                <w:sz w:val="15"/>
+              </w:rPr>
+              <w:t>—</w:t>
+            </w:r>
+          </w:p>
+        </w:tc>
+        <w:tc>
+          <w:tcPr>
+            <w:tcW w:type="dxa" w:w="1928"/>
+            <w:shd w:fill="FFC7CE"/>
+          </w:tcPr>
+          <w:p>
+            <w:pPr>
+              <w:spacing w:before="20" w:after="20"/>
+              <w:jc w:val="center"/>
+            </w:pPr>
+            <w:r/>
+            <w:r>
+              <w:rPr>
+                <w:rFonts w:ascii="Calibri" w:hAnsi="Calibri"/>
+                <w:b/>
+                <w:color w:val="9C0006"/>
+                <w:sz w:val="15"/>
+              </w:rPr>
+              <w:t>Wajib ditempuh</w:t>
+            </w:r>
+          </w:p>
+        </w:tc>
+      </w:tr>
+      <w:tr>
+        <w:tc>
+          <w:tcPr>
+            <w:tcW w:type="dxa" w:w="624"/>
+          </w:tcPr>
+          <w:p>
+            <w:pPr>
+              <w:spacing w:before="20" w:after="20"/>
+              <w:jc w:val="center"/>
+            </w:pPr>
+            <w:r/>
+            <w:r>
+              <w:rPr>
+                <w:rFonts w:ascii="Calibri" w:hAnsi="Calibri"/>
+                <w:b w:val="0"/>
+                <w:sz w:val="15"/>
+              </w:rPr>
+              <w:t>6</w:t>
+            </w:r>
+          </w:p>
+        </w:tc>
+        <w:tc>
+          <w:tcPr>
+            <w:tcW w:type="dxa" w:w="1247"/>
+          </w:tcPr>
+          <w:p>
+            <w:pPr>
+              <w:spacing w:before="20" w:after="20"/>
+            </w:pPr>
+            <w:r/>
+            <w:r>
+              <w:rPr>
+                <w:rFonts w:ascii="Calibri" w:hAnsi="Calibri"/>
+                <w:b w:val="0"/>
+                <w:sz w:val="15"/>
+              </w:rPr>
+              <w:t>STC-02</w:t>
+            </w:r>
+          </w:p>
+        </w:tc>
+        <w:tc>
+          <w:tcPr>
+            <w:tcW w:type="dxa" w:w="4195"/>
+          </w:tcPr>
+          <w:p>
+            <w:pPr>
+              <w:spacing w:before="20" w:after="20"/>
+            </w:pPr>
+            <w:r/>
+            <w:r>
+              <w:rPr>
+                <w:rFonts w:ascii="Calibri" w:hAnsi="Calibri"/>
+                <w:b w:val="0"/>
+                <w:sz w:val="15"/>
+              </w:rPr>
+              <w:t>Rekayasa &amp; Otomasi Proses Bisnis (BPA)</w:t>
+            </w:r>
+          </w:p>
+        </w:tc>
+        <w:tc>
+          <w:tcPr>
+            <w:tcW w:type="dxa" w:w="624"/>
+          </w:tcPr>
+          <w:p>
+            <w:pPr>
+              <w:spacing w:before="20" w:after="20"/>
+              <w:jc w:val="center"/>
+            </w:pPr>
+            <w:r/>
+            <w:r>
+              <w:rPr>
+                <w:rFonts w:ascii="Calibri" w:hAnsi="Calibri"/>
+                <w:b w:val="0"/>
+                <w:sz w:val="15"/>
+              </w:rPr>
+              <w:t>3</w:t>
+            </w:r>
+          </w:p>
+        </w:tc>
+        <w:tc>
+          <w:tcPr>
+            <w:tcW w:type="dxa" w:w="3628"/>
+          </w:tcPr>
+          <w:p>
+            <w:pPr>
+              <w:spacing w:before="20" w:after="20"/>
+            </w:pPr>
+            <w:r/>
+            <w:r>
+              <w:rPr>
+                <w:rFonts w:ascii="Calibri" w:hAnsi="Calibri"/>
+                <w:b w:val="0"/>
+                <w:sz w:val="15"/>
+              </w:rPr>
+              <w:t>P3 Digital Platform Engineering</w:t>
+            </w:r>
+          </w:p>
+        </w:tc>
+        <w:tc>
+          <w:tcPr>
+            <w:tcW w:type="dxa" w:w="1928"/>
+          </w:tcPr>
+          <w:p>
+            <w:pPr>
+              <w:spacing w:before="20" w:after="20"/>
+            </w:pPr>
+            <w:r/>
+            <w:r>
+              <w:rPr>
+                <w:rFonts w:ascii="Calibri" w:hAnsi="Calibri"/>
+                <w:b w:val="0"/>
+                <w:sz w:val="15"/>
+              </w:rPr>
+              <w:t>—</w:t>
+            </w:r>
+          </w:p>
+        </w:tc>
+        <w:tc>
+          <w:tcPr>
+            <w:tcW w:type="dxa" w:w="1928"/>
+            <w:shd w:fill="FFC7CE"/>
+          </w:tcPr>
+          <w:p>
+            <w:pPr>
+              <w:spacing w:before="20" w:after="20"/>
+              <w:jc w:val="center"/>
+            </w:pPr>
+            <w:r/>
+            <w:r>
+              <w:rPr>
+                <w:rFonts w:ascii="Calibri" w:hAnsi="Calibri"/>
+                <w:b/>
+                <w:color w:val="9C0006"/>
+                <w:sz w:val="15"/>
+              </w:rPr>
+              <w:t>Wajib ditempuh</w:t>
+            </w:r>
+          </w:p>
+        </w:tc>
+      </w:tr>
+      <w:tr>
+        <w:tc>
+          <w:tcPr>
+            <w:tcW w:type="dxa" w:w="624"/>
+          </w:tcPr>
+          <w:p>
+            <w:pPr>
+              <w:spacing w:before="20" w:after="20"/>
+              <w:jc w:val="center"/>
+            </w:pPr>
+            <w:r/>
+            <w:r>
+              <w:rPr>
+                <w:rFonts w:ascii="Calibri" w:hAnsi="Calibri"/>
+                <w:b w:val="0"/>
+                <w:sz w:val="15"/>
+              </w:rPr>
+              <w:t>6</w:t>
+            </w:r>
+          </w:p>
+        </w:tc>
+        <w:tc>
+          <w:tcPr>
+            <w:tcW w:type="dxa" w:w="1247"/>
+          </w:tcPr>
+          <w:p>
+            <w:pPr>
+              <w:spacing w:before="20" w:after="20"/>
+            </w:pPr>
+            <w:r/>
+            <w:r>
+              <w:rPr>
+                <w:rFonts w:ascii="Calibri" w:hAnsi="Calibri"/>
+                <w:b w:val="0"/>
+                <w:sz w:val="15"/>
+              </w:rPr>
+              <w:t>STC-03</w:t>
+            </w:r>
+          </w:p>
+        </w:tc>
+        <w:tc>
+          <w:tcPr>
+            <w:tcW w:type="dxa" w:w="4195"/>
+          </w:tcPr>
+          <w:p>
+            <w:pPr>
+              <w:spacing w:before="20" w:after="20"/>
+            </w:pPr>
+            <w:r/>
+            <w:r>
+              <w:rPr>
+                <w:rFonts w:ascii="Calibri" w:hAnsi="Calibri"/>
+                <w:b w:val="0"/>
+                <w:sz w:val="15"/>
+              </w:rPr>
+              <w:t>Rekayasa Aplikasi Industri Vertikal (FinTech &amp; EdTech)</w:t>
+            </w:r>
+          </w:p>
+        </w:tc>
+        <w:tc>
+          <w:tcPr>
+            <w:tcW w:type="dxa" w:w="624"/>
+          </w:tcPr>
+          <w:p>
+            <w:pPr>
+              <w:spacing w:before="20" w:after="20"/>
+              <w:jc w:val="center"/>
+            </w:pPr>
+            <w:r/>
+            <w:r>
+              <w:rPr>
+                <w:rFonts w:ascii="Calibri" w:hAnsi="Calibri"/>
+                <w:b w:val="0"/>
+                <w:sz w:val="15"/>
+              </w:rPr>
+              <w:t>3</w:t>
+            </w:r>
+          </w:p>
+        </w:tc>
+        <w:tc>
+          <w:tcPr>
+            <w:tcW w:type="dxa" w:w="3628"/>
+          </w:tcPr>
+          <w:p>
+            <w:pPr>
+              <w:spacing w:before="20" w:after="20"/>
+            </w:pPr>
+            <w:r/>
+            <w:r>
+              <w:rPr>
+                <w:rFonts w:ascii="Calibri" w:hAnsi="Calibri"/>
+                <w:b w:val="0"/>
+                <w:sz w:val="15"/>
+              </w:rPr>
+              <w:t>P3 Digital Platform Engineering</w:t>
+            </w:r>
+          </w:p>
+        </w:tc>
+        <w:tc>
+          <w:tcPr>
+            <w:tcW w:type="dxa" w:w="1928"/>
+          </w:tcPr>
+          <w:p>
+            <w:pPr>
+              <w:spacing w:before="20" w:after="20"/>
+            </w:pPr>
+            <w:r/>
+            <w:r>
+              <w:rPr>
+                <w:rFonts w:ascii="Calibri" w:hAnsi="Calibri"/>
+                <w:b w:val="0"/>
+                <w:sz w:val="15"/>
+              </w:rPr>
+              <w:t>—</w:t>
+            </w:r>
+          </w:p>
+        </w:tc>
+        <w:tc>
+          <w:tcPr>
+            <w:tcW w:type="dxa" w:w="1928"/>
+            <w:shd w:fill="FFC7CE"/>
+          </w:tcPr>
+          <w:p>
+            <w:pPr>
+              <w:spacing w:before="20" w:after="20"/>
+              <w:jc w:val="center"/>
+            </w:pPr>
+            <w:r/>
+            <w:r>
+              <w:rPr>
+                <w:rFonts w:ascii="Calibri" w:hAnsi="Calibri"/>
+                <w:b/>
+                <w:color w:val="9C0006"/>
+                <w:sz w:val="15"/>
+              </w:rPr>
+              <w:t>Wajib ditempuh</w:t>
+            </w:r>
+          </w:p>
+        </w:tc>
+      </w:tr>
+      <w:tr>
+        <w:tc>
+          <w:tcPr>
+            <w:tcW w:type="dxa" w:w="624"/>
+          </w:tcPr>
+          <w:p>
+            <w:pPr>
+              <w:spacing w:before="20" w:after="20"/>
+              <w:jc w:val="center"/>
+            </w:pPr>
+            <w:r/>
+            <w:r>
+              <w:rPr>
+                <w:rFonts w:ascii="Calibri" w:hAnsi="Calibri"/>
+                <w:b w:val="0"/>
+                <w:sz w:val="15"/>
+              </w:rPr>
+              <w:t>6</w:t>
+            </w:r>
+          </w:p>
+        </w:tc>
+        <w:tc>
+          <w:tcPr>
+            <w:tcW w:type="dxa" w:w="1247"/>
+          </w:tcPr>
+          <w:p>
+            <w:pPr>
+              <w:spacing w:before="20" w:after="20"/>
+            </w:pPr>
+            <w:r/>
+            <w:r>
+              <w:rPr>
+                <w:rFonts w:ascii="Calibri" w:hAnsi="Calibri"/>
+                <w:b w:val="0"/>
+                <w:sz w:val="15"/>
+              </w:rPr>
+              <w:t>STI-624</w:t>
+            </w:r>
+          </w:p>
+        </w:tc>
+        <w:tc>
+          <w:tcPr>
+            <w:tcW w:type="dxa" w:w="4195"/>
+          </w:tcPr>
+          <w:p>
+            <w:pPr>
+              <w:spacing w:before="20" w:after="20"/>
+            </w:pPr>
+            <w:r/>
+            <w:r>
+              <w:rPr>
+                <w:rFonts w:ascii="Calibri" w:hAnsi="Calibri"/>
+                <w:b w:val="0"/>
+                <w:sz w:val="15"/>
+              </w:rPr>
+              <w:t>Integrasi Layanan Cerdas Berbasis AI</w:t>
+            </w:r>
+          </w:p>
+        </w:tc>
+        <w:tc>
+          <w:tcPr>
+            <w:tcW w:type="dxa" w:w="624"/>
+          </w:tcPr>
+          <w:p>
+            <w:pPr>
+              <w:spacing w:before="20" w:after="20"/>
+              <w:jc w:val="center"/>
+            </w:pPr>
+            <w:r/>
+            <w:r>
+              <w:rPr>
+                <w:rFonts w:ascii="Calibri" w:hAnsi="Calibri"/>
+                <w:b w:val="0"/>
+                <w:sz w:val="15"/>
+              </w:rPr>
+              <w:t>3</w:t>
+            </w:r>
+          </w:p>
+        </w:tc>
+        <w:tc>
+          <w:tcPr>
+            <w:tcW w:type="dxa" w:w="3628"/>
+          </w:tcPr>
+          <w:p>
+            <w:pPr>
+              <w:spacing w:before="20" w:after="20"/>
+            </w:pPr>
+            <w:r/>
+            <w:r>
+              <w:rPr>
+                <w:rFonts w:ascii="Calibri" w:hAnsi="Calibri"/>
+                <w:b w:val="0"/>
+                <w:sz w:val="15"/>
+              </w:rPr>
               <w:t>Paket wajib</w:t>
             </w:r>
           </w:p>
@@ -19687,7 +21087,147 @@
                 <w:b w:val="0"/>
                 <w:sz w:val="15"/>
               </w:rPr>
-              <w:t>STI-526</w:t>
+              <w:t>STI-741</w:t>
+            </w:r>
+          </w:p>
+        </w:tc>
+        <w:tc>
+          <w:tcPr>
+            <w:tcW w:type="dxa" w:w="1928"/>
+            <w:shd w:fill="FFEB9C"/>
+          </w:tcPr>
+          <w:p>
+            <w:pPr>
+              <w:spacing w:before="20" w:after="20"/>
+              <w:jc w:val="center"/>
+            </w:pPr>
+            <w:r/>
+            <w:r>
+              <w:rPr>
+                <w:rFonts w:ascii="Calibri" w:hAnsi="Calibri"/>
+                <w:b/>
+                <w:color w:val="9C5700"/>
+                <w:sz w:val="15"/>
+              </w:rPr>
+              <w:t>Diakui bersyarat</w:t>
+            </w:r>
+          </w:p>
+        </w:tc>
+      </w:tr>
+      <w:tr>
+        <w:tc>
+          <w:tcPr>
+            <w:tcW w:type="dxa" w:w="624"/>
+          </w:tcPr>
+          <w:p>
+            <w:pPr>
+              <w:spacing w:before="20" w:after="20"/>
+              <w:jc w:val="center"/>
+            </w:pPr>
+            <w:r/>
+            <w:r>
+              <w:rPr>
+                <w:rFonts w:ascii="Calibri" w:hAnsi="Calibri"/>
+                <w:b w:val="0"/>
+                <w:sz w:val="15"/>
+              </w:rPr>
+              <w:t>6</w:t>
+            </w:r>
+          </w:p>
+        </w:tc>
+        <w:tc>
+          <w:tcPr>
+            <w:tcW w:type="dxa" w:w="1247"/>
+          </w:tcPr>
+          <w:p>
+            <w:pPr>
+              <w:spacing w:before="20" w:after="20"/>
+            </w:pPr>
+            <w:r/>
+            <w:r>
+              <w:rPr>
+                <w:rFonts w:ascii="Calibri" w:hAnsi="Calibri"/>
+                <w:b w:val="0"/>
+                <w:sz w:val="15"/>
+              </w:rPr>
+              <w:t>STI-625</w:t>
+            </w:r>
+          </w:p>
+        </w:tc>
+        <w:tc>
+          <w:tcPr>
+            <w:tcW w:type="dxa" w:w="4195"/>
+          </w:tcPr>
+          <w:p>
+            <w:pPr>
+              <w:spacing w:before="20" w:after="20"/>
+            </w:pPr>
+            <w:r/>
+            <w:r>
+              <w:rPr>
+                <w:rFonts w:ascii="Calibri" w:hAnsi="Calibri"/>
+                <w:b w:val="0"/>
+                <w:sz w:val="15"/>
+              </w:rPr>
+              <w:t>Smart City &amp; Pemerintahan Digital</w:t>
+            </w:r>
+          </w:p>
+        </w:tc>
+        <w:tc>
+          <w:tcPr>
+            <w:tcW w:type="dxa" w:w="624"/>
+          </w:tcPr>
+          <w:p>
+            <w:pPr>
+              <w:spacing w:before="20" w:after="20"/>
+              <w:jc w:val="center"/>
+            </w:pPr>
+            <w:r/>
+            <w:r>
+              <w:rPr>
+                <w:rFonts w:ascii="Calibri" w:hAnsi="Calibri"/>
+                <w:b w:val="0"/>
+                <w:sz w:val="15"/>
+              </w:rPr>
+              <w:t>2</w:t>
+            </w:r>
+          </w:p>
+        </w:tc>
+        <w:tc>
+          <w:tcPr>
+            <w:tcW w:type="dxa" w:w="3628"/>
+          </w:tcPr>
+          <w:p>
+            <w:pPr>
+              <w:spacing w:before="20" w:after="20"/>
+            </w:pPr>
+            <w:r/>
+            <w:r>
+              <w:rPr>
+                <w:rFonts w:ascii="Calibri" w:hAnsi="Calibri"/>
+                <w:b w:val="0"/>
+                <w:sz w:val="15"/>
+              </w:rPr>
+              <w:t>Paket wajib</w:t>
+            </w:r>
+          </w:p>
+        </w:tc>
+        <w:tc>
+          <w:tcPr>
+            <w:tcW w:type="dxa" w:w="1928"/>
+          </w:tcPr>
+          <w:p>
+            <w:pPr>
+              <w:spacing w:before="20" w:after="20"/>
+            </w:pPr>
+            <w:r/>
+            <w:r>
+              <w:rPr>
+                <w:rFonts w:ascii="Calibri" w:hAnsi="Calibri"/>
+                <w:b w:val="0"/>
+                <w:sz w:val="15"/>
+              </w:rPr>
+              <w:t>STI-637</w:t>
             </w:r>
           </w:p>
         </w:tc>
@@ -19731,7 +21271,7 @@
                 <w:b w:val="0"/>
                 <w:sz w:val="15"/>
               </w:rPr>
-              <w:t>5</w:t>
+              <w:t>6</w:t>
             </w:r>
           </w:p>
         </w:tc>
@@ -19750,7 +21290,7 @@
                 <w:b w:val="0"/>
                 <w:sz w:val="15"/>
               </w:rPr>
-              <w:t>STI-522</w:t>
+              <w:t>STI-626</w:t>
             </w:r>
           </w:p>
         </w:tc>
@@ -19769,7 +21309,7 @@
                 <w:b w:val="0"/>
                 <w:sz w:val="15"/>
               </w:rPr>
-              <w:t>Pemrograman Aplikasi Mobile</w:t>
+              <w:t>Deep Learning &amp; Neural Networks</w:t>
             </w:r>
           </w:p>
         </w:tc>
@@ -19827,147 +21367,7 @@
                 <w:b w:val="0"/>
                 <w:sz w:val="15"/>
               </w:rPr>
-              <w:t>STI-419</w:t>
-            </w:r>
-          </w:p>
-        </w:tc>
-        <w:tc>
-          <w:tcPr>
-            <w:tcW w:type="dxa" w:w="1928"/>
-            <w:shd w:fill="C6EFCE"/>
-          </w:tcPr>
-          <w:p>
-            <w:pPr>
-              <w:spacing w:before="20" w:after="20"/>
-              <w:jc w:val="center"/>
-            </w:pPr>
-            <w:r/>
-            <w:r>
-              <w:rPr>
-                <w:rFonts w:ascii="Calibri" w:hAnsi="Calibri"/>
-                <w:b/>
-                <w:color w:val="006100"/>
-                <w:sz w:val="15"/>
-              </w:rPr>
-              <w:t>Diakui penuh</w:t>
-            </w:r>
-          </w:p>
-        </w:tc>
-      </w:tr>
-      <w:tr>
-        <w:tc>
-          <w:tcPr>
-            <w:tcW w:type="dxa" w:w="624"/>
-          </w:tcPr>
-          <w:p>
-            <w:pPr>
-              <w:spacing w:before="20" w:after="20"/>
-              <w:jc w:val="center"/>
-            </w:pPr>
-            <w:r/>
-            <w:r>
-              <w:rPr>
-                <w:rFonts w:ascii="Calibri" w:hAnsi="Calibri"/>
-                <w:b w:val="0"/>
-                <w:sz w:val="15"/>
-              </w:rPr>
-              <w:t>5</w:t>
-            </w:r>
-          </w:p>
-        </w:tc>
-        <w:tc>
-          <w:tcPr>
-            <w:tcW w:type="dxa" w:w="1247"/>
-          </w:tcPr>
-          <w:p>
-            <w:pPr>
-              <w:spacing w:before="20" w:after="20"/>
-            </w:pPr>
-            <w:r/>
-            <w:r>
-              <w:rPr>
-                <w:rFonts w:ascii="Calibri" w:hAnsi="Calibri"/>
-                <w:b w:val="0"/>
-                <w:sz w:val="15"/>
-              </w:rPr>
-              <w:t>STI-523</w:t>
-            </w:r>
-          </w:p>
-        </w:tc>
-        <w:tc>
-          <w:tcPr>
-            <w:tcW w:type="dxa" w:w="4195"/>
-          </w:tcPr>
-          <w:p>
-            <w:pPr>
-              <w:spacing w:before="20" w:after="20"/>
-            </w:pPr>
-            <w:r/>
-            <w:r>
-              <w:rPr>
-                <w:rFonts w:ascii="Calibri" w:hAnsi="Calibri"/>
-                <w:b w:val="0"/>
-                <w:sz w:val="15"/>
-              </w:rPr>
-              <w:t>Manajemen Proyek TI</w:t>
-            </w:r>
-          </w:p>
-        </w:tc>
-        <w:tc>
-          <w:tcPr>
-            <w:tcW w:type="dxa" w:w="624"/>
-          </w:tcPr>
-          <w:p>
-            <w:pPr>
-              <w:spacing w:before="20" w:after="20"/>
-              <w:jc w:val="center"/>
-            </w:pPr>
-            <w:r/>
-            <w:r>
-              <w:rPr>
-                <w:rFonts w:ascii="Calibri" w:hAnsi="Calibri"/>
-                <w:b w:val="0"/>
-                <w:sz w:val="15"/>
-              </w:rPr>
-              <w:t>3</w:t>
-            </w:r>
-          </w:p>
-        </w:tc>
-        <w:tc>
-          <w:tcPr>
-            <w:tcW w:type="dxa" w:w="3628"/>
-          </w:tcPr>
-          <w:p>
-            <w:pPr>
-              <w:spacing w:before="20" w:after="20"/>
-            </w:pPr>
-            <w:r/>
-            <w:r>
-              <w:rPr>
-                <w:rFonts w:ascii="Calibri" w:hAnsi="Calibri"/>
-                <w:b w:val="0"/>
-                <w:sz w:val="15"/>
-              </w:rPr>
-              <w:t>Paket wajib</w:t>
-            </w:r>
-          </w:p>
-        </w:tc>
-        <w:tc>
-          <w:tcPr>
-            <w:tcW w:type="dxa" w:w="1928"/>
-          </w:tcPr>
-          <w:p>
-            <w:pPr>
-              <w:spacing w:before="20" w:after="20"/>
-            </w:pPr>
-            <w:r/>
-            <w:r>
-              <w:rPr>
-                <w:rFonts w:ascii="Calibri" w:hAnsi="Calibri"/>
-                <w:b w:val="0"/>
-                <w:sz w:val="15"/>
-              </w:rPr>
-              <w:t>STI-421</w:t>
+              <w:t>STI-634</w:t>
             </w:r>
           </w:p>
         </w:tc>
@@ -19990,1406 +21390,6 @@
                 <w:sz w:val="15"/>
               </w:rPr>
               <w:t>Diakui bersyarat</w:t>
-            </w:r>
-          </w:p>
-        </w:tc>
-      </w:tr>
-      <w:tr>
-        <w:tc>
-          <w:tcPr>
-            <w:tcW w:type="dxa" w:w="624"/>
-          </w:tcPr>
-          <w:p>
-            <w:pPr>
-              <w:spacing w:before="20" w:after="20"/>
-              <w:jc w:val="center"/>
-            </w:pPr>
-            <w:r/>
-            <w:r>
-              <w:rPr>
-                <w:rFonts w:ascii="Calibri" w:hAnsi="Calibri"/>
-                <w:b w:val="0"/>
-                <w:sz w:val="15"/>
-              </w:rPr>
-              <w:t>6</w:t>
-            </w:r>
-          </w:p>
-        </w:tc>
-        <w:tc>
-          <w:tcPr>
-            <w:tcW w:type="dxa" w:w="1247"/>
-          </w:tcPr>
-          <w:p>
-            <w:pPr>
-              <w:spacing w:before="20" w:after="20"/>
-            </w:pPr>
-            <w:r/>
-            <w:r>
-              <w:rPr>
-                <w:rFonts w:ascii="Calibri" w:hAnsi="Calibri"/>
-                <w:b w:val="0"/>
-                <w:sz w:val="15"/>
-              </w:rPr>
-              <w:t>FST-611</w:t>
-            </w:r>
-          </w:p>
-        </w:tc>
-        <w:tc>
-          <w:tcPr>
-            <w:tcW w:type="dxa" w:w="4195"/>
-          </w:tcPr>
-          <w:p>
-            <w:pPr>
-              <w:spacing w:before="20" w:after="20"/>
-            </w:pPr>
-            <w:r/>
-            <w:r>
-              <w:rPr>
-                <w:rFonts w:ascii="Calibri" w:hAnsi="Calibri"/>
-                <w:b w:val="0"/>
-                <w:sz w:val="15"/>
-              </w:rPr>
-              <w:t>Metodologi Penelitian</w:t>
-            </w:r>
-          </w:p>
-        </w:tc>
-        <w:tc>
-          <w:tcPr>
-            <w:tcW w:type="dxa" w:w="624"/>
-          </w:tcPr>
-          <w:p>
-            <w:pPr>
-              <w:spacing w:before="20" w:after="20"/>
-              <w:jc w:val="center"/>
-            </w:pPr>
-            <w:r/>
-            <w:r>
-              <w:rPr>
-                <w:rFonts w:ascii="Calibri" w:hAnsi="Calibri"/>
-                <w:b w:val="0"/>
-                <w:sz w:val="15"/>
-              </w:rPr>
-              <w:t>2</w:t>
-            </w:r>
-          </w:p>
-        </w:tc>
-        <w:tc>
-          <w:tcPr>
-            <w:tcW w:type="dxa" w:w="3628"/>
-          </w:tcPr>
-          <w:p>
-            <w:pPr>
-              <w:spacing w:before="20" w:after="20"/>
-            </w:pPr>
-            <w:r/>
-            <w:r>
-              <w:rPr>
-                <w:rFonts w:ascii="Calibri" w:hAnsi="Calibri"/>
-                <w:b w:val="0"/>
-                <w:sz w:val="15"/>
-              </w:rPr>
-              <w:t>Paket wajib</w:t>
-            </w:r>
-          </w:p>
-        </w:tc>
-        <w:tc>
-          <w:tcPr>
-            <w:tcW w:type="dxa" w:w="1928"/>
-          </w:tcPr>
-          <w:p>
-            <w:pPr>
-              <w:spacing w:before="20" w:after="20"/>
-            </w:pPr>
-            <w:r/>
-            <w:r>
-              <w:rPr>
-                <w:rFonts w:ascii="Calibri" w:hAnsi="Calibri"/>
-                <w:b w:val="0"/>
-                <w:sz w:val="15"/>
-              </w:rPr>
-              <w:t>MFT-002</w:t>
-            </w:r>
-          </w:p>
-        </w:tc>
-        <w:tc>
-          <w:tcPr>
-            <w:tcW w:type="dxa" w:w="1928"/>
-            <w:shd w:fill="C6EFCE"/>
-          </w:tcPr>
-          <w:p>
-            <w:pPr>
-              <w:spacing w:before="20" w:after="20"/>
-              <w:jc w:val="center"/>
-            </w:pPr>
-            <w:r/>
-            <w:r>
-              <w:rPr>
-                <w:rFonts w:ascii="Calibri" w:hAnsi="Calibri"/>
-                <w:b/>
-                <w:color w:val="006100"/>
-                <w:sz w:val="15"/>
-              </w:rPr>
-              <w:t>Diakui penuh</w:t>
-            </w:r>
-          </w:p>
-        </w:tc>
-      </w:tr>
-      <w:tr>
-        <w:tc>
-          <w:tcPr>
-            <w:tcW w:type="dxa" w:w="624"/>
-          </w:tcPr>
-          <w:p>
-            <w:pPr>
-              <w:spacing w:before="20" w:after="20"/>
-              <w:jc w:val="center"/>
-            </w:pPr>
-            <w:r/>
-            <w:r>
-              <w:rPr>
-                <w:rFonts w:ascii="Calibri" w:hAnsi="Calibri"/>
-                <w:b w:val="0"/>
-                <w:sz w:val="15"/>
-              </w:rPr>
-              <w:t>6</w:t>
-            </w:r>
-          </w:p>
-        </w:tc>
-        <w:tc>
-          <w:tcPr>
-            <w:tcW w:type="dxa" w:w="1247"/>
-          </w:tcPr>
-          <w:p>
-            <w:pPr>
-              <w:spacing w:before="20" w:after="20"/>
-            </w:pPr>
-            <w:r/>
-            <w:r>
-              <w:rPr>
-                <w:rFonts w:ascii="Calibri" w:hAnsi="Calibri"/>
-                <w:b w:val="0"/>
-                <w:sz w:val="15"/>
-              </w:rPr>
-              <w:t>STA-02</w:t>
-            </w:r>
-          </w:p>
-        </w:tc>
-        <w:tc>
-          <w:tcPr>
-            <w:tcW w:type="dxa" w:w="4195"/>
-          </w:tcPr>
-          <w:p>
-            <w:pPr>
-              <w:spacing w:before="20" w:after="20"/>
-            </w:pPr>
-            <w:r/>
-            <w:r>
-              <w:rPr>
-                <w:rFonts w:ascii="Calibri" w:hAnsi="Calibri"/>
-                <w:b w:val="0"/>
-                <w:sz w:val="15"/>
-              </w:rPr>
-              <w:t>Computational Methods and Numerics</w:t>
-            </w:r>
-          </w:p>
-        </w:tc>
-        <w:tc>
-          <w:tcPr>
-            <w:tcW w:type="dxa" w:w="624"/>
-          </w:tcPr>
-          <w:p>
-            <w:pPr>
-              <w:spacing w:before="20" w:after="20"/>
-              <w:jc w:val="center"/>
-            </w:pPr>
-            <w:r/>
-            <w:r>
-              <w:rPr>
-                <w:rFonts w:ascii="Calibri" w:hAnsi="Calibri"/>
-                <w:b w:val="0"/>
-                <w:sz w:val="15"/>
-              </w:rPr>
-              <w:t>3</w:t>
-            </w:r>
-          </w:p>
-        </w:tc>
-        <w:tc>
-          <w:tcPr>
-            <w:tcW w:type="dxa" w:w="3628"/>
-          </w:tcPr>
-          <w:p>
-            <w:pPr>
-              <w:spacing w:before="20" w:after="20"/>
-            </w:pPr>
-            <w:r/>
-            <w:r>
-              <w:rPr>
-                <w:rFonts w:ascii="Calibri" w:hAnsi="Calibri"/>
-                <w:b w:val="0"/>
-                <w:sz w:val="15"/>
-              </w:rPr>
-              <w:t>P1 Integrated Smart Systems</w:t>
-            </w:r>
-          </w:p>
-        </w:tc>
-        <w:tc>
-          <w:tcPr>
-            <w:tcW w:type="dxa" w:w="1928"/>
-          </w:tcPr>
-          <w:p>
-            <w:pPr>
-              <w:spacing w:before="20" w:after="20"/>
-            </w:pPr>
-            <w:r/>
-            <w:r>
-              <w:rPr>
-                <w:rFonts w:ascii="Calibri" w:hAnsi="Calibri"/>
-                <w:b w:val="0"/>
-                <w:sz w:val="15"/>
-              </w:rPr>
-              <w:t>STI-317</w:t>
-            </w:r>
-          </w:p>
-        </w:tc>
-        <w:tc>
-          <w:tcPr>
-            <w:tcW w:type="dxa" w:w="1928"/>
-            <w:shd w:fill="FFEB9C"/>
-          </w:tcPr>
-          <w:p>
-            <w:pPr>
-              <w:spacing w:before="20" w:after="20"/>
-              <w:jc w:val="center"/>
-            </w:pPr>
-            <w:r/>
-            <w:r>
-              <w:rPr>
-                <w:rFonts w:ascii="Calibri" w:hAnsi="Calibri"/>
-                <w:b/>
-                <w:color w:val="9C5700"/>
-                <w:sz w:val="15"/>
-              </w:rPr>
-              <w:t>Diakui bersyarat</w:t>
-            </w:r>
-          </w:p>
-        </w:tc>
-      </w:tr>
-      <w:tr>
-        <w:tc>
-          <w:tcPr>
-            <w:tcW w:type="dxa" w:w="624"/>
-          </w:tcPr>
-          <w:p>
-            <w:pPr>
-              <w:spacing w:before="20" w:after="20"/>
-              <w:jc w:val="center"/>
-            </w:pPr>
-            <w:r/>
-            <w:r>
-              <w:rPr>
-                <w:rFonts w:ascii="Calibri" w:hAnsi="Calibri"/>
-                <w:b w:val="0"/>
-                <w:sz w:val="15"/>
-              </w:rPr>
-              <w:t>6</w:t>
-            </w:r>
-          </w:p>
-        </w:tc>
-        <w:tc>
-          <w:tcPr>
-            <w:tcW w:type="dxa" w:w="1247"/>
-          </w:tcPr>
-          <w:p>
-            <w:pPr>
-              <w:spacing w:before="20" w:after="20"/>
-            </w:pPr>
-            <w:r/>
-            <w:r>
-              <w:rPr>
-                <w:rFonts w:ascii="Calibri" w:hAnsi="Calibri"/>
-                <w:b w:val="0"/>
-                <w:sz w:val="15"/>
-              </w:rPr>
-              <w:t>STA-03</w:t>
-            </w:r>
-          </w:p>
-        </w:tc>
-        <w:tc>
-          <w:tcPr>
-            <w:tcW w:type="dxa" w:w="4195"/>
-          </w:tcPr>
-          <w:p>
-            <w:pPr>
-              <w:spacing w:before="20" w:after="20"/>
-            </w:pPr>
-            <w:r/>
-            <w:r>
-              <w:rPr>
-                <w:rFonts w:ascii="Calibri" w:hAnsi="Calibri"/>
-                <w:b w:val="0"/>
-                <w:sz w:val="15"/>
-              </w:rPr>
-              <w:t>Intelligent Agent Systems</w:t>
-            </w:r>
-          </w:p>
-        </w:tc>
-        <w:tc>
-          <w:tcPr>
-            <w:tcW w:type="dxa" w:w="624"/>
-          </w:tcPr>
-          <w:p>
-            <w:pPr>
-              <w:spacing w:before="20" w:after="20"/>
-              <w:jc w:val="center"/>
-            </w:pPr>
-            <w:r/>
-            <w:r>
-              <w:rPr>
-                <w:rFonts w:ascii="Calibri" w:hAnsi="Calibri"/>
-                <w:b w:val="0"/>
-                <w:sz w:val="15"/>
-              </w:rPr>
-              <w:t>3</w:t>
-            </w:r>
-          </w:p>
-        </w:tc>
-        <w:tc>
-          <w:tcPr>
-            <w:tcW w:type="dxa" w:w="3628"/>
-          </w:tcPr>
-          <w:p>
-            <w:pPr>
-              <w:spacing w:before="20" w:after="20"/>
-            </w:pPr>
-            <w:r/>
-            <w:r>
-              <w:rPr>
-                <w:rFonts w:ascii="Calibri" w:hAnsi="Calibri"/>
-                <w:b w:val="0"/>
-                <w:sz w:val="15"/>
-              </w:rPr>
-              <w:t>P1 Integrated Smart Systems</w:t>
-            </w:r>
-          </w:p>
-        </w:tc>
-        <w:tc>
-          <w:tcPr>
-            <w:tcW w:type="dxa" w:w="1928"/>
-          </w:tcPr>
-          <w:p>
-            <w:pPr>
-              <w:spacing w:before="20" w:after="20"/>
-            </w:pPr>
-            <w:r/>
-            <w:r>
-              <w:rPr>
-                <w:rFonts w:ascii="Calibri" w:hAnsi="Calibri"/>
-                <w:b w:val="0"/>
-                <w:sz w:val="15"/>
-              </w:rPr>
-              <w:t>—</w:t>
-            </w:r>
-          </w:p>
-        </w:tc>
-        <w:tc>
-          <w:tcPr>
-            <w:tcW w:type="dxa" w:w="1928"/>
-            <w:shd w:fill="FFC7CE"/>
-          </w:tcPr>
-          <w:p>
-            <w:pPr>
-              <w:spacing w:before="20" w:after="20"/>
-              <w:jc w:val="center"/>
-            </w:pPr>
-            <w:r/>
-            <w:r>
-              <w:rPr>
-                <w:rFonts w:ascii="Calibri" w:hAnsi="Calibri"/>
-                <w:b/>
-                <w:color w:val="9C0006"/>
-                <w:sz w:val="15"/>
-              </w:rPr>
-              <w:t>Wajib ditempuh</w:t>
-            </w:r>
-          </w:p>
-        </w:tc>
-      </w:tr>
-      <w:tr>
-        <w:tc>
-          <w:tcPr>
-            <w:tcW w:type="dxa" w:w="624"/>
-          </w:tcPr>
-          <w:p>
-            <w:pPr>
-              <w:spacing w:before="20" w:after="20"/>
-              <w:jc w:val="center"/>
-            </w:pPr>
-            <w:r/>
-            <w:r>
-              <w:rPr>
-                <w:rFonts w:ascii="Calibri" w:hAnsi="Calibri"/>
-                <w:b w:val="0"/>
-                <w:sz w:val="15"/>
-              </w:rPr>
-              <w:t>6</w:t>
-            </w:r>
-          </w:p>
-        </w:tc>
-        <w:tc>
-          <w:tcPr>
-            <w:tcW w:type="dxa" w:w="1247"/>
-          </w:tcPr>
-          <w:p>
-            <w:pPr>
-              <w:spacing w:before="20" w:after="20"/>
-            </w:pPr>
-            <w:r/>
-            <w:r>
-              <w:rPr>
-                <w:rFonts w:ascii="Calibri" w:hAnsi="Calibri"/>
-                <w:b w:val="0"/>
-                <w:sz w:val="15"/>
-              </w:rPr>
-              <w:t>STB-02</w:t>
-            </w:r>
-          </w:p>
-        </w:tc>
-        <w:tc>
-          <w:tcPr>
-            <w:tcW w:type="dxa" w:w="4195"/>
-          </w:tcPr>
-          <w:p>
-            <w:pPr>
-              <w:spacing w:before="20" w:after="20"/>
-            </w:pPr>
-            <w:r/>
-            <w:r>
-              <w:rPr>
-                <w:rFonts w:ascii="Calibri" w:hAnsi="Calibri"/>
-                <w:b w:val="0"/>
-                <w:sz w:val="15"/>
-              </w:rPr>
-              <w:t>Cloud Architecture &amp; DevOps</w:t>
-            </w:r>
-          </w:p>
-        </w:tc>
-        <w:tc>
-          <w:tcPr>
-            <w:tcW w:type="dxa" w:w="624"/>
-          </w:tcPr>
-          <w:p>
-            <w:pPr>
-              <w:spacing w:before="20" w:after="20"/>
-              <w:jc w:val="center"/>
-            </w:pPr>
-            <w:r/>
-            <w:r>
-              <w:rPr>
-                <w:rFonts w:ascii="Calibri" w:hAnsi="Calibri"/>
-                <w:b w:val="0"/>
-                <w:sz w:val="15"/>
-              </w:rPr>
-              <w:t>3</w:t>
-            </w:r>
-          </w:p>
-        </w:tc>
-        <w:tc>
-          <w:tcPr>
-            <w:tcW w:type="dxa" w:w="3628"/>
-          </w:tcPr>
-          <w:p>
-            <w:pPr>
-              <w:spacing w:before="20" w:after="20"/>
-            </w:pPr>
-            <w:r/>
-            <w:r>
-              <w:rPr>
-                <w:rFonts w:ascii="Calibri" w:hAnsi="Calibri"/>
-                <w:b w:val="0"/>
-                <w:sz w:val="15"/>
-              </w:rPr>
-              <w:t>P2 Cloud Infrastructure &amp; Cybersecurity</w:t>
-            </w:r>
-          </w:p>
-        </w:tc>
-        <w:tc>
-          <w:tcPr>
-            <w:tcW w:type="dxa" w:w="1928"/>
-          </w:tcPr>
-          <w:p>
-            <w:pPr>
-              <w:spacing w:before="20" w:after="20"/>
-            </w:pPr>
-            <w:r/>
-            <w:r>
-              <w:rPr>
-                <w:rFonts w:ascii="Calibri" w:hAnsi="Calibri"/>
-                <w:b w:val="0"/>
-                <w:sz w:val="15"/>
-              </w:rPr>
-              <w:t>—</w:t>
-            </w:r>
-          </w:p>
-        </w:tc>
-        <w:tc>
-          <w:tcPr>
-            <w:tcW w:type="dxa" w:w="1928"/>
-            <w:shd w:fill="FFC7CE"/>
-          </w:tcPr>
-          <w:p>
-            <w:pPr>
-              <w:spacing w:before="20" w:after="20"/>
-              <w:jc w:val="center"/>
-            </w:pPr>
-            <w:r/>
-            <w:r>
-              <w:rPr>
-                <w:rFonts w:ascii="Calibri" w:hAnsi="Calibri"/>
-                <w:b/>
-                <w:color w:val="9C0006"/>
-                <w:sz w:val="15"/>
-              </w:rPr>
-              <w:t>Wajib ditempuh</w:t>
-            </w:r>
-          </w:p>
-        </w:tc>
-      </w:tr>
-      <w:tr>
-        <w:tc>
-          <w:tcPr>
-            <w:tcW w:type="dxa" w:w="624"/>
-          </w:tcPr>
-          <w:p>
-            <w:pPr>
-              <w:spacing w:before="20" w:after="20"/>
-              <w:jc w:val="center"/>
-            </w:pPr>
-            <w:r/>
-            <w:r>
-              <w:rPr>
-                <w:rFonts w:ascii="Calibri" w:hAnsi="Calibri"/>
-                <w:b w:val="0"/>
-                <w:sz w:val="15"/>
-              </w:rPr>
-              <w:t>6</w:t>
-            </w:r>
-          </w:p>
-        </w:tc>
-        <w:tc>
-          <w:tcPr>
-            <w:tcW w:type="dxa" w:w="1247"/>
-          </w:tcPr>
-          <w:p>
-            <w:pPr>
-              <w:spacing w:before="20" w:after="20"/>
-            </w:pPr>
-            <w:r/>
-            <w:r>
-              <w:rPr>
-                <w:rFonts w:ascii="Calibri" w:hAnsi="Calibri"/>
-                <w:b w:val="0"/>
-                <w:sz w:val="15"/>
-              </w:rPr>
-              <w:t>STB-03</w:t>
-            </w:r>
-          </w:p>
-        </w:tc>
-        <w:tc>
-          <w:tcPr>
-            <w:tcW w:type="dxa" w:w="4195"/>
-          </w:tcPr>
-          <w:p>
-            <w:pPr>
-              <w:spacing w:before="20" w:after="20"/>
-            </w:pPr>
-            <w:r/>
-            <w:r>
-              <w:rPr>
-                <w:rFonts w:ascii="Calibri" w:hAnsi="Calibri"/>
-                <w:b w:val="0"/>
-                <w:sz w:val="15"/>
-              </w:rPr>
-              <w:t>Cybersecurity Risk Management</w:t>
-            </w:r>
-          </w:p>
-        </w:tc>
-        <w:tc>
-          <w:tcPr>
-            <w:tcW w:type="dxa" w:w="624"/>
-          </w:tcPr>
-          <w:p>
-            <w:pPr>
-              <w:spacing w:before="20" w:after="20"/>
-              <w:jc w:val="center"/>
-            </w:pPr>
-            <w:r/>
-            <w:r>
-              <w:rPr>
-                <w:rFonts w:ascii="Calibri" w:hAnsi="Calibri"/>
-                <w:b w:val="0"/>
-                <w:sz w:val="15"/>
-              </w:rPr>
-              <w:t>3</w:t>
-            </w:r>
-          </w:p>
-        </w:tc>
-        <w:tc>
-          <w:tcPr>
-            <w:tcW w:type="dxa" w:w="3628"/>
-          </w:tcPr>
-          <w:p>
-            <w:pPr>
-              <w:spacing w:before="20" w:after="20"/>
-            </w:pPr>
-            <w:r/>
-            <w:r>
-              <w:rPr>
-                <w:rFonts w:ascii="Calibri" w:hAnsi="Calibri"/>
-                <w:b w:val="0"/>
-                <w:sz w:val="15"/>
-              </w:rPr>
-              <w:t>P2 Cloud Infrastructure &amp; Cybersecurity</w:t>
-            </w:r>
-          </w:p>
-        </w:tc>
-        <w:tc>
-          <w:tcPr>
-            <w:tcW w:type="dxa" w:w="1928"/>
-          </w:tcPr>
-          <w:p>
-            <w:pPr>
-              <w:spacing w:before="20" w:after="20"/>
-            </w:pPr>
-            <w:r/>
-            <w:r>
-              <w:rPr>
-                <w:rFonts w:ascii="Calibri" w:hAnsi="Calibri"/>
-                <w:b w:val="0"/>
-                <w:sz w:val="15"/>
-              </w:rPr>
-              <w:t>—</w:t>
-            </w:r>
-          </w:p>
-        </w:tc>
-        <w:tc>
-          <w:tcPr>
-            <w:tcW w:type="dxa" w:w="1928"/>
-            <w:shd w:fill="FFC7CE"/>
-          </w:tcPr>
-          <w:p>
-            <w:pPr>
-              <w:spacing w:before="20" w:after="20"/>
-              <w:jc w:val="center"/>
-            </w:pPr>
-            <w:r/>
-            <w:r>
-              <w:rPr>
-                <w:rFonts w:ascii="Calibri" w:hAnsi="Calibri"/>
-                <w:b/>
-                <w:color w:val="9C0006"/>
-                <w:sz w:val="15"/>
-              </w:rPr>
-              <w:t>Wajib ditempuh</w:t>
-            </w:r>
-          </w:p>
-        </w:tc>
-      </w:tr>
-      <w:tr>
-        <w:tc>
-          <w:tcPr>
-            <w:tcW w:type="dxa" w:w="624"/>
-          </w:tcPr>
-          <w:p>
-            <w:pPr>
-              <w:spacing w:before="20" w:after="20"/>
-              <w:jc w:val="center"/>
-            </w:pPr>
-            <w:r/>
-            <w:r>
-              <w:rPr>
-                <w:rFonts w:ascii="Calibri" w:hAnsi="Calibri"/>
-                <w:b w:val="0"/>
-                <w:sz w:val="15"/>
-              </w:rPr>
-              <w:t>6</w:t>
-            </w:r>
-          </w:p>
-        </w:tc>
-        <w:tc>
-          <w:tcPr>
-            <w:tcW w:type="dxa" w:w="1247"/>
-          </w:tcPr>
-          <w:p>
-            <w:pPr>
-              <w:spacing w:before="20" w:after="20"/>
-            </w:pPr>
-            <w:r/>
-            <w:r>
-              <w:rPr>
-                <w:rFonts w:ascii="Calibri" w:hAnsi="Calibri"/>
-                <w:b w:val="0"/>
-                <w:sz w:val="15"/>
-              </w:rPr>
-              <w:t>STC-02</w:t>
-            </w:r>
-          </w:p>
-        </w:tc>
-        <w:tc>
-          <w:tcPr>
-            <w:tcW w:type="dxa" w:w="4195"/>
-          </w:tcPr>
-          <w:p>
-            <w:pPr>
-              <w:spacing w:before="20" w:after="20"/>
-            </w:pPr>
-            <w:r/>
-            <w:r>
-              <w:rPr>
-                <w:rFonts w:ascii="Calibri" w:hAnsi="Calibri"/>
-                <w:b w:val="0"/>
-                <w:sz w:val="15"/>
-              </w:rPr>
-              <w:t>Rekayasa &amp; Otomasi Proses Bisnis (BPA)</w:t>
-            </w:r>
-          </w:p>
-        </w:tc>
-        <w:tc>
-          <w:tcPr>
-            <w:tcW w:type="dxa" w:w="624"/>
-          </w:tcPr>
-          <w:p>
-            <w:pPr>
-              <w:spacing w:before="20" w:after="20"/>
-              <w:jc w:val="center"/>
-            </w:pPr>
-            <w:r/>
-            <w:r>
-              <w:rPr>
-                <w:rFonts w:ascii="Calibri" w:hAnsi="Calibri"/>
-                <w:b w:val="0"/>
-                <w:sz w:val="15"/>
-              </w:rPr>
-              <w:t>3</w:t>
-            </w:r>
-          </w:p>
-        </w:tc>
-        <w:tc>
-          <w:tcPr>
-            <w:tcW w:type="dxa" w:w="3628"/>
-          </w:tcPr>
-          <w:p>
-            <w:pPr>
-              <w:spacing w:before="20" w:after="20"/>
-            </w:pPr>
-            <w:r/>
-            <w:r>
-              <w:rPr>
-                <w:rFonts w:ascii="Calibri" w:hAnsi="Calibri"/>
-                <w:b w:val="0"/>
-                <w:sz w:val="15"/>
-              </w:rPr>
-              <w:t>P3 Digital Platform Engineering</w:t>
-            </w:r>
-          </w:p>
-        </w:tc>
-        <w:tc>
-          <w:tcPr>
-            <w:tcW w:type="dxa" w:w="1928"/>
-          </w:tcPr>
-          <w:p>
-            <w:pPr>
-              <w:spacing w:before="20" w:after="20"/>
-            </w:pPr>
-            <w:r/>
-            <w:r>
-              <w:rPr>
-                <w:rFonts w:ascii="Calibri" w:hAnsi="Calibri"/>
-                <w:b w:val="0"/>
-                <w:sz w:val="15"/>
-              </w:rPr>
-              <w:t>—</w:t>
-            </w:r>
-          </w:p>
-        </w:tc>
-        <w:tc>
-          <w:tcPr>
-            <w:tcW w:type="dxa" w:w="1928"/>
-            <w:shd w:fill="FFC7CE"/>
-          </w:tcPr>
-          <w:p>
-            <w:pPr>
-              <w:spacing w:before="20" w:after="20"/>
-              <w:jc w:val="center"/>
-            </w:pPr>
-            <w:r/>
-            <w:r>
-              <w:rPr>
-                <w:rFonts w:ascii="Calibri" w:hAnsi="Calibri"/>
-                <w:b/>
-                <w:color w:val="9C0006"/>
-                <w:sz w:val="15"/>
-              </w:rPr>
-              <w:t>Wajib ditempuh</w:t>
-            </w:r>
-          </w:p>
-        </w:tc>
-      </w:tr>
-      <w:tr>
-        <w:tc>
-          <w:tcPr>
-            <w:tcW w:type="dxa" w:w="624"/>
-          </w:tcPr>
-          <w:p>
-            <w:pPr>
-              <w:spacing w:before="20" w:after="20"/>
-              <w:jc w:val="center"/>
-            </w:pPr>
-            <w:r/>
-            <w:r>
-              <w:rPr>
-                <w:rFonts w:ascii="Calibri" w:hAnsi="Calibri"/>
-                <w:b w:val="0"/>
-                <w:sz w:val="15"/>
-              </w:rPr>
-              <w:t>6</w:t>
-            </w:r>
-          </w:p>
-        </w:tc>
-        <w:tc>
-          <w:tcPr>
-            <w:tcW w:type="dxa" w:w="1247"/>
-          </w:tcPr>
-          <w:p>
-            <w:pPr>
-              <w:spacing w:before="20" w:after="20"/>
-            </w:pPr>
-            <w:r/>
-            <w:r>
-              <w:rPr>
-                <w:rFonts w:ascii="Calibri" w:hAnsi="Calibri"/>
-                <w:b w:val="0"/>
-                <w:sz w:val="15"/>
-              </w:rPr>
-              <w:t>STC-03</w:t>
-            </w:r>
-          </w:p>
-        </w:tc>
-        <w:tc>
-          <w:tcPr>
-            <w:tcW w:type="dxa" w:w="4195"/>
-          </w:tcPr>
-          <w:p>
-            <w:pPr>
-              <w:spacing w:before="20" w:after="20"/>
-            </w:pPr>
-            <w:r/>
-            <w:r>
-              <w:rPr>
-                <w:rFonts w:ascii="Calibri" w:hAnsi="Calibri"/>
-                <w:b w:val="0"/>
-                <w:sz w:val="15"/>
-              </w:rPr>
-              <w:t>Rekayasa Aplikasi Industri Vertikal (FinTech &amp; EdTech)</w:t>
-            </w:r>
-          </w:p>
-        </w:tc>
-        <w:tc>
-          <w:tcPr>
-            <w:tcW w:type="dxa" w:w="624"/>
-          </w:tcPr>
-          <w:p>
-            <w:pPr>
-              <w:spacing w:before="20" w:after="20"/>
-              <w:jc w:val="center"/>
-            </w:pPr>
-            <w:r/>
-            <w:r>
-              <w:rPr>
-                <w:rFonts w:ascii="Calibri" w:hAnsi="Calibri"/>
-                <w:b w:val="0"/>
-                <w:sz w:val="15"/>
-              </w:rPr>
-              <w:t>3</w:t>
-            </w:r>
-          </w:p>
-        </w:tc>
-        <w:tc>
-          <w:tcPr>
-            <w:tcW w:type="dxa" w:w="3628"/>
-          </w:tcPr>
-          <w:p>
-            <w:pPr>
-              <w:spacing w:before="20" w:after="20"/>
-            </w:pPr>
-            <w:r/>
-            <w:r>
-              <w:rPr>
-                <w:rFonts w:ascii="Calibri" w:hAnsi="Calibri"/>
-                <w:b w:val="0"/>
-                <w:sz w:val="15"/>
-              </w:rPr>
-              <w:t>P3 Digital Platform Engineering</w:t>
-            </w:r>
-          </w:p>
-        </w:tc>
-        <w:tc>
-          <w:tcPr>
-            <w:tcW w:type="dxa" w:w="1928"/>
-          </w:tcPr>
-          <w:p>
-            <w:pPr>
-              <w:spacing w:before="20" w:after="20"/>
-            </w:pPr>
-            <w:r/>
-            <w:r>
-              <w:rPr>
-                <w:rFonts w:ascii="Calibri" w:hAnsi="Calibri"/>
-                <w:b w:val="0"/>
-                <w:sz w:val="15"/>
-              </w:rPr>
-              <w:t>—</w:t>
-            </w:r>
-          </w:p>
-        </w:tc>
-        <w:tc>
-          <w:tcPr>
-            <w:tcW w:type="dxa" w:w="1928"/>
-            <w:shd w:fill="FFC7CE"/>
-          </w:tcPr>
-          <w:p>
-            <w:pPr>
-              <w:spacing w:before="20" w:after="20"/>
-              <w:jc w:val="center"/>
-            </w:pPr>
-            <w:r/>
-            <w:r>
-              <w:rPr>
-                <w:rFonts w:ascii="Calibri" w:hAnsi="Calibri"/>
-                <w:b/>
-                <w:color w:val="9C0006"/>
-                <w:sz w:val="15"/>
-              </w:rPr>
-              <w:t>Wajib ditempuh</w:t>
-            </w:r>
-          </w:p>
-        </w:tc>
-      </w:tr>
-      <w:tr>
-        <w:tc>
-          <w:tcPr>
-            <w:tcW w:type="dxa" w:w="624"/>
-          </w:tcPr>
-          <w:p>
-            <w:pPr>
-              <w:spacing w:before="20" w:after="20"/>
-              <w:jc w:val="center"/>
-            </w:pPr>
-            <w:r/>
-            <w:r>
-              <w:rPr>
-                <w:rFonts w:ascii="Calibri" w:hAnsi="Calibri"/>
-                <w:b w:val="0"/>
-                <w:sz w:val="15"/>
-              </w:rPr>
-              <w:t>6</w:t>
-            </w:r>
-          </w:p>
-        </w:tc>
-        <w:tc>
-          <w:tcPr>
-            <w:tcW w:type="dxa" w:w="1247"/>
-          </w:tcPr>
-          <w:p>
-            <w:pPr>
-              <w:spacing w:before="20" w:after="20"/>
-            </w:pPr>
-            <w:r/>
-            <w:r>
-              <w:rPr>
-                <w:rFonts w:ascii="Calibri" w:hAnsi="Calibri"/>
-                <w:b w:val="0"/>
-                <w:sz w:val="15"/>
-              </w:rPr>
-              <w:t>STI-624</w:t>
-            </w:r>
-          </w:p>
-        </w:tc>
-        <w:tc>
-          <w:tcPr>
-            <w:tcW w:type="dxa" w:w="4195"/>
-          </w:tcPr>
-          <w:p>
-            <w:pPr>
-              <w:spacing w:before="20" w:after="20"/>
-            </w:pPr>
-            <w:r/>
-            <w:r>
-              <w:rPr>
-                <w:rFonts w:ascii="Calibri" w:hAnsi="Calibri"/>
-                <w:b w:val="0"/>
-                <w:sz w:val="15"/>
-              </w:rPr>
-              <w:t>Integrasi Layanan Cerdas Berbasis AI</w:t>
-            </w:r>
-          </w:p>
-        </w:tc>
-        <w:tc>
-          <w:tcPr>
-            <w:tcW w:type="dxa" w:w="624"/>
-          </w:tcPr>
-          <w:p>
-            <w:pPr>
-              <w:spacing w:before="20" w:after="20"/>
-              <w:jc w:val="center"/>
-            </w:pPr>
-            <w:r/>
-            <w:r>
-              <w:rPr>
-                <w:rFonts w:ascii="Calibri" w:hAnsi="Calibri"/>
-                <w:b w:val="0"/>
-                <w:sz w:val="15"/>
-              </w:rPr>
-              <w:t>3</w:t>
-            </w:r>
-          </w:p>
-        </w:tc>
-        <w:tc>
-          <w:tcPr>
-            <w:tcW w:type="dxa" w:w="3628"/>
-          </w:tcPr>
-          <w:p>
-            <w:pPr>
-              <w:spacing w:before="20" w:after="20"/>
-            </w:pPr>
-            <w:r/>
-            <w:r>
-              <w:rPr>
-                <w:rFonts w:ascii="Calibri" w:hAnsi="Calibri"/>
-                <w:b w:val="0"/>
-                <w:sz w:val="15"/>
-              </w:rPr>
-              <w:t>Paket wajib</w:t>
-            </w:r>
-          </w:p>
-        </w:tc>
-        <w:tc>
-          <w:tcPr>
-            <w:tcW w:type="dxa" w:w="1928"/>
-          </w:tcPr>
-          <w:p>
-            <w:pPr>
-              <w:spacing w:before="20" w:after="20"/>
-            </w:pPr>
-            <w:r/>
-            <w:r>
-              <w:rPr>
-                <w:rFonts w:ascii="Calibri" w:hAnsi="Calibri"/>
-                <w:b w:val="0"/>
-                <w:sz w:val="15"/>
-              </w:rPr>
-              <w:t>STI-741</w:t>
-            </w:r>
-          </w:p>
-        </w:tc>
-        <w:tc>
-          <w:tcPr>
-            <w:tcW w:type="dxa" w:w="1928"/>
-            <w:shd w:fill="FFEB9C"/>
-          </w:tcPr>
-          <w:p>
-            <w:pPr>
-              <w:spacing w:before="20" w:after="20"/>
-              <w:jc w:val="center"/>
-            </w:pPr>
-            <w:r/>
-            <w:r>
-              <w:rPr>
-                <w:rFonts w:ascii="Calibri" w:hAnsi="Calibri"/>
-                <w:b/>
-                <w:color w:val="9C5700"/>
-                <w:sz w:val="15"/>
-              </w:rPr>
-              <w:t>Diakui bersyarat</w:t>
-            </w:r>
-          </w:p>
-        </w:tc>
-      </w:tr>
-      <w:tr>
-        <w:tc>
-          <w:tcPr>
-            <w:tcW w:type="dxa" w:w="624"/>
-          </w:tcPr>
-          <w:p>
-            <w:pPr>
-              <w:spacing w:before="20" w:after="20"/>
-              <w:jc w:val="center"/>
-            </w:pPr>
-            <w:r/>
-            <w:r>
-              <w:rPr>
-                <w:rFonts w:ascii="Calibri" w:hAnsi="Calibri"/>
-                <w:b w:val="0"/>
-                <w:sz w:val="15"/>
-              </w:rPr>
-              <w:t>6</w:t>
-            </w:r>
-          </w:p>
-        </w:tc>
-        <w:tc>
-          <w:tcPr>
-            <w:tcW w:type="dxa" w:w="1247"/>
-          </w:tcPr>
-          <w:p>
-            <w:pPr>
-              <w:spacing w:before="20" w:after="20"/>
-            </w:pPr>
-            <w:r/>
-            <w:r>
-              <w:rPr>
-                <w:rFonts w:ascii="Calibri" w:hAnsi="Calibri"/>
-                <w:b w:val="0"/>
-                <w:sz w:val="15"/>
-              </w:rPr>
-              <w:t>STI-625</w:t>
-            </w:r>
-          </w:p>
-        </w:tc>
-        <w:tc>
-          <w:tcPr>
-            <w:tcW w:type="dxa" w:w="4195"/>
-          </w:tcPr>
-          <w:p>
-            <w:pPr>
-              <w:spacing w:before="20" w:after="20"/>
-            </w:pPr>
-            <w:r/>
-            <w:r>
-              <w:rPr>
-                <w:rFonts w:ascii="Calibri" w:hAnsi="Calibri"/>
-                <w:b w:val="0"/>
-                <w:sz w:val="15"/>
-              </w:rPr>
-              <w:t>Smart City &amp; Pemerintahan Digital</w:t>
-            </w:r>
-          </w:p>
-        </w:tc>
-        <w:tc>
-          <w:tcPr>
-            <w:tcW w:type="dxa" w:w="624"/>
-          </w:tcPr>
-          <w:p>
-            <w:pPr>
-              <w:spacing w:before="20" w:after="20"/>
-              <w:jc w:val="center"/>
-            </w:pPr>
-            <w:r/>
-            <w:r>
-              <w:rPr>
-                <w:rFonts w:ascii="Calibri" w:hAnsi="Calibri"/>
-                <w:b w:val="0"/>
-                <w:sz w:val="15"/>
-              </w:rPr>
-              <w:t>2</w:t>
-            </w:r>
-          </w:p>
-        </w:tc>
-        <w:tc>
-          <w:tcPr>
-            <w:tcW w:type="dxa" w:w="3628"/>
-          </w:tcPr>
-          <w:p>
-            <w:pPr>
-              <w:spacing w:before="20" w:after="20"/>
-            </w:pPr>
-            <w:r/>
-            <w:r>
-              <w:rPr>
-                <w:rFonts w:ascii="Calibri" w:hAnsi="Calibri"/>
-                <w:b w:val="0"/>
-                <w:sz w:val="15"/>
-              </w:rPr>
-              <w:t>Paket wajib</w:t>
-            </w:r>
-          </w:p>
-        </w:tc>
-        <w:tc>
-          <w:tcPr>
-            <w:tcW w:type="dxa" w:w="1928"/>
-          </w:tcPr>
-          <w:p>
-            <w:pPr>
-              <w:spacing w:before="20" w:after="20"/>
-            </w:pPr>
-            <w:r/>
-            <w:r>
-              <w:rPr>
-                <w:rFonts w:ascii="Calibri" w:hAnsi="Calibri"/>
-                <w:b w:val="0"/>
-                <w:sz w:val="15"/>
-              </w:rPr>
-              <w:t>STI-637</w:t>
-            </w:r>
-          </w:p>
-        </w:tc>
-        <w:tc>
-          <w:tcPr>
-            <w:tcW w:type="dxa" w:w="1928"/>
-            <w:shd w:fill="C6EFCE"/>
-          </w:tcPr>
-          <w:p>
-            <w:pPr>
-              <w:spacing w:before="20" w:after="20"/>
-              <w:jc w:val="center"/>
-            </w:pPr>
-            <w:r/>
-            <w:r>
-              <w:rPr>
-                <w:rFonts w:ascii="Calibri" w:hAnsi="Calibri"/>
-                <w:b/>
-                <w:color w:val="006100"/>
-                <w:sz w:val="15"/>
-              </w:rPr>
-              <w:t>Diakui penuh</w:t>
-            </w:r>
-          </w:p>
-        </w:tc>
-      </w:tr>
-      <w:tr>
-        <w:tc>
-          <w:tcPr>
-            <w:tcW w:type="dxa" w:w="624"/>
-          </w:tcPr>
-          <w:p>
-            <w:pPr>
-              <w:spacing w:before="20" w:after="20"/>
-              <w:jc w:val="center"/>
-            </w:pPr>
-            <w:r/>
-            <w:r>
-              <w:rPr>
-                <w:rFonts w:ascii="Calibri" w:hAnsi="Calibri"/>
-                <w:b w:val="0"/>
-                <w:sz w:val="15"/>
-              </w:rPr>
-              <w:t>6</w:t>
-            </w:r>
-          </w:p>
-        </w:tc>
-        <w:tc>
-          <w:tcPr>
-            <w:tcW w:type="dxa" w:w="1247"/>
-          </w:tcPr>
-          <w:p>
-            <w:pPr>
-              <w:spacing w:before="20" w:after="20"/>
-            </w:pPr>
-            <w:r/>
-            <w:r>
-              <w:rPr>
-                <w:rFonts w:ascii="Calibri" w:hAnsi="Calibri"/>
-                <w:b w:val="0"/>
-                <w:sz w:val="15"/>
-              </w:rPr>
-              <w:t>STI-626</w:t>
-            </w:r>
-          </w:p>
-        </w:tc>
-        <w:tc>
-          <w:tcPr>
-            <w:tcW w:type="dxa" w:w="4195"/>
-          </w:tcPr>
-          <w:p>
-            <w:pPr>
-              <w:spacing w:before="20" w:after="20"/>
-            </w:pPr>
-            <w:r/>
-            <w:r>
-              <w:rPr>
-                <w:rFonts w:ascii="Calibri" w:hAnsi="Calibri"/>
-                <w:b w:val="0"/>
-                <w:sz w:val="15"/>
-              </w:rPr>
-              <w:t>Keamanan Informasi Lanjut</w:t>
-            </w:r>
-          </w:p>
-        </w:tc>
-        <w:tc>
-          <w:tcPr>
-            <w:tcW w:type="dxa" w:w="624"/>
-          </w:tcPr>
-          <w:p>
-            <w:pPr>
-              <w:spacing w:before="20" w:after="20"/>
-              <w:jc w:val="center"/>
-            </w:pPr>
-            <w:r/>
-            <w:r>
-              <w:rPr>
-                <w:rFonts w:ascii="Calibri" w:hAnsi="Calibri"/>
-                <w:b w:val="0"/>
-                <w:sz w:val="15"/>
-              </w:rPr>
-              <w:t>3</w:t>
-            </w:r>
-          </w:p>
-        </w:tc>
-        <w:tc>
-          <w:tcPr>
-            <w:tcW w:type="dxa" w:w="3628"/>
-          </w:tcPr>
-          <w:p>
-            <w:pPr>
-              <w:spacing w:before="20" w:after="20"/>
-            </w:pPr>
-            <w:r/>
-            <w:r>
-              <w:rPr>
-                <w:rFonts w:ascii="Calibri" w:hAnsi="Calibri"/>
-                <w:b w:val="0"/>
-                <w:sz w:val="15"/>
-              </w:rPr>
-              <w:t>Paket wajib</w:t>
-            </w:r>
-          </w:p>
-        </w:tc>
-        <w:tc>
-          <w:tcPr>
-            <w:tcW w:type="dxa" w:w="1928"/>
-          </w:tcPr>
-          <w:p>
-            <w:pPr>
-              <w:spacing w:before="20" w:after="20"/>
-            </w:pPr>
-            <w:r/>
-            <w:r>
-              <w:rPr>
-                <w:rFonts w:ascii="Calibri" w:hAnsi="Calibri"/>
-                <w:b w:val="0"/>
-                <w:sz w:val="15"/>
-              </w:rPr>
-              <w:t>—</w:t>
-            </w:r>
-          </w:p>
-        </w:tc>
-        <w:tc>
-          <w:tcPr>
-            <w:tcW w:type="dxa" w:w="1928"/>
-            <w:shd w:fill="FFC7CE"/>
-          </w:tcPr>
-          <w:p>
-            <w:pPr>
-              <w:spacing w:before="20" w:after="20"/>
-              <w:jc w:val="center"/>
-            </w:pPr>
-            <w:r/>
-            <w:r>
-              <w:rPr>
-                <w:rFonts w:ascii="Calibri" w:hAnsi="Calibri"/>
-                <w:b/>
-                <w:color w:val="9C0006"/>
-                <w:sz w:val="15"/>
-              </w:rPr>
-              <w:t>Wajib ditempuh</w:t>
             </w:r>
           </w:p>
         </w:tc>

--- a/KURIKULUM2026_REVISI/024_RINGKAS_EKIVALENSI_UNTUK_AWAM.docx
+++ b/KURIKULUM2026_REVISI/024_RINGKAS_EKIVALENSI_UNTUK_AWAM.docx
@@ -3246,7 +3246,7 @@
                 <w:b w:val="0"/>
                 <w:sz w:val="16"/>
               </w:rPr>
-              <w:t>Dua MK mengampu BK yang sama (BK-IS13 / BK-IT09) dengan overlap ± 70%. Materi riset pengguna lanjutan dipindahkan ke elektif `STC-01` UX Research &amp; Design</w:t>
+              <w:t>Dua MK mengampu BK yang sama (BK-IS13 / BK-IT09) dengan overlap ± 70%. Materi riset pengguna lanjutan dipindahkan ke elektif `STC-501` UX Research &amp; Design</w:t>
             </w:r>
           </w:p>
         </w:tc>
@@ -3325,7 +3325,7 @@
                 <w:b w:val="0"/>
                 <w:sz w:val="16"/>
               </w:rPr>
-              <w:t>STC-04 Immersive Media &amp; XR Development</w:t>
+              <w:t>STC-701 Immersive Media &amp; XR Development</w:t>
             </w:r>
           </w:p>
         </w:tc>
@@ -7540,7 +7540,7 @@
                 <w:b w:val="0"/>
                 <w:sz w:val="15"/>
               </w:rPr>
-              <w:t>STC-04</w:t>
+              <w:t>STC-701</w:t>
             </w:r>
           </w:p>
         </w:tc>
@@ -7720,7 +7720,7 @@
                 <w:b w:val="0"/>
                 <w:sz w:val="15"/>
               </w:rPr>
-              <w:t>STA-02</w:t>
+              <w:t>STA-601</w:t>
             </w:r>
           </w:p>
         </w:tc>
@@ -10597,7 +10597,7 @@
                 <w:b w:val="0"/>
                 <w:sz w:val="15"/>
               </w:rPr>
-              <w:t>STB-01</w:t>
+              <w:t>STB-501</w:t>
             </w:r>
           </w:p>
         </w:tc>
@@ -10957,7 +10957,7 @@
                 <w:b w:val="0"/>
                 <w:sz w:val="15"/>
               </w:rPr>
-              <w:t>STC-04</w:t>
+              <w:t>STC-701</w:t>
             </w:r>
           </w:p>
         </w:tc>
@@ -11317,7 +11317,7 @@
                 <w:b w:val="0"/>
                 <w:sz w:val="15"/>
               </w:rPr>
-              <w:t>STA-01</w:t>
+              <w:t>STA-501</w:t>
             </w:r>
           </w:p>
         </w:tc>
@@ -13476,7 +13476,7 @@
                 <w:b w:val="0"/>
                 <w:sz w:val="15"/>
               </w:rPr>
-              <w:t>STB-04</w:t>
+              <w:t>STB-701</w:t>
             </w:r>
           </w:p>
         </w:tc>
@@ -18910,7 +18910,7 @@
                 <w:b w:val="0"/>
                 <w:sz w:val="15"/>
               </w:rPr>
-              <w:t>STA-01</w:t>
+              <w:t>STA-501</w:t>
             </w:r>
           </w:p>
         </w:tc>
@@ -19050,7 +19050,7 @@
                 <w:b w:val="0"/>
                 <w:sz w:val="15"/>
               </w:rPr>
-              <w:t>STB-01</w:t>
+              <w:t>STB-501</w:t>
             </w:r>
           </w:p>
         </w:tc>
@@ -19190,7 +19190,7 @@
                 <w:b w:val="0"/>
                 <w:sz w:val="15"/>
               </w:rPr>
-              <w:t>STC-01</w:t>
+              <w:t>STC-501</w:t>
             </w:r>
           </w:p>
         </w:tc>
@@ -20170,7 +20170,7 @@
                 <w:b w:val="0"/>
                 <w:sz w:val="15"/>
               </w:rPr>
-              <w:t>STA-02</w:t>
+              <w:t>STA-601</w:t>
             </w:r>
           </w:p>
         </w:tc>
@@ -20310,7 +20310,7 @@
                 <w:b w:val="0"/>
                 <w:sz w:val="15"/>
               </w:rPr>
-              <w:t>STA-03</w:t>
+              <w:t>STA-602</w:t>
             </w:r>
           </w:p>
         </w:tc>
@@ -20450,7 +20450,7 @@
                 <w:b w:val="0"/>
                 <w:sz w:val="15"/>
               </w:rPr>
-              <w:t>STB-02</w:t>
+              <w:t>STB-601</w:t>
             </w:r>
           </w:p>
         </w:tc>
@@ -20590,7 +20590,7 @@
                 <w:b w:val="0"/>
                 <w:sz w:val="15"/>
               </w:rPr>
-              <w:t>STB-03</w:t>
+              <w:t>STB-602</w:t>
             </w:r>
           </w:p>
         </w:tc>
@@ -20730,7 +20730,7 @@
                 <w:b w:val="0"/>
                 <w:sz w:val="15"/>
               </w:rPr>
-              <w:t>STC-02</w:t>
+              <w:t>STC-601</w:t>
             </w:r>
           </w:p>
         </w:tc>
@@ -20870,7 +20870,7 @@
                 <w:b w:val="0"/>
                 <w:sz w:val="15"/>
               </w:rPr>
-              <w:t>STC-03</w:t>
+              <w:t>STC-602</w:t>
             </w:r>
           </w:p>
         </w:tc>
@@ -21990,7 +21990,7 @@
                 <w:b w:val="0"/>
                 <w:sz w:val="15"/>
               </w:rPr>
-              <w:t>STA-04</w:t>
+              <w:t>STA-701</w:t>
             </w:r>
           </w:p>
         </w:tc>
@@ -22130,7 +22130,7 @@
                 <w:b w:val="0"/>
                 <w:sz w:val="15"/>
               </w:rPr>
-              <w:t>STA-05</w:t>
+              <w:t>STA-702</w:t>
             </w:r>
           </w:p>
         </w:tc>
@@ -22270,7 +22270,7 @@
                 <w:b w:val="0"/>
                 <w:sz w:val="15"/>
               </w:rPr>
-              <w:t>STA-06</w:t>
+              <w:t>STA-703</w:t>
             </w:r>
           </w:p>
         </w:tc>
@@ -22410,7 +22410,7 @@
                 <w:b w:val="0"/>
                 <w:sz w:val="15"/>
               </w:rPr>
-              <w:t>STB-04</w:t>
+              <w:t>STB-701</w:t>
             </w:r>
           </w:p>
         </w:tc>
@@ -22550,7 +22550,7 @@
                 <w:b w:val="0"/>
                 <w:sz w:val="15"/>
               </w:rPr>
-              <w:t>STB-05</w:t>
+              <w:t>STB-702</w:t>
             </w:r>
           </w:p>
         </w:tc>
@@ -22690,7 +22690,7 @@
                 <w:b w:val="0"/>
                 <w:sz w:val="15"/>
               </w:rPr>
-              <w:t>STB-06</w:t>
+              <w:t>STB-703</w:t>
             </w:r>
           </w:p>
         </w:tc>
@@ -22830,7 +22830,7 @@
                 <w:b w:val="0"/>
                 <w:sz w:val="15"/>
               </w:rPr>
-              <w:t>STC-04</w:t>
+              <w:t>STC-701</w:t>
             </w:r>
           </w:p>
         </w:tc>
@@ -22970,7 +22970,7 @@
                 <w:b w:val="0"/>
                 <w:sz w:val="15"/>
               </w:rPr>
-              <w:t>STC-05</w:t>
+              <w:t>STC-702</w:t>
             </w:r>
           </w:p>
         </w:tc>
@@ -23110,7 +23110,7 @@
                 <w:b w:val="0"/>
                 <w:sz w:val="15"/>
               </w:rPr>
-              <w:t>STC-06</w:t>
+              <w:t>STC-703</w:t>
             </w:r>
           </w:p>
         </w:tc>
@@ -23761,7 +23761,7 @@
                 <w:b w:val="0"/>
                 <w:sz w:val="15"/>
               </w:rPr>
-              <w:t>STA-01</w:t>
+              <w:t>STA-501</w:t>
             </w:r>
           </w:p>
         </w:tc>
@@ -23901,7 +23901,7 @@
                 <w:b w:val="0"/>
                 <w:sz w:val="15"/>
               </w:rPr>
-              <w:t>STA-02</w:t>
+              <w:t>STA-601</w:t>
             </w:r>
           </w:p>
         </w:tc>
@@ -24041,7 +24041,7 @@
                 <w:b w:val="0"/>
                 <w:sz w:val="15"/>
               </w:rPr>
-              <w:t>STA-03</w:t>
+              <w:t>STA-602</w:t>
             </w:r>
           </w:p>
         </w:tc>
@@ -24181,7 +24181,7 @@
                 <w:b w:val="0"/>
                 <w:sz w:val="15"/>
               </w:rPr>
-              <w:t>STA-04</w:t>
+              <w:t>STA-701</w:t>
             </w:r>
           </w:p>
         </w:tc>
@@ -24321,7 +24321,7 @@
                 <w:b w:val="0"/>
                 <w:sz w:val="15"/>
               </w:rPr>
-              <w:t>STA-05</w:t>
+              <w:t>STA-702</w:t>
             </w:r>
           </w:p>
         </w:tc>
@@ -24461,7 +24461,7 @@
                 <w:b w:val="0"/>
                 <w:sz w:val="15"/>
               </w:rPr>
-              <w:t>STA-06</w:t>
+              <w:t>STA-703</w:t>
             </w:r>
           </w:p>
         </w:tc>
@@ -24601,7 +24601,7 @@
                 <w:b w:val="0"/>
                 <w:sz w:val="15"/>
               </w:rPr>
-              <w:t>STB-01</w:t>
+              <w:t>STB-501</w:t>
             </w:r>
           </w:p>
         </w:tc>
@@ -24741,7 +24741,7 @@
                 <w:b w:val="0"/>
                 <w:sz w:val="15"/>
               </w:rPr>
-              <w:t>STB-02</w:t>
+              <w:t>STB-601</w:t>
             </w:r>
           </w:p>
         </w:tc>
@@ -24881,7 +24881,7 @@
                 <w:b w:val="0"/>
                 <w:sz w:val="15"/>
               </w:rPr>
-              <w:t>STB-03</w:t>
+              <w:t>STB-602</w:t>
             </w:r>
           </w:p>
         </w:tc>
@@ -25021,7 +25021,7 @@
                 <w:b w:val="0"/>
                 <w:sz w:val="15"/>
               </w:rPr>
-              <w:t>STB-04</w:t>
+              <w:t>STB-701</w:t>
             </w:r>
           </w:p>
         </w:tc>
@@ -25161,7 +25161,7 @@
                 <w:b w:val="0"/>
                 <w:sz w:val="15"/>
               </w:rPr>
-              <w:t>STB-05</w:t>
+              <w:t>STB-702</w:t>
             </w:r>
           </w:p>
         </w:tc>
@@ -25301,7 +25301,7 @@
                 <w:b w:val="0"/>
                 <w:sz w:val="15"/>
               </w:rPr>
-              <w:t>STB-06</w:t>
+              <w:t>STB-703</w:t>
             </w:r>
           </w:p>
         </w:tc>
@@ -25441,7 +25441,7 @@
                 <w:b w:val="0"/>
                 <w:sz w:val="15"/>
               </w:rPr>
-              <w:t>STC-01</w:t>
+              <w:t>STC-501</w:t>
             </w:r>
           </w:p>
         </w:tc>
@@ -25581,7 +25581,7 @@
                 <w:b w:val="0"/>
                 <w:sz w:val="15"/>
               </w:rPr>
-              <w:t>STC-02</w:t>
+              <w:t>STC-601</w:t>
             </w:r>
           </w:p>
         </w:tc>
@@ -25721,7 +25721,7 @@
                 <w:b w:val="0"/>
                 <w:sz w:val="15"/>
               </w:rPr>
-              <w:t>STC-03</w:t>
+              <w:t>STC-602</w:t>
             </w:r>
           </w:p>
         </w:tc>
@@ -25861,7 +25861,7 @@
                 <w:b w:val="0"/>
                 <w:sz w:val="15"/>
               </w:rPr>
-              <w:t>STC-04</w:t>
+              <w:t>STC-701</w:t>
             </w:r>
           </w:p>
         </w:tc>
@@ -26001,7 +26001,7 @@
                 <w:b w:val="0"/>
                 <w:sz w:val="15"/>
               </w:rPr>
-              <w:t>STC-05</w:t>
+              <w:t>STC-702</w:t>
             </w:r>
           </w:p>
         </w:tc>
@@ -26141,7 +26141,7 @@
                 <w:b w:val="0"/>
                 <w:sz w:val="15"/>
               </w:rPr>
-              <w:t>STC-06</w:t>
+              <w:t>STC-703</w:t>
             </w:r>
           </w:p>
         </w:tc>
